--- a/📄 Dokumentation.docx
+++ b/📄 Dokumentation.docx
@@ -126,7 +126,7 @@
           <w:lang w:eastAsia="en-GB"/>
         </w:rPr>
         <w:pict w14:anchorId="4194B5BB">
-          <v:rect id="_x0000_i1067" alt="" style="width:451.3pt;height:.05pt;mso-width-percent:0;mso-height-percent:0;mso-width-percent:0;mso-height-percent:0" o:hralign="center" o:hrstd="t" o:hr="t" fillcolor="#a0a0a0" stroked="f"/>
+          <v:rect id="_x0000_i1089" alt="" style="width:451.3pt;height:.05pt;mso-width-percent:0;mso-height-percent:0;mso-width-percent:0;mso-height-percent:0" o:hralign="center" o:hrstd="t" o:hr="t" fillcolor="#a0a0a0" stroked="f"/>
         </w:pict>
       </w:r>
     </w:p>
@@ -333,7 +333,7 @@
           <w:lang w:eastAsia="en-GB"/>
         </w:rPr>
         <w:pict w14:anchorId="010CB036">
-          <v:rect id="_x0000_i1066" alt="" style="width:451.3pt;height:.05pt;mso-width-percent:0;mso-height-percent:0;mso-width-percent:0;mso-height-percent:0" o:hralign="center" o:hrstd="t" o:hr="t" fillcolor="#a0a0a0" stroked="f"/>
+          <v:rect id="_x0000_i1088" alt="" style="width:451.3pt;height:.05pt;mso-width-percent:0;mso-height-percent:0;mso-width-percent:0;mso-height-percent:0" o:hralign="center" o:hrstd="t" o:hr="t" fillcolor="#a0a0a0" stroked="f"/>
         </w:pict>
       </w:r>
     </w:p>
@@ -891,7 +891,7 @@
           <w:lang w:eastAsia="en-GB"/>
         </w:rPr>
         <w:pict w14:anchorId="5ED0C2F5">
-          <v:rect id="_x0000_i1065" alt="" style="width:451.3pt;height:.05pt;mso-width-percent:0;mso-height-percent:0;mso-width-percent:0;mso-height-percent:0" o:hralign="center" o:hrstd="t" o:hr="t" fillcolor="#a0a0a0" stroked="f"/>
+          <v:rect id="_x0000_i1087" alt="" style="width:451.3pt;height:.05pt;mso-width-percent:0;mso-height-percent:0;mso-width-percent:0;mso-height-percent:0" o:hralign="center" o:hrstd="t" o:hr="t" fillcolor="#a0a0a0" stroked="f"/>
         </w:pict>
       </w:r>
     </w:p>
@@ -1149,7 +1149,7 @@
           <w:lang w:eastAsia="en-GB"/>
         </w:rPr>
         <w:pict w14:anchorId="09D42BD1">
-          <v:rect id="_x0000_i1064" alt="" style="width:451.3pt;height:.05pt;mso-width-percent:0;mso-height-percent:0;mso-width-percent:0;mso-height-percent:0" o:hralign="center" o:hrstd="t" o:hr="t" fillcolor="#a0a0a0" stroked="f"/>
+          <v:rect id="_x0000_i1086" alt="" style="width:451.3pt;height:.05pt;mso-width-percent:0;mso-height-percent:0;mso-width-percent:0;mso-height-percent:0" o:hralign="center" o:hrstd="t" o:hr="t" fillcolor="#a0a0a0" stroked="f"/>
         </w:pict>
       </w:r>
     </w:p>
@@ -1735,7 +1735,7 @@
           <w:lang w:eastAsia="en-GB"/>
         </w:rPr>
         <w:pict w14:anchorId="2BA1A4B4">
-          <v:rect id="_x0000_i1063" alt="" style="width:451.3pt;height:.05pt;mso-width-percent:0;mso-height-percent:0;mso-width-percent:0;mso-height-percent:0" o:hralign="center" o:hrstd="t" o:hr="t" fillcolor="#a0a0a0" stroked="f"/>
+          <v:rect id="_x0000_i1085" alt="" style="width:451.3pt;height:.05pt;mso-width-percent:0;mso-height-percent:0;mso-width-percent:0;mso-height-percent:0" o:hralign="center" o:hrstd="t" o:hr="t" fillcolor="#a0a0a0" stroked="f"/>
         </w:pict>
       </w:r>
     </w:p>
@@ -1994,7 +1994,7 @@
           <w:lang w:eastAsia="en-GB"/>
         </w:rPr>
         <w:pict w14:anchorId="73385492">
-          <v:rect id="_x0000_i1062" alt="" style="width:451.3pt;height:.05pt;mso-width-percent:0;mso-height-percent:0;mso-width-percent:0;mso-height-percent:0" o:hralign="center" o:hrstd="t" o:hr="t" fillcolor="#a0a0a0" stroked="f"/>
+          <v:rect id="_x0000_i1084" alt="" style="width:451.3pt;height:.05pt;mso-width-percent:0;mso-height-percent:0;mso-width-percent:0;mso-height-percent:0" o:hralign="center" o:hrstd="t" o:hr="t" fillcolor="#a0a0a0" stroked="f"/>
         </w:pict>
       </w:r>
     </w:p>
@@ -2303,7 +2303,7 @@
           <w:lang w:eastAsia="en-GB"/>
         </w:rPr>
         <w:pict w14:anchorId="5311544F">
-          <v:rect id="_x0000_i1061" alt="" style="width:451.3pt;height:.05pt;mso-width-percent:0;mso-height-percent:0;mso-width-percent:0;mso-height-percent:0" o:hralign="center" o:hrstd="t" o:hr="t" fillcolor="#a0a0a0" stroked="f"/>
+          <v:rect id="_x0000_i1083" alt="" style="width:451.3pt;height:.05pt;mso-width-percent:0;mso-height-percent:0;mso-width-percent:0;mso-height-percent:0" o:hralign="center" o:hrstd="t" o:hr="t" fillcolor="#a0a0a0" stroked="f"/>
         </w:pict>
       </w:r>
     </w:p>
@@ -2582,7 +2582,7 @@
           <w:lang w:eastAsia="en-GB"/>
         </w:rPr>
         <w:pict w14:anchorId="5ADC2A7F">
-          <v:rect id="_x0000_i1060" alt="" style="width:451.3pt;height:.05pt;mso-width-percent:0;mso-height-percent:0;mso-width-percent:0;mso-height-percent:0" o:hralign="center" o:hrstd="t" o:hr="t" fillcolor="#a0a0a0" stroked="f"/>
+          <v:rect id="_x0000_i1082" alt="" style="width:451.3pt;height:.05pt;mso-width-percent:0;mso-height-percent:0;mso-width-percent:0;mso-height-percent:0" o:hralign="center" o:hrstd="t" o:hr="t" fillcolor="#a0a0a0" stroked="f"/>
         </w:pict>
       </w:r>
     </w:p>
@@ -2891,7 +2891,7 @@
           <w:lang w:eastAsia="en-GB"/>
         </w:rPr>
         <w:pict w14:anchorId="4B573522">
-          <v:rect id="_x0000_i1059" alt="" style="width:451.3pt;height:.05pt;mso-width-percent:0;mso-height-percent:0;mso-width-percent:0;mso-height-percent:0" o:hralign="center" o:hrstd="t" o:hr="t" fillcolor="#a0a0a0" stroked="f"/>
+          <v:rect id="_x0000_i1081" alt="" style="width:451.3pt;height:.05pt;mso-width-percent:0;mso-height-percent:0;mso-width-percent:0;mso-height-percent:0" o:hralign="center" o:hrstd="t" o:hr="t" fillcolor="#a0a0a0" stroked="f"/>
         </w:pict>
       </w:r>
     </w:p>
@@ -3278,7 +3278,7 @@
           <w:lang w:eastAsia="en-GB"/>
         </w:rPr>
         <w:pict w14:anchorId="6B9E41E0">
-          <v:rect id="_x0000_i1058" alt="" style="width:451.3pt;height:.05pt;mso-width-percent:0;mso-height-percent:0;mso-width-percent:0;mso-height-percent:0" o:hralign="center" o:hrstd="t" o:hr="t" fillcolor="#a0a0a0" stroked="f"/>
+          <v:rect id="_x0000_i1080" alt="" style="width:451.3pt;height:.05pt;mso-width-percent:0;mso-height-percent:0;mso-width-percent:0;mso-height-percent:0" o:hralign="center" o:hrstd="t" o:hr="t" fillcolor="#a0a0a0" stroked="f"/>
         </w:pict>
       </w:r>
     </w:p>
@@ -3509,7 +3509,7 @@
           <w:lang w:eastAsia="en-GB"/>
         </w:rPr>
         <w:pict w14:anchorId="31521720">
-          <v:rect id="_x0000_i1057" alt="" style="width:451.3pt;height:.05pt;mso-width-percent:0;mso-height-percent:0;mso-width-percent:0;mso-height-percent:0" o:hralign="center" o:hrstd="t" o:hr="t" fillcolor="#a0a0a0" stroked="f"/>
+          <v:rect id="_x0000_i1079" alt="" style="width:451.3pt;height:.05pt;mso-width-percent:0;mso-height-percent:0;mso-width-percent:0;mso-height-percent:0" o:hralign="center" o:hrstd="t" o:hr="t" fillcolor="#a0a0a0" stroked="f"/>
         </w:pict>
       </w:r>
     </w:p>
@@ -3892,7 +3892,7 @@
           <w:lang w:eastAsia="en-GB"/>
         </w:rPr>
         <w:pict w14:anchorId="354DFDEB">
-          <v:rect id="_x0000_i1056" alt="" style="width:451.3pt;height:.05pt;mso-width-percent:0;mso-height-percent:0;mso-width-percent:0;mso-height-percent:0" o:hralign="center" o:hrstd="t" o:hr="t" fillcolor="#a0a0a0" stroked="f"/>
+          <v:rect id="_x0000_i1078" alt="" style="width:451.3pt;height:.05pt;mso-width-percent:0;mso-height-percent:0;mso-width-percent:0;mso-height-percent:0" o:hralign="center" o:hrstd="t" o:hr="t" fillcolor="#a0a0a0" stroked="f"/>
         </w:pict>
       </w:r>
     </w:p>
@@ -4182,7 +4182,7 @@
           <w:lang w:eastAsia="en-GB"/>
         </w:rPr>
         <w:pict w14:anchorId="0C12EB4E">
-          <v:rect id="_x0000_i1055" alt="" style="width:451.3pt;height:.05pt;mso-width-percent:0;mso-height-percent:0;mso-width-percent:0;mso-height-percent:0" o:hralign="center" o:hrstd="t" o:hr="t" fillcolor="#a0a0a0" stroked="f"/>
+          <v:rect id="_x0000_i1077" alt="" style="width:451.3pt;height:.05pt;mso-width-percent:0;mso-height-percent:0;mso-width-percent:0;mso-height-percent:0" o:hralign="center" o:hrstd="t" o:hr="t" fillcolor="#a0a0a0" stroked="f"/>
         </w:pict>
       </w:r>
     </w:p>
@@ -4461,7 +4461,7 @@
           <w:lang w:eastAsia="en-GB"/>
         </w:rPr>
         <w:pict w14:anchorId="4CD9B506">
-          <v:rect id="_x0000_i1054" alt="" style="width:451.3pt;height:.05pt;mso-width-percent:0;mso-height-percent:0;mso-width-percent:0;mso-height-percent:0" o:hralign="center" o:hrstd="t" o:hr="t" fillcolor="#a0a0a0" stroked="f"/>
+          <v:rect id="_x0000_i1076" alt="" style="width:451.3pt;height:.05pt;mso-width-percent:0;mso-height-percent:0;mso-width-percent:0;mso-height-percent:0" o:hralign="center" o:hrstd="t" o:hr="t" fillcolor="#a0a0a0" stroked="f"/>
         </w:pict>
       </w:r>
     </w:p>
@@ -4678,7 +4678,7 @@
           <w:lang w:eastAsia="en-GB"/>
         </w:rPr>
         <w:pict w14:anchorId="57028F07">
-          <v:rect id="_x0000_i1053" alt="" style="width:451.3pt;height:.05pt;mso-width-percent:0;mso-height-percent:0;mso-width-percent:0;mso-height-percent:0" o:hralign="center" o:hrstd="t" o:hr="t" fillcolor="#a0a0a0" stroked="f"/>
+          <v:rect id="_x0000_i1075" alt="" style="width:451.3pt;height:.05pt;mso-width-percent:0;mso-height-percent:0;mso-width-percent:0;mso-height-percent:0" o:hralign="center" o:hrstd="t" o:hr="t" fillcolor="#a0a0a0" stroked="f"/>
         </w:pict>
       </w:r>
       <w:r>
@@ -4799,7 +4799,7 @@
           <w:lang w:eastAsia="en-GB"/>
         </w:rPr>
         <w:pict w14:anchorId="3740D2E1">
-          <v:rect id="_x0000_i1052" alt="" style="width:451.3pt;height:.05pt;mso-width-percent:0;mso-height-percent:0;mso-width-percent:0;mso-height-percent:0" o:hralign="center" o:hrstd="t" o:hr="t" fillcolor="#a0a0a0" stroked="f"/>
+          <v:rect id="_x0000_i1074" alt="" style="width:451.3pt;height:.05pt;mso-width-percent:0;mso-height-percent:0;mso-width-percent:0;mso-height-percent:0" o:hralign="center" o:hrstd="t" o:hr="t" fillcolor="#a0a0a0" stroked="f"/>
         </w:pict>
       </w:r>
     </w:p>
@@ -4927,7 +4927,7 @@
           <w:lang w:eastAsia="en-GB"/>
         </w:rPr>
         <w:pict w14:anchorId="4CE6D37C">
-          <v:rect id="_x0000_i1051" alt="" style="width:451.3pt;height:.05pt;mso-width-percent:0;mso-height-percent:0;mso-width-percent:0;mso-height-percent:0" o:hralign="center" o:hrstd="t" o:hr="t" fillcolor="#a0a0a0" stroked="f"/>
+          <v:rect id="_x0000_i1073" alt="" style="width:451.3pt;height:.05pt;mso-width-percent:0;mso-height-percent:0;mso-width-percent:0;mso-height-percent:0" o:hralign="center" o:hrstd="t" o:hr="t" fillcolor="#a0a0a0" stroked="f"/>
         </w:pict>
       </w:r>
     </w:p>
@@ -5104,12 +5104,12 @@
       <w:r>
         <w:rPr>
           <w:rFonts w:ascii="Times New Roman" w:eastAsia="Times New Roman" w:hAnsi="Times New Roman" w:cs="Times New Roman"/>
-          <w:kern w:val="0"/>
-          <w:lang w:eastAsia="en-GB"/>
-          <w14:ligatures w14:val="none"/>
+          <w:noProof/>
+          <w:kern w:val="0"/>
+          <w:lang w:eastAsia="en-GB"/>
         </w:rPr>
         <w:pict w14:anchorId="4E4C1C67">
-          <v:rect id="_x0000_i1042" style="width:0;height:1.5pt" o:hralign="center" o:hrstd="t" o:hr="t" fillcolor="#a0a0a0" stroked="f"/>
+          <v:rect id="_x0000_i1072" alt="" style="width:451.3pt;height:.05pt;mso-width-percent:0;mso-height-percent:0;mso-width-percent:0;mso-height-percent:0" o:hralign="center" o:hrstd="t" o:hr="t" fillcolor="#a0a0a0" stroked="f"/>
         </w:pict>
       </w:r>
     </w:p>
@@ -5574,12 +5574,12 @@
       <w:r>
         <w:rPr>
           <w:rFonts w:ascii="Times New Roman" w:eastAsia="Times New Roman" w:hAnsi="Times New Roman" w:cs="Times New Roman"/>
-          <w:kern w:val="0"/>
-          <w:lang w:eastAsia="en-GB"/>
-          <w14:ligatures w14:val="none"/>
+          <w:noProof/>
+          <w:kern w:val="0"/>
+          <w:lang w:eastAsia="en-GB"/>
         </w:rPr>
         <w:pict w14:anchorId="58EA8BE2">
-          <v:rect id="_x0000_i1043" style="width:0;height:1.5pt" o:hralign="center" o:hrstd="t" o:hr="t" fillcolor="#a0a0a0" stroked="f"/>
+          <v:rect id="_x0000_i1071" alt="" style="width:451.3pt;height:.05pt;mso-width-percent:0;mso-height-percent:0;mso-width-percent:0;mso-height-percent:0" o:hralign="center" o:hrstd="t" o:hr="t" fillcolor="#a0a0a0" stroked="f"/>
         </w:pict>
       </w:r>
     </w:p>
@@ -5848,12 +5848,12 @@
       <w:r>
         <w:rPr>
           <w:rFonts w:ascii="Times New Roman" w:eastAsia="Times New Roman" w:hAnsi="Times New Roman" w:cs="Times New Roman"/>
-          <w:kern w:val="0"/>
-          <w:lang w:eastAsia="en-GB"/>
-          <w14:ligatures w14:val="none"/>
+          <w:noProof/>
+          <w:kern w:val="0"/>
+          <w:lang w:eastAsia="en-GB"/>
         </w:rPr>
         <w:pict w14:anchorId="39054F98">
-          <v:rect id="_x0000_i1044" style="width:0;height:1.5pt" o:hralign="center" o:hrstd="t" o:hr="t" fillcolor="#a0a0a0" stroked="f"/>
+          <v:rect id="_x0000_i1070" alt="" style="width:451.3pt;height:.05pt;mso-width-percent:0;mso-height-percent:0;mso-width-percent:0;mso-height-percent:0" o:hralign="center" o:hrstd="t" o:hr="t" fillcolor="#a0a0a0" stroked="f"/>
         </w:pict>
       </w:r>
     </w:p>
@@ -6242,12 +6242,12 @@
       <w:r>
         <w:rPr>
           <w:rFonts w:ascii="Times New Roman" w:eastAsia="Times New Roman" w:hAnsi="Times New Roman" w:cs="Times New Roman"/>
-          <w:kern w:val="0"/>
-          <w:lang w:eastAsia="en-GB"/>
-          <w14:ligatures w14:val="none"/>
+          <w:noProof/>
+          <w:kern w:val="0"/>
+          <w:lang w:eastAsia="en-GB"/>
         </w:rPr>
         <w:pict w14:anchorId="1BCB42AD">
-          <v:rect id="_x0000_i1045" style="width:0;height:1.5pt" o:hralign="center" o:hrstd="t" o:hr="t" fillcolor="#a0a0a0" stroked="f"/>
+          <v:rect id="_x0000_i1069" alt="" style="width:451.3pt;height:.05pt;mso-width-percent:0;mso-height-percent:0;mso-width-percent:0;mso-height-percent:0" o:hralign="center" o:hrstd="t" o:hr="t" fillcolor="#a0a0a0" stroked="f"/>
         </w:pict>
       </w:r>
     </w:p>
@@ -6781,7 +6781,7 @@
           <w:lang w:eastAsia="en-GB"/>
         </w:rPr>
         <w:pict w14:anchorId="5FC9B31F">
-          <v:rect id="_x0000_i1050" alt="" style="width:451.3pt;height:.05pt;mso-width-percent:0;mso-height-percent:0;mso-width-percent:0;mso-height-percent:0" o:hralign="center" o:hrstd="t" o:hr="t" fillcolor="#a0a0a0" stroked="f"/>
+          <v:rect id="_x0000_i1068" alt="" style="width:451.3pt;height:.05pt;mso-width-percent:0;mso-height-percent:0;mso-width-percent:0;mso-height-percent:0" o:hralign="center" o:hrstd="t" o:hr="t" fillcolor="#a0a0a0" stroked="f"/>
         </w:pict>
       </w:r>
     </w:p>
@@ -7104,7 +7104,7 @@
           <w:lang w:eastAsia="en-GB"/>
         </w:rPr>
         <w:pict w14:anchorId="57E9A904">
-          <v:rect id="_x0000_i1049" alt="" style="width:451.3pt;height:.05pt;mso-width-percent:0;mso-height-percent:0;mso-width-percent:0;mso-height-percent:0" o:hralign="center" o:hrstd="t" o:hr="t" fillcolor="#a0a0a0" stroked="f"/>
+          <v:rect id="_x0000_i1067" alt="" style="width:451.3pt;height:.05pt;mso-width-percent:0;mso-height-percent:0;mso-width-percent:0;mso-height-percent:0" o:hralign="center" o:hrstd="t" o:hr="t" fillcolor="#a0a0a0" stroked="f"/>
         </w:pict>
       </w:r>
     </w:p>
@@ -7278,7 +7278,7 @@
           <w:lang w:eastAsia="en-GB"/>
         </w:rPr>
         <w:pict w14:anchorId="3A05E8DA">
-          <v:rect id="_x0000_i1048" alt="" style="width:451.3pt;height:.05pt;mso-width-percent:0;mso-height-percent:0;mso-width-percent:0;mso-height-percent:0" o:hralign="center" o:hrstd="t" o:hr="t" fillcolor="#a0a0a0" stroked="f"/>
+          <v:rect id="_x0000_i1066" alt="" style="width:451.3pt;height:.05pt;mso-width-percent:0;mso-height-percent:0;mso-width-percent:0;mso-height-percent:0" o:hralign="center" o:hrstd="t" o:hr="t" fillcolor="#a0a0a0" stroked="f"/>
         </w:pict>
       </w:r>
     </w:p>
@@ -7414,7 +7414,7 @@
           <w:lang w:eastAsia="en-GB"/>
         </w:rPr>
         <w:pict w14:anchorId="0FC2CA57">
-          <v:rect id="_x0000_i1047" alt="" style="width:451.3pt;height:.05pt;mso-width-percent:0;mso-height-percent:0;mso-width-percent:0;mso-height-percent:0" o:hralign="center" o:hrstd="t" o:hr="t" fillcolor="#a0a0a0" stroked="f"/>
+          <v:rect id="_x0000_i1065" alt="" style="width:451.3pt;height:.05pt;mso-width-percent:0;mso-height-percent:0;mso-width-percent:0;mso-height-percent:0" o:hralign="center" o:hrstd="t" o:hr="t" fillcolor="#a0a0a0" stroked="f"/>
         </w:pict>
       </w:r>
     </w:p>
@@ -7631,7 +7631,7 @@
           <w:lang w:eastAsia="en-GB"/>
         </w:rPr>
         <w:pict w14:anchorId="3ED92899">
-          <v:rect id="_x0000_i1046" alt="" style="width:451.3pt;height:.05pt;mso-width-percent:0;mso-height-percent:0;mso-width-percent:0;mso-height-percent:0" o:hralign="center" o:hrstd="t" o:hr="t" fillcolor="#a0a0a0" stroked="f"/>
+          <v:rect id="_x0000_i1064" alt="" style="width:451.3pt;height:.05pt;mso-width-percent:0;mso-height-percent:0;mso-width-percent:0;mso-height-percent:0" o:hralign="center" o:hrstd="t" o:hr="t" fillcolor="#a0a0a0" stroked="f"/>
         </w:pict>
       </w:r>
     </w:p>
@@ -7711,7 +7711,6 @@
         <w:jc w:val="center"/>
         <w:rPr>
           <w:rFonts w:ascii="Arial" w:eastAsia="Times New Roman" w:hAnsi="Arial" w:cs="Arial"/>
-          <w:vanish/>
           <w:kern w:val="0"/>
           <w:sz w:val="16"/>
           <w:szCs w:val="16"/>
@@ -7722,15 +7721,2381 @@
       <w:r>
         <w:rPr>
           <w:rFonts w:ascii="Arial" w:eastAsia="Times New Roman" w:hAnsi="Arial" w:cs="Arial"/>
-          <w:vanish/>
           <w:kern w:val="0"/>
           <w:sz w:val="16"/>
           <w:szCs w:val="16"/>
           <w:lang w:eastAsia="en-GB"/>
           <w14:ligatures w14:val="none"/>
         </w:rPr>
+        <w:t>_</w:t>
+      </w:r>
+      <w:r>
+        <w:rPr>
+          <w:rFonts w:ascii="Arial" w:eastAsia="Times New Roman" w:hAnsi="Arial" w:cs="Arial"/>
+          <w:vanish/>
+          <w:kern w:val="0"/>
+          <w:sz w:val="16"/>
+          <w:szCs w:val="16"/>
+          <w:lang w:eastAsia="en-GB"/>
+          <w14:ligatures w14:val="none"/>
+        </w:rPr>
         <w:t>Bottom of Form</w:t>
       </w:r>
+    </w:p>
+    <w:p>
+      <w:pPr>
+        <w:pBdr>
+          <w:top w:val="single" w:sz="6" w:space="1" w:color="auto"/>
+        </w:pBdr>
+        <w:spacing w:after="0" w:line="240" w:lineRule="auto"/>
+        <w:jc w:val="center"/>
+        <w:rPr>
+          <w:rFonts w:ascii="Arial" w:eastAsia="Times New Roman" w:hAnsi="Arial" w:cs="Arial"/>
+          <w:kern w:val="0"/>
+          <w:sz w:val="16"/>
+          <w:szCs w:val="16"/>
+          <w:lang w:eastAsia="en-GB"/>
+          <w14:ligatures w14:val="none"/>
+        </w:rPr>
+      </w:pPr>
+    </w:p>
+    <w:p>
+      <w:pPr>
+        <w:pBdr>
+          <w:top w:val="single" w:sz="6" w:space="1" w:color="auto"/>
+        </w:pBdr>
+        <w:spacing w:after="0" w:line="240" w:lineRule="auto"/>
+        <w:jc w:val="center"/>
+        <w:rPr>
+          <w:rFonts w:ascii="Arial" w:eastAsia="Times New Roman" w:hAnsi="Arial" w:cs="Arial"/>
+          <w:kern w:val="0"/>
+          <w:sz w:val="16"/>
+          <w:szCs w:val="16"/>
+          <w:lang w:eastAsia="en-GB"/>
+          <w14:ligatures w14:val="none"/>
+        </w:rPr>
+      </w:pPr>
+    </w:p>
+    <w:p>
+      <w:pPr>
+        <w:spacing w:before="100" w:beforeAutospacing="1" w:after="100" w:afterAutospacing="1" w:line="240" w:lineRule="auto"/>
+        <w:outlineLvl w:val="1"/>
+        <w:rPr>
+          <w:rFonts w:ascii="Times New Roman" w:eastAsia="Times New Roman" w:hAnsi="Times New Roman" w:cs="Times New Roman"/>
+          <w:b/>
+          <w:bCs/>
+          <w:kern w:val="0"/>
+          <w:sz w:val="36"/>
+          <w:szCs w:val="36"/>
+          <w:lang w:eastAsia="en-GB"/>
+          <w14:ligatures w14:val="none"/>
+        </w:rPr>
+      </w:pPr>
+      <w:r>
+        <w:rPr>
+          <w:rFonts w:ascii="Apple Color Emoji" w:eastAsia="Times New Roman" w:hAnsi="Apple Color Emoji" w:cs="Apple Color Emoji"/>
+          <w:b/>
+          <w:bCs/>
+          <w:kern w:val="0"/>
+          <w:sz w:val="36"/>
+          <w:szCs w:val="36"/>
+          <w:lang w:eastAsia="en-GB"/>
+          <w14:ligatures w14:val="none"/>
+        </w:rPr>
+        <w:t>📅</w:t>
+      </w:r>
+      <w:r>
+        <w:rPr>
+          <w:rFonts w:ascii="Times New Roman" w:eastAsia="Times New Roman" w:hAnsi="Times New Roman" w:cs="Times New Roman"/>
+          <w:b/>
+          <w:bCs/>
+          <w:kern w:val="0"/>
+          <w:sz w:val="36"/>
+          <w:szCs w:val="36"/>
+          <w:lang w:eastAsia="en-GB"/>
+          <w14:ligatures w14:val="none"/>
+        </w:rPr>
+        <w:t xml:space="preserve"> Datum: 07.04.2026</w:t>
+      </w:r>
+    </w:p>
+    <w:p>
+      <w:pPr>
+        <w:spacing w:before="100" w:beforeAutospacing="1" w:after="100" w:afterAutospacing="1" w:line="240" w:lineRule="auto"/>
+        <w:outlineLvl w:val="1"/>
+        <w:rPr>
+          <w:rFonts w:ascii="Times New Roman" w:eastAsia="Times New Roman" w:hAnsi="Times New Roman" w:cs="Times New Roman"/>
+          <w:b/>
+          <w:bCs/>
+          <w:kern w:val="0"/>
+          <w:sz w:val="36"/>
+          <w:szCs w:val="36"/>
+          <w:lang w:eastAsia="en-GB"/>
+          <w14:ligatures w14:val="none"/>
+        </w:rPr>
+      </w:pPr>
+      <w:r>
+        <w:rPr>
+          <w:rFonts w:ascii="Apple Color Emoji" w:eastAsia="Times New Roman" w:hAnsi="Apple Color Emoji" w:cs="Apple Color Emoji"/>
+          <w:b/>
+          <w:bCs/>
+          <w:kern w:val="0"/>
+          <w:sz w:val="36"/>
+          <w:szCs w:val="36"/>
+          <w:lang w:eastAsia="en-GB"/>
+          <w14:ligatures w14:val="none"/>
+        </w:rPr>
+        <w:t>🧩</w:t>
+      </w:r>
+      <w:r>
+        <w:rPr>
+          <w:rFonts w:ascii="Times New Roman" w:eastAsia="Times New Roman" w:hAnsi="Times New Roman" w:cs="Times New Roman"/>
+          <w:b/>
+          <w:bCs/>
+          <w:kern w:val="0"/>
+          <w:sz w:val="36"/>
+          <w:szCs w:val="36"/>
+          <w:lang w:eastAsia="en-GB"/>
+          <w14:ligatures w14:val="none"/>
+        </w:rPr>
+        <w:t xml:space="preserve"> Thema: Login-System + Cardio Feature + Firebase Integration</w:t>
+      </w:r>
+    </w:p>
+    <w:p>
+      <w:pPr>
+        <w:spacing w:after="0" w:line="240" w:lineRule="auto"/>
+        <w:rPr>
+          <w:rFonts w:ascii="Times New Roman" w:eastAsia="Times New Roman" w:hAnsi="Times New Roman" w:cs="Times New Roman"/>
+          <w:kern w:val="0"/>
+          <w:lang w:eastAsia="en-GB"/>
+          <w14:ligatures w14:val="none"/>
+        </w:rPr>
+      </w:pPr>
+      <w:r>
+        <w:rPr>
+          <w:rFonts w:ascii="Times New Roman" w:eastAsia="Times New Roman" w:hAnsi="Times New Roman" w:cs="Times New Roman"/>
+          <w:noProof/>
+          <w:kern w:val="0"/>
+          <w:lang w:eastAsia="en-GB"/>
+        </w:rPr>
+        <w:pict w14:anchorId="769BA3E2">
+          <v:rect id="_x0000_i1063" alt="" style="width:451.3pt;height:.05pt;mso-width-percent:0;mso-height-percent:0;mso-width-percent:0;mso-height-percent:0" o:hralign="center" o:hrstd="t" o:hr="t" fillcolor="#a0a0a0" stroked="f"/>
+        </w:pict>
+      </w:r>
+    </w:p>
+    <w:p>
+      <w:pPr>
+        <w:spacing w:before="100" w:beforeAutospacing="1" w:after="100" w:afterAutospacing="1" w:line="240" w:lineRule="auto"/>
+        <w:outlineLvl w:val="1"/>
+        <w:rPr>
+          <w:rFonts w:ascii="Times New Roman" w:eastAsia="Times New Roman" w:hAnsi="Times New Roman" w:cs="Times New Roman"/>
+          <w:b/>
+          <w:bCs/>
+          <w:kern w:val="0"/>
+          <w:sz w:val="36"/>
+          <w:szCs w:val="36"/>
+          <w:lang w:eastAsia="en-GB"/>
+          <w14:ligatures w14:val="none"/>
+        </w:rPr>
+      </w:pPr>
+      <w:r>
+        <w:rPr>
+          <w:rFonts w:ascii="Apple Color Emoji" w:eastAsia="Times New Roman" w:hAnsi="Apple Color Emoji" w:cs="Apple Color Emoji"/>
+          <w:b/>
+          <w:bCs/>
+          <w:kern w:val="0"/>
+          <w:sz w:val="36"/>
+          <w:szCs w:val="36"/>
+          <w:lang w:eastAsia="en-GB"/>
+          <w14:ligatures w14:val="none"/>
+        </w:rPr>
+        <w:t>🔐</w:t>
+      </w:r>
+      <w:r>
+        <w:rPr>
+          <w:rFonts w:ascii="Times New Roman" w:eastAsia="Times New Roman" w:hAnsi="Times New Roman" w:cs="Times New Roman"/>
+          <w:b/>
+          <w:bCs/>
+          <w:kern w:val="0"/>
+          <w:sz w:val="36"/>
+          <w:szCs w:val="36"/>
+          <w:lang w:eastAsia="en-GB"/>
+          <w14:ligatures w14:val="none"/>
+        </w:rPr>
+        <w:t xml:space="preserve"> 1. Problem</w:t>
+      </w:r>
+    </w:p>
+    <w:p>
+      <w:pPr>
+        <w:numPr>
+          <w:ilvl w:val="0"/>
+          <w:numId w:val="23"/>
+        </w:numPr>
+        <w:spacing w:before="100" w:beforeAutospacing="1" w:after="100" w:afterAutospacing="1" w:line="240" w:lineRule="auto"/>
+        <w:rPr>
+          <w:rFonts w:ascii="Times New Roman" w:eastAsia="Times New Roman" w:hAnsi="Times New Roman" w:cs="Times New Roman"/>
+          <w:kern w:val="0"/>
+          <w:lang w:eastAsia="en-GB"/>
+          <w14:ligatures w14:val="none"/>
+        </w:rPr>
+      </w:pPr>
+      <w:r>
+        <w:rPr>
+          <w:rFonts w:ascii="Times New Roman" w:eastAsia="Times New Roman" w:hAnsi="Times New Roman" w:cs="Times New Roman"/>
+          <w:kern w:val="0"/>
+          <w:lang w:eastAsia="en-GB"/>
+          <w14:ligatures w14:val="none"/>
+        </w:rPr>
+        <w:t xml:space="preserve">User war scheinbar eingeloggt </w:t>
+      </w:r>
+    </w:p>
+    <w:p>
+      <w:pPr>
+        <w:numPr>
+          <w:ilvl w:val="0"/>
+          <w:numId w:val="23"/>
+        </w:numPr>
+        <w:spacing w:before="100" w:beforeAutospacing="1" w:after="100" w:afterAutospacing="1" w:line="240" w:lineRule="auto"/>
+        <w:rPr>
+          <w:rFonts w:ascii="Times New Roman" w:eastAsia="Times New Roman" w:hAnsi="Times New Roman" w:cs="Times New Roman"/>
+          <w:kern w:val="0"/>
+          <w:lang w:eastAsia="en-GB"/>
+          <w14:ligatures w14:val="none"/>
+        </w:rPr>
+      </w:pPr>
+      <w:r>
+        <w:rPr>
+          <w:rFonts w:ascii="Times New Roman" w:eastAsia="Times New Roman" w:hAnsi="Times New Roman" w:cs="Times New Roman"/>
+          <w:kern w:val="0"/>
+          <w:lang w:eastAsia="en-GB"/>
+          <w14:ligatures w14:val="none"/>
+        </w:rPr>
+        <w:t xml:space="preserve">aber </w:t>
+      </w:r>
+      <w:r>
+        <w:rPr>
+          <w:rFonts w:ascii="Courier New" w:eastAsia="Times New Roman" w:hAnsi="Courier New" w:cs="Courier New"/>
+          <w:kern w:val="0"/>
+          <w:sz w:val="20"/>
+          <w:szCs w:val="20"/>
+          <w:lang w:eastAsia="en-GB"/>
+          <w14:ligatures w14:val="none"/>
+        </w:rPr>
+        <w:t>FirebaseAuth.currentUser</w:t>
+      </w:r>
+      <w:r>
+        <w:rPr>
+          <w:rFonts w:ascii="Times New Roman" w:eastAsia="Times New Roman" w:hAnsi="Times New Roman" w:cs="Times New Roman"/>
+          <w:kern w:val="0"/>
+          <w:lang w:eastAsia="en-GB"/>
+          <w14:ligatures w14:val="none"/>
+        </w:rPr>
+        <w:t xml:space="preserve"> war </w:t>
+      </w:r>
+      <w:r>
+        <w:rPr>
+          <w:rFonts w:ascii="Times New Roman" w:eastAsia="Times New Roman" w:hAnsi="Times New Roman" w:cs="Times New Roman"/>
+          <w:b/>
+          <w:bCs/>
+          <w:kern w:val="0"/>
+          <w:lang w:eastAsia="en-GB"/>
+          <w14:ligatures w14:val="none"/>
+        </w:rPr>
+        <w:t>null</w:t>
+      </w:r>
+      <w:r>
+        <w:rPr>
+          <w:rFonts w:ascii="Times New Roman" w:eastAsia="Times New Roman" w:hAnsi="Times New Roman" w:cs="Times New Roman"/>
+          <w:kern w:val="0"/>
+          <w:lang w:eastAsia="en-GB"/>
+          <w14:ligatures w14:val="none"/>
+        </w:rPr>
+        <w:t xml:space="preserve"> </w:t>
+      </w:r>
+    </w:p>
+    <w:p>
+      <w:pPr>
+        <w:numPr>
+          <w:ilvl w:val="0"/>
+          <w:numId w:val="23"/>
+        </w:numPr>
+        <w:spacing w:before="100" w:beforeAutospacing="1" w:after="100" w:afterAutospacing="1" w:line="240" w:lineRule="auto"/>
+        <w:rPr>
+          <w:rFonts w:ascii="Times New Roman" w:eastAsia="Times New Roman" w:hAnsi="Times New Roman" w:cs="Times New Roman"/>
+          <w:kern w:val="0"/>
+          <w:lang w:eastAsia="en-GB"/>
+          <w14:ligatures w14:val="none"/>
+        </w:rPr>
+      </w:pPr>
+      <w:r>
+        <w:rPr>
+          <w:rFonts w:ascii="Times New Roman" w:eastAsia="Times New Roman" w:hAnsi="Times New Roman" w:cs="Times New Roman"/>
+          <w:kern w:val="0"/>
+          <w:lang w:eastAsia="en-GB"/>
+          <w14:ligatures w14:val="none"/>
+        </w:rPr>
+        <w:t xml:space="preserve">dadurch konnte </w:t>
+      </w:r>
+      <w:r>
+        <w:rPr>
+          <w:rFonts w:ascii="Times New Roman" w:eastAsia="Times New Roman" w:hAnsi="Times New Roman" w:cs="Times New Roman"/>
+          <w:b/>
+          <w:bCs/>
+          <w:kern w:val="0"/>
+          <w:lang w:eastAsia="en-GB"/>
+          <w14:ligatures w14:val="none"/>
+        </w:rPr>
+        <w:t>Workout nicht gespeichert werden</w:t>
+      </w:r>
+      <w:r>
+        <w:rPr>
+          <w:rFonts w:ascii="Times New Roman" w:eastAsia="Times New Roman" w:hAnsi="Times New Roman" w:cs="Times New Roman"/>
+          <w:kern w:val="0"/>
+          <w:lang w:eastAsia="en-GB"/>
+          <w14:ligatures w14:val="none"/>
+        </w:rPr>
+        <w:t xml:space="preserve"> </w:t>
+      </w:r>
+    </w:p>
+    <w:p>
+      <w:pPr>
+        <w:spacing w:after="0" w:line="240" w:lineRule="auto"/>
+        <w:rPr>
+          <w:rFonts w:ascii="Times New Roman" w:eastAsia="Times New Roman" w:hAnsi="Times New Roman" w:cs="Times New Roman"/>
+          <w:kern w:val="0"/>
+          <w:lang w:eastAsia="en-GB"/>
+          <w14:ligatures w14:val="none"/>
+        </w:rPr>
+      </w:pPr>
+      <w:r>
+        <w:rPr>
+          <w:rFonts w:ascii="Times New Roman" w:eastAsia="Times New Roman" w:hAnsi="Times New Roman" w:cs="Times New Roman"/>
+          <w:noProof/>
+          <w:kern w:val="0"/>
+          <w:lang w:eastAsia="en-GB"/>
+        </w:rPr>
+        <w:pict w14:anchorId="4BEB0BCA">
+          <v:rect id="_x0000_i1062" alt="" style="width:451.3pt;height:.05pt;mso-width-percent:0;mso-height-percent:0;mso-width-percent:0;mso-height-percent:0" o:hralign="center" o:hrstd="t" o:hr="t" fillcolor="#a0a0a0" stroked="f"/>
+        </w:pict>
+      </w:r>
+    </w:p>
+    <w:p>
+      <w:pPr>
+        <w:spacing w:before="100" w:beforeAutospacing="1" w:after="100" w:afterAutospacing="1" w:line="240" w:lineRule="auto"/>
+        <w:outlineLvl w:val="1"/>
+        <w:rPr>
+          <w:rFonts w:ascii="Times New Roman" w:eastAsia="Times New Roman" w:hAnsi="Times New Roman" w:cs="Times New Roman"/>
+          <w:b/>
+          <w:bCs/>
+          <w:kern w:val="0"/>
+          <w:sz w:val="36"/>
+          <w:szCs w:val="36"/>
+          <w:lang w:eastAsia="en-GB"/>
+          <w14:ligatures w14:val="none"/>
+        </w:rPr>
+      </w:pPr>
+      <w:r>
+        <w:rPr>
+          <w:rFonts w:ascii="Apple Color Emoji" w:eastAsia="Times New Roman" w:hAnsi="Apple Color Emoji" w:cs="Apple Color Emoji"/>
+          <w:b/>
+          <w:bCs/>
+          <w:kern w:val="0"/>
+          <w:sz w:val="36"/>
+          <w:szCs w:val="36"/>
+          <w:lang w:eastAsia="en-GB"/>
+          <w14:ligatures w14:val="none"/>
+        </w:rPr>
+        <w:t>🛠️</w:t>
+      </w:r>
+      <w:r>
+        <w:rPr>
+          <w:rFonts w:ascii="Times New Roman" w:eastAsia="Times New Roman" w:hAnsi="Times New Roman" w:cs="Times New Roman"/>
+          <w:b/>
+          <w:bCs/>
+          <w:kern w:val="0"/>
+          <w:sz w:val="36"/>
+          <w:szCs w:val="36"/>
+          <w:lang w:eastAsia="en-GB"/>
+          <w14:ligatures w14:val="none"/>
+        </w:rPr>
+        <w:t xml:space="preserve"> 2. Ursache</w:t>
+      </w:r>
+    </w:p>
+    <w:p>
+      <w:pPr>
+        <w:numPr>
+          <w:ilvl w:val="0"/>
+          <w:numId w:val="24"/>
+        </w:numPr>
+        <w:spacing w:before="100" w:beforeAutospacing="1" w:after="100" w:afterAutospacing="1" w:line="240" w:lineRule="auto"/>
+        <w:rPr>
+          <w:rFonts w:ascii="Times New Roman" w:eastAsia="Times New Roman" w:hAnsi="Times New Roman" w:cs="Times New Roman"/>
+          <w:kern w:val="0"/>
+          <w:lang w:eastAsia="en-GB"/>
+          <w14:ligatures w14:val="none"/>
+        </w:rPr>
+      </w:pPr>
+      <w:r>
+        <w:rPr>
+          <w:rFonts w:ascii="Times New Roman" w:eastAsia="Times New Roman" w:hAnsi="Times New Roman" w:cs="Times New Roman"/>
+          <w:kern w:val="0"/>
+          <w:lang w:eastAsia="en-GB"/>
+          <w14:ligatures w14:val="none"/>
+        </w:rPr>
+        <w:t xml:space="preserve">Login wurde über </w:t>
+      </w:r>
+      <w:r>
+        <w:rPr>
+          <w:rFonts w:ascii="Times New Roman" w:eastAsia="Times New Roman" w:hAnsi="Times New Roman" w:cs="Times New Roman"/>
+          <w:b/>
+          <w:bCs/>
+          <w:kern w:val="0"/>
+          <w:lang w:eastAsia="en-GB"/>
+          <w14:ligatures w14:val="none"/>
+        </w:rPr>
+        <w:t>SharedPreferences</w:t>
+      </w:r>
+      <w:r>
+        <w:rPr>
+          <w:rFonts w:ascii="Times New Roman" w:eastAsia="Times New Roman" w:hAnsi="Times New Roman" w:cs="Times New Roman"/>
+          <w:kern w:val="0"/>
+          <w:lang w:eastAsia="en-GB"/>
+          <w14:ligatures w14:val="none"/>
+        </w:rPr>
+        <w:t xml:space="preserve"> gespeichert </w:t>
+      </w:r>
+    </w:p>
+    <w:p>
+      <w:pPr>
+        <w:numPr>
+          <w:ilvl w:val="0"/>
+          <w:numId w:val="24"/>
+        </w:numPr>
+        <w:spacing w:before="100" w:beforeAutospacing="1" w:after="100" w:afterAutospacing="1" w:line="240" w:lineRule="auto"/>
+        <w:rPr>
+          <w:rFonts w:ascii="Times New Roman" w:eastAsia="Times New Roman" w:hAnsi="Times New Roman" w:cs="Times New Roman"/>
+          <w:kern w:val="0"/>
+          <w:lang w:eastAsia="en-GB"/>
+          <w14:ligatures w14:val="none"/>
+        </w:rPr>
+      </w:pPr>
+      <w:r>
+        <w:rPr>
+          <w:rFonts w:ascii="Times New Roman" w:eastAsia="Times New Roman" w:hAnsi="Times New Roman" w:cs="Times New Roman"/>
+          <w:kern w:val="0"/>
+          <w:lang w:eastAsia="en-GB"/>
+          <w14:ligatures w14:val="none"/>
+        </w:rPr>
+        <w:t xml:space="preserve">Firebase hatte aber </w:t>
+      </w:r>
+      <w:r>
+        <w:rPr>
+          <w:rFonts w:ascii="Times New Roman" w:eastAsia="Times New Roman" w:hAnsi="Times New Roman" w:cs="Times New Roman"/>
+          <w:b/>
+          <w:bCs/>
+          <w:kern w:val="0"/>
+          <w:lang w:eastAsia="en-GB"/>
+          <w14:ligatures w14:val="none"/>
+        </w:rPr>
+        <w:t>keine echte Session</w:t>
+      </w:r>
+      <w:r>
+        <w:rPr>
+          <w:rFonts w:ascii="Times New Roman" w:eastAsia="Times New Roman" w:hAnsi="Times New Roman" w:cs="Times New Roman"/>
+          <w:kern w:val="0"/>
+          <w:lang w:eastAsia="en-GB"/>
+          <w14:ligatures w14:val="none"/>
+        </w:rPr>
+        <w:t xml:space="preserve"> </w:t>
+      </w:r>
+    </w:p>
+    <w:p>
+      <w:pPr>
+        <w:spacing w:before="100" w:beforeAutospacing="1" w:after="100" w:afterAutospacing="1" w:line="240" w:lineRule="auto"/>
+        <w:rPr>
+          <w:rFonts w:ascii="Times New Roman" w:eastAsia="Times New Roman" w:hAnsi="Times New Roman" w:cs="Times New Roman"/>
+          <w:kern w:val="0"/>
+          <w:lang w:eastAsia="en-GB"/>
+          <w14:ligatures w14:val="none"/>
+        </w:rPr>
+      </w:pPr>
+      <w:r>
+        <w:rPr>
+          <w:rFonts w:ascii="Apple Color Emoji" w:eastAsia="Times New Roman" w:hAnsi="Apple Color Emoji" w:cs="Apple Color Emoji"/>
+          <w:kern w:val="0"/>
+          <w:lang w:eastAsia="en-GB"/>
+          <w14:ligatures w14:val="none"/>
+        </w:rPr>
+        <w:t>👉</w:t>
+      </w:r>
+      <w:r>
+        <w:rPr>
+          <w:rFonts w:ascii="Times New Roman" w:eastAsia="Times New Roman" w:hAnsi="Times New Roman" w:cs="Times New Roman"/>
+          <w:kern w:val="0"/>
+          <w:lang w:eastAsia="en-GB"/>
+          <w14:ligatures w14:val="none"/>
+        </w:rPr>
+        <w:t xml:space="preserve"> Ergebnis:</w:t>
+      </w:r>
+      <w:r>
+        <w:rPr>
+          <w:rFonts w:ascii="Times New Roman" w:eastAsia="Times New Roman" w:hAnsi="Times New Roman" w:cs="Times New Roman"/>
+          <w:kern w:val="0"/>
+          <w:lang w:eastAsia="en-GB"/>
+          <w14:ligatures w14:val="none"/>
+        </w:rPr>
+        <w:br/>
+        <w:t xml:space="preserve">App denkt „eingeloggt“ </w:t>
+      </w:r>
+      <w:r>
+        <w:rPr>
+          <w:rFonts w:ascii="Apple Color Emoji" w:eastAsia="Times New Roman" w:hAnsi="Apple Color Emoji" w:cs="Apple Color Emoji"/>
+          <w:kern w:val="0"/>
+          <w:lang w:eastAsia="en-GB"/>
+          <w14:ligatures w14:val="none"/>
+        </w:rPr>
+        <w:t>❌</w:t>
+      </w:r>
+      <w:r>
+        <w:rPr>
+          <w:rFonts w:ascii="Times New Roman" w:eastAsia="Times New Roman" w:hAnsi="Times New Roman" w:cs="Times New Roman"/>
+          <w:kern w:val="0"/>
+          <w:lang w:eastAsia="en-GB"/>
+          <w14:ligatures w14:val="none"/>
+        </w:rPr>
+        <w:br/>
+        <w:t xml:space="preserve">Firebase sagt „kein User“ </w:t>
+      </w:r>
+      <w:r>
+        <w:rPr>
+          <w:rFonts w:ascii="Apple Color Emoji" w:eastAsia="Times New Roman" w:hAnsi="Apple Color Emoji" w:cs="Apple Color Emoji"/>
+          <w:kern w:val="0"/>
+          <w:lang w:eastAsia="en-GB"/>
+          <w14:ligatures w14:val="none"/>
+        </w:rPr>
+        <w:t>❌</w:t>
+      </w:r>
+    </w:p>
+    <w:p>
+      <w:pPr>
+        <w:spacing w:after="0" w:line="240" w:lineRule="auto"/>
+        <w:rPr>
+          <w:rFonts w:ascii="Times New Roman" w:eastAsia="Times New Roman" w:hAnsi="Times New Roman" w:cs="Times New Roman"/>
+          <w:kern w:val="0"/>
+          <w:lang w:eastAsia="en-GB"/>
+          <w14:ligatures w14:val="none"/>
+        </w:rPr>
+      </w:pPr>
+      <w:r>
+        <w:rPr>
+          <w:rFonts w:ascii="Times New Roman" w:eastAsia="Times New Roman" w:hAnsi="Times New Roman" w:cs="Times New Roman"/>
+          <w:kern w:val="0"/>
+          <w:lang w:eastAsia="en-GB"/>
+          <w14:ligatures w14:val="none"/>
+        </w:rPr>
+        <w:lastRenderedPageBreak/>
+        <w:pict w14:anchorId="1330136F">
+          <v:rect id="_x0000_i1053" style="width:0;height:1.5pt" o:hralign="center" o:hrstd="t" o:hr="t" fillcolor="#a0a0a0" stroked="f"/>
+        </w:pict>
+      </w:r>
+    </w:p>
+    <w:p>
+      <w:pPr>
+        <w:spacing w:before="100" w:beforeAutospacing="1" w:after="100" w:afterAutospacing="1" w:line="240" w:lineRule="auto"/>
+        <w:outlineLvl w:val="1"/>
+        <w:rPr>
+          <w:rFonts w:ascii="Times New Roman" w:eastAsia="Times New Roman" w:hAnsi="Times New Roman" w:cs="Times New Roman"/>
+          <w:b/>
+          <w:bCs/>
+          <w:kern w:val="0"/>
+          <w:sz w:val="36"/>
+          <w:szCs w:val="36"/>
+          <w:lang w:eastAsia="en-GB"/>
+          <w14:ligatures w14:val="none"/>
+        </w:rPr>
+      </w:pPr>
+      <w:r>
+        <w:rPr>
+          <w:rFonts w:ascii="Apple Color Emoji" w:eastAsia="Times New Roman" w:hAnsi="Apple Color Emoji" w:cs="Apple Color Emoji"/>
+          <w:b/>
+          <w:bCs/>
+          <w:kern w:val="0"/>
+          <w:sz w:val="36"/>
+          <w:szCs w:val="36"/>
+          <w:lang w:eastAsia="en-GB"/>
+          <w14:ligatures w14:val="none"/>
+        </w:rPr>
+        <w:t>✅</w:t>
+      </w:r>
+      <w:r>
+        <w:rPr>
+          <w:rFonts w:ascii="Times New Roman" w:eastAsia="Times New Roman" w:hAnsi="Times New Roman" w:cs="Times New Roman"/>
+          <w:b/>
+          <w:bCs/>
+          <w:kern w:val="0"/>
+          <w:sz w:val="36"/>
+          <w:szCs w:val="36"/>
+          <w:lang w:eastAsia="en-GB"/>
+          <w14:ligatures w14:val="none"/>
+        </w:rPr>
+        <w:t xml:space="preserve"> 3. Lösung</w:t>
+      </w:r>
+    </w:p>
+    <w:p>
+      <w:pPr>
+        <w:spacing w:before="100" w:beforeAutospacing="1" w:after="100" w:afterAutospacing="1" w:line="240" w:lineRule="auto"/>
+        <w:outlineLvl w:val="2"/>
+        <w:rPr>
+          <w:rFonts w:ascii="Times New Roman" w:eastAsia="Times New Roman" w:hAnsi="Times New Roman" w:cs="Times New Roman"/>
+          <w:b/>
+          <w:bCs/>
+          <w:kern w:val="0"/>
+          <w:sz w:val="27"/>
+          <w:szCs w:val="27"/>
+          <w:lang w:eastAsia="en-GB"/>
+          <w14:ligatures w14:val="none"/>
+        </w:rPr>
+      </w:pPr>
+      <w:r>
+        <w:rPr>
+          <w:rFonts w:ascii="Apple Color Emoji" w:eastAsia="Times New Roman" w:hAnsi="Apple Color Emoji" w:cs="Apple Color Emoji"/>
+          <w:b/>
+          <w:bCs/>
+          <w:kern w:val="0"/>
+          <w:sz w:val="27"/>
+          <w:szCs w:val="27"/>
+          <w:lang w:eastAsia="en-GB"/>
+          <w14:ligatures w14:val="none"/>
+        </w:rPr>
+        <w:t>🔁</w:t>
+      </w:r>
+      <w:r>
+        <w:rPr>
+          <w:rFonts w:ascii="Times New Roman" w:eastAsia="Times New Roman" w:hAnsi="Times New Roman" w:cs="Times New Roman"/>
+          <w:b/>
+          <w:bCs/>
+          <w:kern w:val="0"/>
+          <w:sz w:val="27"/>
+          <w:szCs w:val="27"/>
+          <w:lang w:eastAsia="en-GB"/>
+          <w14:ligatures w14:val="none"/>
+        </w:rPr>
+        <w:t xml:space="preserve"> Auth-System umgebaut:</w:t>
+      </w:r>
+    </w:p>
+    <w:p>
+      <w:pPr>
+        <w:numPr>
+          <w:ilvl w:val="0"/>
+          <w:numId w:val="25"/>
+        </w:numPr>
+        <w:spacing w:before="100" w:beforeAutospacing="1" w:after="100" w:afterAutospacing="1" w:line="240" w:lineRule="auto"/>
+        <w:rPr>
+          <w:rFonts w:ascii="Times New Roman" w:eastAsia="Times New Roman" w:hAnsi="Times New Roman" w:cs="Times New Roman"/>
+          <w:kern w:val="0"/>
+          <w:lang w:eastAsia="en-GB"/>
+          <w14:ligatures w14:val="none"/>
+        </w:rPr>
+      </w:pPr>
+      <w:r>
+        <w:rPr>
+          <w:rFonts w:ascii="Times New Roman" w:eastAsia="Times New Roman" w:hAnsi="Times New Roman" w:cs="Times New Roman"/>
+          <w:b/>
+          <w:bCs/>
+          <w:kern w:val="0"/>
+          <w:lang w:eastAsia="en-GB"/>
+          <w14:ligatures w14:val="none"/>
+        </w:rPr>
+        <w:t>SharedPreferences entfernt</w:t>
+      </w:r>
+      <w:r>
+        <w:rPr>
+          <w:rFonts w:ascii="Times New Roman" w:eastAsia="Times New Roman" w:hAnsi="Times New Roman" w:cs="Times New Roman"/>
+          <w:kern w:val="0"/>
+          <w:lang w:eastAsia="en-GB"/>
+          <w14:ligatures w14:val="none"/>
+        </w:rPr>
+        <w:t xml:space="preserve"> </w:t>
+      </w:r>
+    </w:p>
+    <w:p>
+      <w:pPr>
+        <w:numPr>
+          <w:ilvl w:val="0"/>
+          <w:numId w:val="25"/>
+        </w:numPr>
+        <w:spacing w:before="100" w:beforeAutospacing="1" w:after="100" w:afterAutospacing="1" w:line="240" w:lineRule="auto"/>
+        <w:rPr>
+          <w:rFonts w:ascii="Times New Roman" w:eastAsia="Times New Roman" w:hAnsi="Times New Roman" w:cs="Times New Roman"/>
+          <w:kern w:val="0"/>
+          <w:lang w:eastAsia="en-GB"/>
+          <w14:ligatures w14:val="none"/>
+        </w:rPr>
+      </w:pPr>
+      <w:r>
+        <w:rPr>
+          <w:rFonts w:ascii="Times New Roman" w:eastAsia="Times New Roman" w:hAnsi="Times New Roman" w:cs="Times New Roman"/>
+          <w:kern w:val="0"/>
+          <w:lang w:eastAsia="en-GB"/>
+          <w14:ligatures w14:val="none"/>
+        </w:rPr>
+        <w:t xml:space="preserve">nur noch: </w:t>
+      </w:r>
+    </w:p>
+    <w:p>
+      <w:pPr>
+        <w:tabs>
+          <w:tab w:val="left" w:pos="916"/>
+          <w:tab w:val="left" w:pos="1832"/>
+          <w:tab w:val="left" w:pos="2748"/>
+          <w:tab w:val="left" w:pos="3664"/>
+          <w:tab w:val="left" w:pos="4580"/>
+          <w:tab w:val="left" w:pos="5496"/>
+          <w:tab w:val="left" w:pos="6412"/>
+          <w:tab w:val="left" w:pos="7328"/>
+          <w:tab w:val="left" w:pos="8244"/>
+          <w:tab w:val="left" w:pos="9160"/>
+          <w:tab w:val="left" w:pos="10076"/>
+          <w:tab w:val="left" w:pos="10992"/>
+          <w:tab w:val="left" w:pos="11908"/>
+          <w:tab w:val="left" w:pos="12824"/>
+          <w:tab w:val="left" w:pos="13740"/>
+          <w:tab w:val="left" w:pos="14656"/>
+        </w:tabs>
+        <w:spacing w:after="0" w:line="240" w:lineRule="auto"/>
+        <w:rPr>
+          <w:rFonts w:ascii="Courier New" w:eastAsia="Times New Roman" w:hAnsi="Courier New" w:cs="Courier New"/>
+          <w:kern w:val="0"/>
+          <w:sz w:val="20"/>
+          <w:szCs w:val="20"/>
+          <w:lang w:eastAsia="en-GB"/>
+          <w14:ligatures w14:val="none"/>
+        </w:rPr>
+      </w:pPr>
+      <w:r>
+        <w:rPr>
+          <w:rFonts w:ascii="Courier New" w:eastAsia="Times New Roman" w:hAnsi="Courier New" w:cs="Courier New"/>
+          <w:kern w:val="0"/>
+          <w:sz w:val="20"/>
+          <w:szCs w:val="20"/>
+          <w:lang w:eastAsia="en-GB"/>
+          <w14:ligatures w14:val="none"/>
+        </w:rPr>
+        <w:t>FirebaseAuth.instance</w:t>
+      </w:r>
+    </w:p>
+    <w:p>
+      <w:pPr>
+        <w:spacing w:after="0" w:line="240" w:lineRule="auto"/>
+        <w:rPr>
+          <w:rFonts w:ascii="Times New Roman" w:eastAsia="Times New Roman" w:hAnsi="Times New Roman" w:cs="Times New Roman"/>
+          <w:kern w:val="0"/>
+          <w:lang w:eastAsia="en-GB"/>
+          <w14:ligatures w14:val="none"/>
+        </w:rPr>
+      </w:pPr>
+      <w:r>
+        <w:rPr>
+          <w:rFonts w:ascii="Times New Roman" w:eastAsia="Times New Roman" w:hAnsi="Times New Roman" w:cs="Times New Roman"/>
+          <w:kern w:val="0"/>
+          <w:lang w:eastAsia="en-GB"/>
+          <w14:ligatures w14:val="none"/>
+        </w:rPr>
+        <w:pict w14:anchorId="36665501">
+          <v:rect id="_x0000_i1054" style="width:0;height:1.5pt" o:hralign="center" o:hrstd="t" o:hr="t" fillcolor="#a0a0a0" stroked="f"/>
+        </w:pict>
+      </w:r>
+    </w:p>
+    <w:p>
+      <w:pPr>
+        <w:spacing w:before="100" w:beforeAutospacing="1" w:after="100" w:afterAutospacing="1" w:line="240" w:lineRule="auto"/>
+        <w:outlineLvl w:val="2"/>
+        <w:rPr>
+          <w:rFonts w:ascii="Times New Roman" w:eastAsia="Times New Roman" w:hAnsi="Times New Roman" w:cs="Times New Roman"/>
+          <w:b/>
+          <w:bCs/>
+          <w:kern w:val="0"/>
+          <w:sz w:val="27"/>
+          <w:szCs w:val="27"/>
+          <w:lang w:eastAsia="en-GB"/>
+          <w14:ligatures w14:val="none"/>
+        </w:rPr>
+      </w:pPr>
+      <w:r>
+        <w:rPr>
+          <w:rFonts w:ascii="Apple Color Emoji" w:eastAsia="Times New Roman" w:hAnsi="Apple Color Emoji" w:cs="Apple Color Emoji"/>
+          <w:b/>
+          <w:bCs/>
+          <w:kern w:val="0"/>
+          <w:sz w:val="27"/>
+          <w:szCs w:val="27"/>
+          <w:lang w:eastAsia="en-GB"/>
+          <w14:ligatures w14:val="none"/>
+        </w:rPr>
+        <w:t>🚪</w:t>
+      </w:r>
+      <w:r>
+        <w:rPr>
+          <w:rFonts w:ascii="Times New Roman" w:eastAsia="Times New Roman" w:hAnsi="Times New Roman" w:cs="Times New Roman"/>
+          <w:b/>
+          <w:bCs/>
+          <w:kern w:val="0"/>
+          <w:sz w:val="27"/>
+          <w:szCs w:val="27"/>
+          <w:lang w:eastAsia="en-GB"/>
+          <w14:ligatures w14:val="none"/>
+        </w:rPr>
+        <w:t xml:space="preserve"> Navigation gefixt:</w:t>
+      </w:r>
+    </w:p>
+    <w:p>
+      <w:pPr>
+        <w:numPr>
+          <w:ilvl w:val="0"/>
+          <w:numId w:val="26"/>
+        </w:numPr>
+        <w:spacing w:before="100" w:beforeAutospacing="1" w:after="100" w:afterAutospacing="1" w:line="240" w:lineRule="auto"/>
+        <w:rPr>
+          <w:rFonts w:ascii="Times New Roman" w:eastAsia="Times New Roman" w:hAnsi="Times New Roman" w:cs="Times New Roman"/>
+          <w:kern w:val="0"/>
+          <w:lang w:eastAsia="en-GB"/>
+          <w14:ligatures w14:val="none"/>
+        </w:rPr>
+      </w:pPr>
+      <w:r>
+        <w:rPr>
+          <w:rFonts w:ascii="Times New Roman" w:eastAsia="Times New Roman" w:hAnsi="Times New Roman" w:cs="Times New Roman"/>
+          <w:kern w:val="0"/>
+          <w:lang w:eastAsia="en-GB"/>
+          <w14:ligatures w14:val="none"/>
+        </w:rPr>
+        <w:t xml:space="preserve">vorher: </w:t>
+      </w:r>
+    </w:p>
+    <w:p>
+      <w:pPr>
+        <w:tabs>
+          <w:tab w:val="left" w:pos="916"/>
+          <w:tab w:val="left" w:pos="1832"/>
+          <w:tab w:val="left" w:pos="2748"/>
+          <w:tab w:val="left" w:pos="3664"/>
+          <w:tab w:val="left" w:pos="4580"/>
+          <w:tab w:val="left" w:pos="5496"/>
+          <w:tab w:val="left" w:pos="6412"/>
+          <w:tab w:val="left" w:pos="7328"/>
+          <w:tab w:val="left" w:pos="8244"/>
+          <w:tab w:val="left" w:pos="9160"/>
+          <w:tab w:val="left" w:pos="10076"/>
+          <w:tab w:val="left" w:pos="10992"/>
+          <w:tab w:val="left" w:pos="11908"/>
+          <w:tab w:val="left" w:pos="12824"/>
+          <w:tab w:val="left" w:pos="13740"/>
+          <w:tab w:val="left" w:pos="14656"/>
+        </w:tabs>
+        <w:spacing w:after="0" w:line="240" w:lineRule="auto"/>
+        <w:rPr>
+          <w:rFonts w:ascii="Courier New" w:eastAsia="Times New Roman" w:hAnsi="Courier New" w:cs="Courier New"/>
+          <w:kern w:val="0"/>
+          <w:sz w:val="20"/>
+          <w:szCs w:val="20"/>
+          <w:lang w:eastAsia="en-GB"/>
+          <w14:ligatures w14:val="none"/>
+        </w:rPr>
+      </w:pPr>
+      <w:r>
+        <w:rPr>
+          <w:rFonts w:ascii="Courier New" w:eastAsia="Times New Roman" w:hAnsi="Courier New" w:cs="Courier New"/>
+          <w:kern w:val="0"/>
+          <w:sz w:val="20"/>
+          <w:szCs w:val="20"/>
+          <w:lang w:eastAsia="en-GB"/>
+          <w14:ligatures w14:val="none"/>
+        </w:rPr>
+        <w:t>HomeScreen()</w:t>
+      </w:r>
+    </w:p>
+    <w:p>
+      <w:pPr>
+        <w:numPr>
+          <w:ilvl w:val="0"/>
+          <w:numId w:val="27"/>
+        </w:numPr>
+        <w:spacing w:before="100" w:beforeAutospacing="1" w:after="100" w:afterAutospacing="1" w:line="240" w:lineRule="auto"/>
+        <w:rPr>
+          <w:rFonts w:ascii="Times New Roman" w:eastAsia="Times New Roman" w:hAnsi="Times New Roman" w:cs="Times New Roman"/>
+          <w:kern w:val="0"/>
+          <w:lang w:eastAsia="en-GB"/>
+          <w14:ligatures w14:val="none"/>
+        </w:rPr>
+      </w:pPr>
+      <w:r>
+        <w:rPr>
+          <w:rFonts w:ascii="Times New Roman" w:eastAsia="Times New Roman" w:hAnsi="Times New Roman" w:cs="Times New Roman"/>
+          <w:kern w:val="0"/>
+          <w:lang w:eastAsia="en-GB"/>
+          <w14:ligatures w14:val="none"/>
+        </w:rPr>
+        <w:t xml:space="preserve">jetzt: </w:t>
+      </w:r>
+    </w:p>
+    <w:p>
+      <w:pPr>
+        <w:tabs>
+          <w:tab w:val="left" w:pos="916"/>
+          <w:tab w:val="left" w:pos="1832"/>
+          <w:tab w:val="left" w:pos="2748"/>
+          <w:tab w:val="left" w:pos="3664"/>
+          <w:tab w:val="left" w:pos="4580"/>
+          <w:tab w:val="left" w:pos="5496"/>
+          <w:tab w:val="left" w:pos="6412"/>
+          <w:tab w:val="left" w:pos="7328"/>
+          <w:tab w:val="left" w:pos="8244"/>
+          <w:tab w:val="left" w:pos="9160"/>
+          <w:tab w:val="left" w:pos="10076"/>
+          <w:tab w:val="left" w:pos="10992"/>
+          <w:tab w:val="left" w:pos="11908"/>
+          <w:tab w:val="left" w:pos="12824"/>
+          <w:tab w:val="left" w:pos="13740"/>
+          <w:tab w:val="left" w:pos="14656"/>
+        </w:tabs>
+        <w:spacing w:after="0" w:line="240" w:lineRule="auto"/>
+        <w:rPr>
+          <w:rFonts w:ascii="Courier New" w:eastAsia="Times New Roman" w:hAnsi="Courier New" w:cs="Courier New"/>
+          <w:kern w:val="0"/>
+          <w:sz w:val="20"/>
+          <w:szCs w:val="20"/>
+          <w:lang w:eastAsia="en-GB"/>
+          <w14:ligatures w14:val="none"/>
+        </w:rPr>
+      </w:pPr>
+      <w:r>
+        <w:rPr>
+          <w:rFonts w:ascii="Courier New" w:eastAsia="Times New Roman" w:hAnsi="Courier New" w:cs="Courier New"/>
+          <w:kern w:val="0"/>
+          <w:sz w:val="20"/>
+          <w:szCs w:val="20"/>
+          <w:lang w:eastAsia="en-GB"/>
+          <w14:ligatures w14:val="none"/>
+        </w:rPr>
+        <w:t>MainNavigation()</w:t>
+      </w:r>
+    </w:p>
+    <w:p>
+      <w:pPr>
+        <w:spacing w:before="100" w:beforeAutospacing="1" w:after="100" w:afterAutospacing="1" w:line="240" w:lineRule="auto"/>
+        <w:rPr>
+          <w:rFonts w:ascii="Times New Roman" w:eastAsia="Times New Roman" w:hAnsi="Times New Roman" w:cs="Times New Roman"/>
+          <w:kern w:val="0"/>
+          <w:lang w:eastAsia="en-GB"/>
+          <w14:ligatures w14:val="none"/>
+        </w:rPr>
+      </w:pPr>
+      <w:r>
+        <w:rPr>
+          <w:rFonts w:ascii="Apple Color Emoji" w:eastAsia="Times New Roman" w:hAnsi="Apple Color Emoji" w:cs="Apple Color Emoji"/>
+          <w:kern w:val="0"/>
+          <w:lang w:eastAsia="en-GB"/>
+          <w14:ligatures w14:val="none"/>
+        </w:rPr>
+        <w:t>👉</w:t>
+      </w:r>
+      <w:r>
+        <w:rPr>
+          <w:rFonts w:ascii="Times New Roman" w:eastAsia="Times New Roman" w:hAnsi="Times New Roman" w:cs="Times New Roman"/>
+          <w:kern w:val="0"/>
+          <w:lang w:eastAsia="en-GB"/>
+          <w14:ligatures w14:val="none"/>
+        </w:rPr>
+        <w:t xml:space="preserve"> dadurch:</w:t>
+      </w:r>
+    </w:p>
+    <w:p>
+      <w:pPr>
+        <w:numPr>
+          <w:ilvl w:val="0"/>
+          <w:numId w:val="28"/>
+        </w:numPr>
+        <w:spacing w:before="100" w:beforeAutospacing="1" w:after="100" w:afterAutospacing="1" w:line="240" w:lineRule="auto"/>
+        <w:rPr>
+          <w:rFonts w:ascii="Times New Roman" w:eastAsia="Times New Roman" w:hAnsi="Times New Roman" w:cs="Times New Roman"/>
+          <w:kern w:val="0"/>
+          <w:lang w:eastAsia="en-GB"/>
+          <w14:ligatures w14:val="none"/>
+        </w:rPr>
+      </w:pPr>
+      <w:r>
+        <w:rPr>
+          <w:rFonts w:ascii="Times New Roman" w:eastAsia="Times New Roman" w:hAnsi="Times New Roman" w:cs="Times New Roman"/>
+          <w:kern w:val="0"/>
+          <w:lang w:eastAsia="en-GB"/>
+          <w14:ligatures w14:val="none"/>
+        </w:rPr>
+        <w:t xml:space="preserve">Bottom Navigation wieder sichtbar </w:t>
+      </w:r>
+    </w:p>
+    <w:p>
+      <w:pPr>
+        <w:numPr>
+          <w:ilvl w:val="0"/>
+          <w:numId w:val="28"/>
+        </w:numPr>
+        <w:spacing w:before="100" w:beforeAutospacing="1" w:after="100" w:afterAutospacing="1" w:line="240" w:lineRule="auto"/>
+        <w:rPr>
+          <w:rFonts w:ascii="Times New Roman" w:eastAsia="Times New Roman" w:hAnsi="Times New Roman" w:cs="Times New Roman"/>
+          <w:kern w:val="0"/>
+          <w:lang w:eastAsia="en-GB"/>
+          <w14:ligatures w14:val="none"/>
+        </w:rPr>
+      </w:pPr>
+      <w:r>
+        <w:rPr>
+          <w:rFonts w:ascii="Times New Roman" w:eastAsia="Times New Roman" w:hAnsi="Times New Roman" w:cs="Times New Roman"/>
+          <w:kern w:val="0"/>
+          <w:lang w:eastAsia="en-GB"/>
+          <w14:ligatures w14:val="none"/>
+        </w:rPr>
+        <w:t xml:space="preserve">alle Screens (Progress, Achievements, Settings) funktionieren </w:t>
+      </w:r>
+    </w:p>
+    <w:p>
+      <w:pPr>
+        <w:spacing w:after="0" w:line="240" w:lineRule="auto"/>
+        <w:rPr>
+          <w:rFonts w:ascii="Times New Roman" w:eastAsia="Times New Roman" w:hAnsi="Times New Roman" w:cs="Times New Roman"/>
+          <w:kern w:val="0"/>
+          <w:lang w:eastAsia="en-GB"/>
+          <w14:ligatures w14:val="none"/>
+        </w:rPr>
+      </w:pPr>
+      <w:r>
+        <w:rPr>
+          <w:rFonts w:ascii="Times New Roman" w:eastAsia="Times New Roman" w:hAnsi="Times New Roman" w:cs="Times New Roman"/>
+          <w:kern w:val="0"/>
+          <w:lang w:eastAsia="en-GB"/>
+          <w14:ligatures w14:val="none"/>
+        </w:rPr>
+        <w:pict w14:anchorId="0ED7CC60">
+          <v:rect id="_x0000_i1055" style="width:0;height:1.5pt" o:hralign="center" o:hrstd="t" o:hr="t" fillcolor="#a0a0a0" stroked="f"/>
+        </w:pict>
+      </w:r>
+    </w:p>
+    <w:p>
+      <w:pPr>
+        <w:spacing w:before="100" w:beforeAutospacing="1" w:after="100" w:afterAutospacing="1" w:line="240" w:lineRule="auto"/>
+        <w:outlineLvl w:val="2"/>
+        <w:rPr>
+          <w:rFonts w:ascii="Times New Roman" w:eastAsia="Times New Roman" w:hAnsi="Times New Roman" w:cs="Times New Roman"/>
+          <w:b/>
+          <w:bCs/>
+          <w:kern w:val="0"/>
+          <w:sz w:val="27"/>
+          <w:szCs w:val="27"/>
+          <w:lang w:eastAsia="en-GB"/>
+          <w14:ligatures w14:val="none"/>
+        </w:rPr>
+      </w:pPr>
+      <w:r>
+        <w:rPr>
+          <w:rFonts w:ascii="Apple Color Emoji" w:eastAsia="Times New Roman" w:hAnsi="Apple Color Emoji" w:cs="Apple Color Emoji"/>
+          <w:b/>
+          <w:bCs/>
+          <w:kern w:val="0"/>
+          <w:sz w:val="27"/>
+          <w:szCs w:val="27"/>
+          <w:lang w:eastAsia="en-GB"/>
+          <w14:ligatures w14:val="none"/>
+        </w:rPr>
+        <w:t>🔐</w:t>
+      </w:r>
+      <w:r>
+        <w:rPr>
+          <w:rFonts w:ascii="Times New Roman" w:eastAsia="Times New Roman" w:hAnsi="Times New Roman" w:cs="Times New Roman"/>
+          <w:b/>
+          <w:bCs/>
+          <w:kern w:val="0"/>
+          <w:sz w:val="27"/>
+          <w:szCs w:val="27"/>
+          <w:lang w:eastAsia="en-GB"/>
+          <w14:ligatures w14:val="none"/>
+        </w:rPr>
+        <w:t xml:space="preserve"> Login-Check verbessert:</w:t>
+      </w:r>
+    </w:p>
+    <w:p>
+      <w:pPr>
+        <w:tabs>
+          <w:tab w:val="left" w:pos="916"/>
+          <w:tab w:val="left" w:pos="1832"/>
+          <w:tab w:val="left" w:pos="2748"/>
+          <w:tab w:val="left" w:pos="3664"/>
+          <w:tab w:val="left" w:pos="4580"/>
+          <w:tab w:val="left" w:pos="5496"/>
+          <w:tab w:val="left" w:pos="6412"/>
+          <w:tab w:val="left" w:pos="7328"/>
+          <w:tab w:val="left" w:pos="8244"/>
+          <w:tab w:val="left" w:pos="9160"/>
+          <w:tab w:val="left" w:pos="10076"/>
+          <w:tab w:val="left" w:pos="10992"/>
+          <w:tab w:val="left" w:pos="11908"/>
+          <w:tab w:val="left" w:pos="12824"/>
+          <w:tab w:val="left" w:pos="13740"/>
+          <w:tab w:val="left" w:pos="14656"/>
+        </w:tabs>
+        <w:spacing w:after="0" w:line="240" w:lineRule="auto"/>
+        <w:rPr>
+          <w:rFonts w:ascii="Courier New" w:eastAsia="Times New Roman" w:hAnsi="Courier New" w:cs="Courier New"/>
+          <w:kern w:val="0"/>
+          <w:sz w:val="20"/>
+          <w:szCs w:val="20"/>
+          <w:lang w:eastAsia="en-GB"/>
+          <w14:ligatures w14:val="none"/>
+        </w:rPr>
+      </w:pPr>
+      <w:r>
+        <w:rPr>
+          <w:rFonts w:ascii="Courier New" w:eastAsia="Times New Roman" w:hAnsi="Courier New" w:cs="Courier New"/>
+          <w:kern w:val="0"/>
+          <w:sz w:val="20"/>
+          <w:szCs w:val="20"/>
+          <w:lang w:eastAsia="en-GB"/>
+          <w14:ligatures w14:val="none"/>
+        </w:rPr>
+        <w:t>FirebaseAuth.instance.currentUser</w:t>
+      </w:r>
+    </w:p>
+    <w:p>
+      <w:pPr>
+        <w:spacing w:before="100" w:beforeAutospacing="1" w:after="100" w:afterAutospacing="1" w:line="240" w:lineRule="auto"/>
+        <w:rPr>
+          <w:rFonts w:ascii="Times New Roman" w:eastAsia="Times New Roman" w:hAnsi="Times New Roman" w:cs="Times New Roman"/>
+          <w:kern w:val="0"/>
+          <w:lang w:eastAsia="en-GB"/>
+          <w14:ligatures w14:val="none"/>
+        </w:rPr>
+      </w:pPr>
+      <w:r>
+        <w:rPr>
+          <w:rFonts w:ascii="Apple Color Emoji" w:eastAsia="Times New Roman" w:hAnsi="Apple Color Emoji" w:cs="Apple Color Emoji"/>
+          <w:kern w:val="0"/>
+          <w:lang w:eastAsia="en-GB"/>
+          <w14:ligatures w14:val="none"/>
+        </w:rPr>
+        <w:t>👉</w:t>
+      </w:r>
+      <w:r>
+        <w:rPr>
+          <w:rFonts w:ascii="Times New Roman" w:eastAsia="Times New Roman" w:hAnsi="Times New Roman" w:cs="Times New Roman"/>
+          <w:kern w:val="0"/>
+          <w:lang w:eastAsia="en-GB"/>
+          <w14:ligatures w14:val="none"/>
+        </w:rPr>
+        <w:t xml:space="preserve"> User bleibt eingeloggt ohne erneutes Login</w:t>
+      </w:r>
+    </w:p>
+    <w:p>
+      <w:pPr>
+        <w:spacing w:after="0" w:line="240" w:lineRule="auto"/>
+        <w:rPr>
+          <w:rFonts w:ascii="Times New Roman" w:eastAsia="Times New Roman" w:hAnsi="Times New Roman" w:cs="Times New Roman"/>
+          <w:kern w:val="0"/>
+          <w:lang w:eastAsia="en-GB"/>
+          <w14:ligatures w14:val="none"/>
+        </w:rPr>
+      </w:pPr>
+      <w:r>
+        <w:rPr>
+          <w:rFonts w:ascii="Times New Roman" w:eastAsia="Times New Roman" w:hAnsi="Times New Roman" w:cs="Times New Roman"/>
+          <w:kern w:val="0"/>
+          <w:lang w:eastAsia="en-GB"/>
+          <w14:ligatures w14:val="none"/>
+        </w:rPr>
+        <w:pict w14:anchorId="07C83D85">
+          <v:rect id="_x0000_i1056" style="width:0;height:1.5pt" o:hralign="center" o:hrstd="t" o:hr="t" fillcolor="#a0a0a0" stroked="f"/>
+        </w:pict>
+      </w:r>
+    </w:p>
+    <w:p>
+      <w:pPr>
+        <w:spacing w:before="100" w:beforeAutospacing="1" w:after="100" w:afterAutospacing="1" w:line="240" w:lineRule="auto"/>
+        <w:outlineLvl w:val="1"/>
+        <w:rPr>
+          <w:rFonts w:ascii="Times New Roman" w:eastAsia="Times New Roman" w:hAnsi="Times New Roman" w:cs="Times New Roman"/>
+          <w:b/>
+          <w:bCs/>
+          <w:kern w:val="0"/>
+          <w:sz w:val="36"/>
+          <w:szCs w:val="36"/>
+          <w:lang w:eastAsia="en-GB"/>
+          <w14:ligatures w14:val="none"/>
+        </w:rPr>
+      </w:pPr>
+      <w:r>
+        <w:rPr>
+          <w:rFonts w:ascii="Apple Color Emoji" w:eastAsia="Times New Roman" w:hAnsi="Apple Color Emoji" w:cs="Apple Color Emoji"/>
+          <w:b/>
+          <w:bCs/>
+          <w:kern w:val="0"/>
+          <w:sz w:val="36"/>
+          <w:szCs w:val="36"/>
+          <w:lang w:eastAsia="en-GB"/>
+          <w14:ligatures w14:val="none"/>
+        </w:rPr>
+        <w:t>🏃</w:t>
+      </w:r>
+      <w:r>
+        <w:rPr>
+          <w:rFonts w:ascii="Times New Roman" w:eastAsia="Times New Roman" w:hAnsi="Times New Roman" w:cs="Times New Roman"/>
+          <w:b/>
+          <w:bCs/>
+          <w:kern w:val="0"/>
+          <w:sz w:val="36"/>
+          <w:szCs w:val="36"/>
+          <w:lang w:eastAsia="en-GB"/>
+          <w14:ligatures w14:val="none"/>
+        </w:rPr>
+        <w:t>‍♀️ 4. Cardio Feature implementiert</w:t>
+      </w:r>
+    </w:p>
+    <w:p>
+      <w:pPr>
+        <w:spacing w:before="100" w:beforeAutospacing="1" w:after="100" w:afterAutospacing="1" w:line="240" w:lineRule="auto"/>
+        <w:outlineLvl w:val="2"/>
+        <w:rPr>
+          <w:rFonts w:ascii="Times New Roman" w:eastAsia="Times New Roman" w:hAnsi="Times New Roman" w:cs="Times New Roman"/>
+          <w:b/>
+          <w:bCs/>
+          <w:kern w:val="0"/>
+          <w:sz w:val="27"/>
+          <w:szCs w:val="27"/>
+          <w:lang w:eastAsia="en-GB"/>
+          <w14:ligatures w14:val="none"/>
+        </w:rPr>
+      </w:pPr>
+      <w:r>
+        <w:rPr>
+          <w:rFonts w:ascii="Times New Roman" w:eastAsia="Times New Roman" w:hAnsi="Times New Roman" w:cs="Times New Roman"/>
+          <w:b/>
+          <w:bCs/>
+          <w:kern w:val="0"/>
+          <w:sz w:val="27"/>
+          <w:szCs w:val="27"/>
+          <w:lang w:eastAsia="en-GB"/>
+          <w14:ligatures w14:val="none"/>
+        </w:rPr>
+        <w:t>Funktionen:</w:t>
+      </w:r>
+    </w:p>
+    <w:p>
+      <w:pPr>
+        <w:numPr>
+          <w:ilvl w:val="0"/>
+          <w:numId w:val="29"/>
+        </w:numPr>
+        <w:spacing w:before="100" w:beforeAutospacing="1" w:after="100" w:afterAutospacing="1" w:line="240" w:lineRule="auto"/>
+        <w:rPr>
+          <w:rFonts w:ascii="Times New Roman" w:eastAsia="Times New Roman" w:hAnsi="Times New Roman" w:cs="Times New Roman"/>
+          <w:kern w:val="0"/>
+          <w:lang w:eastAsia="en-GB"/>
+          <w14:ligatures w14:val="none"/>
+        </w:rPr>
+      </w:pPr>
+      <w:r>
+        <w:rPr>
+          <w:rFonts w:ascii="Times New Roman" w:eastAsia="Times New Roman" w:hAnsi="Times New Roman" w:cs="Times New Roman"/>
+          <w:kern w:val="0"/>
+          <w:lang w:eastAsia="en-GB"/>
+          <w14:ligatures w14:val="none"/>
+        </w:rPr>
+        <w:t xml:space="preserve">Auswahl von: </w:t>
+      </w:r>
+    </w:p>
+    <w:p>
+      <w:pPr>
+        <w:numPr>
+          <w:ilvl w:val="1"/>
+          <w:numId w:val="29"/>
+        </w:numPr>
+        <w:spacing w:before="100" w:beforeAutospacing="1" w:after="100" w:afterAutospacing="1" w:line="240" w:lineRule="auto"/>
+        <w:rPr>
+          <w:rFonts w:ascii="Times New Roman" w:eastAsia="Times New Roman" w:hAnsi="Times New Roman" w:cs="Times New Roman"/>
+          <w:kern w:val="0"/>
+          <w:lang w:eastAsia="en-GB"/>
+          <w14:ligatures w14:val="none"/>
+        </w:rPr>
+      </w:pPr>
+      <w:r>
+        <w:rPr>
+          <w:rFonts w:ascii="Times New Roman" w:eastAsia="Times New Roman" w:hAnsi="Times New Roman" w:cs="Times New Roman"/>
+          <w:kern w:val="0"/>
+          <w:lang w:eastAsia="en-GB"/>
+          <w14:ligatures w14:val="none"/>
+        </w:rPr>
+        <w:t xml:space="preserve">Cardio-Art (z. B. Cycling) </w:t>
+      </w:r>
+    </w:p>
+    <w:p>
+      <w:pPr>
+        <w:numPr>
+          <w:ilvl w:val="1"/>
+          <w:numId w:val="29"/>
+        </w:numPr>
+        <w:spacing w:before="100" w:beforeAutospacing="1" w:after="100" w:afterAutospacing="1" w:line="240" w:lineRule="auto"/>
+        <w:rPr>
+          <w:rFonts w:ascii="Times New Roman" w:eastAsia="Times New Roman" w:hAnsi="Times New Roman" w:cs="Times New Roman"/>
+          <w:kern w:val="0"/>
+          <w:lang w:eastAsia="en-GB"/>
+          <w14:ligatures w14:val="none"/>
+        </w:rPr>
+      </w:pPr>
+      <w:r>
+        <w:rPr>
+          <w:rFonts w:ascii="Times New Roman" w:eastAsia="Times New Roman" w:hAnsi="Times New Roman" w:cs="Times New Roman"/>
+          <w:kern w:val="0"/>
+          <w:lang w:eastAsia="en-GB"/>
+          <w14:ligatures w14:val="none"/>
+        </w:rPr>
+        <w:t xml:space="preserve">Intensität (Low / Medium / High) </w:t>
+      </w:r>
+    </w:p>
+    <w:p>
+      <w:pPr>
+        <w:numPr>
+          <w:ilvl w:val="1"/>
+          <w:numId w:val="29"/>
+        </w:numPr>
+        <w:spacing w:before="100" w:beforeAutospacing="1" w:after="100" w:afterAutospacing="1" w:line="240" w:lineRule="auto"/>
+        <w:rPr>
+          <w:rFonts w:ascii="Times New Roman" w:eastAsia="Times New Roman" w:hAnsi="Times New Roman" w:cs="Times New Roman"/>
+          <w:kern w:val="0"/>
+          <w:lang w:eastAsia="en-GB"/>
+          <w14:ligatures w14:val="none"/>
+        </w:rPr>
+      </w:pPr>
+      <w:r>
+        <w:rPr>
+          <w:rFonts w:ascii="Times New Roman" w:eastAsia="Times New Roman" w:hAnsi="Times New Roman" w:cs="Times New Roman"/>
+          <w:kern w:val="0"/>
+          <w:lang w:eastAsia="en-GB"/>
+          <w14:ligatures w14:val="none"/>
+        </w:rPr>
+        <w:t xml:space="preserve">Dauer (Hours + Minutes manuell) </w:t>
+      </w:r>
+    </w:p>
+    <w:p>
+      <w:pPr>
+        <w:spacing w:after="0" w:line="240" w:lineRule="auto"/>
+        <w:rPr>
+          <w:rFonts w:ascii="Times New Roman" w:eastAsia="Times New Roman" w:hAnsi="Times New Roman" w:cs="Times New Roman"/>
+          <w:kern w:val="0"/>
+          <w:lang w:eastAsia="en-GB"/>
+          <w14:ligatures w14:val="none"/>
+        </w:rPr>
+      </w:pPr>
+      <w:r>
+        <w:rPr>
+          <w:rFonts w:ascii="Times New Roman" w:eastAsia="Times New Roman" w:hAnsi="Times New Roman" w:cs="Times New Roman"/>
+          <w:kern w:val="0"/>
+          <w:lang w:eastAsia="en-GB"/>
+          <w14:ligatures w14:val="none"/>
+        </w:rPr>
+        <w:pict w14:anchorId="27ECC519">
+          <v:rect id="_x0000_i1057" style="width:0;height:1.5pt" o:hralign="center" o:hrstd="t" o:hr="t" fillcolor="#a0a0a0" stroked="f"/>
+        </w:pict>
+      </w:r>
+    </w:p>
+    <w:p>
+      <w:pPr>
+        <w:spacing w:before="100" w:beforeAutospacing="1" w:after="100" w:afterAutospacing="1" w:line="240" w:lineRule="auto"/>
+        <w:outlineLvl w:val="2"/>
+        <w:rPr>
+          <w:rFonts w:ascii="Times New Roman" w:eastAsia="Times New Roman" w:hAnsi="Times New Roman" w:cs="Times New Roman"/>
+          <w:b/>
+          <w:bCs/>
+          <w:kern w:val="0"/>
+          <w:sz w:val="27"/>
+          <w:szCs w:val="27"/>
+          <w:lang w:eastAsia="en-GB"/>
+          <w14:ligatures w14:val="none"/>
+        </w:rPr>
+      </w:pPr>
+      <w:r>
+        <w:rPr>
+          <w:rFonts w:ascii="Apple Color Emoji" w:eastAsia="Times New Roman" w:hAnsi="Apple Color Emoji" w:cs="Apple Color Emoji"/>
+          <w:b/>
+          <w:bCs/>
+          <w:kern w:val="0"/>
+          <w:sz w:val="27"/>
+          <w:szCs w:val="27"/>
+          <w:lang w:eastAsia="en-GB"/>
+          <w14:ligatures w14:val="none"/>
+        </w:rPr>
+        <w:lastRenderedPageBreak/>
+        <w:t>🔥</w:t>
+      </w:r>
+      <w:r>
+        <w:rPr>
+          <w:rFonts w:ascii="Times New Roman" w:eastAsia="Times New Roman" w:hAnsi="Times New Roman" w:cs="Times New Roman"/>
+          <w:b/>
+          <w:bCs/>
+          <w:kern w:val="0"/>
+          <w:sz w:val="27"/>
+          <w:szCs w:val="27"/>
+          <w:lang w:eastAsia="en-GB"/>
+          <w14:ligatures w14:val="none"/>
+        </w:rPr>
+        <w:t xml:space="preserve"> Kalorienberechnung:</w:t>
+      </w:r>
+    </w:p>
+    <w:p>
+      <w:pPr>
+        <w:numPr>
+          <w:ilvl w:val="0"/>
+          <w:numId w:val="30"/>
+        </w:numPr>
+        <w:spacing w:before="100" w:beforeAutospacing="1" w:after="100" w:afterAutospacing="1" w:line="240" w:lineRule="auto"/>
+        <w:rPr>
+          <w:rFonts w:ascii="Times New Roman" w:eastAsia="Times New Roman" w:hAnsi="Times New Roman" w:cs="Times New Roman"/>
+          <w:kern w:val="0"/>
+          <w:lang w:eastAsia="en-GB"/>
+          <w14:ligatures w14:val="none"/>
+        </w:rPr>
+      </w:pPr>
+      <w:r>
+        <w:rPr>
+          <w:rFonts w:ascii="Times New Roman" w:eastAsia="Times New Roman" w:hAnsi="Times New Roman" w:cs="Times New Roman"/>
+          <w:kern w:val="0"/>
+          <w:lang w:eastAsia="en-GB"/>
+          <w14:ligatures w14:val="none"/>
+        </w:rPr>
+        <w:t xml:space="preserve">basiert auf: </w:t>
+      </w:r>
+    </w:p>
+    <w:p>
+      <w:pPr>
+        <w:numPr>
+          <w:ilvl w:val="1"/>
+          <w:numId w:val="30"/>
+        </w:numPr>
+        <w:spacing w:before="100" w:beforeAutospacing="1" w:after="100" w:afterAutospacing="1" w:line="240" w:lineRule="auto"/>
+        <w:rPr>
+          <w:rFonts w:ascii="Times New Roman" w:eastAsia="Times New Roman" w:hAnsi="Times New Roman" w:cs="Times New Roman"/>
+          <w:kern w:val="0"/>
+          <w:lang w:eastAsia="en-GB"/>
+          <w14:ligatures w14:val="none"/>
+        </w:rPr>
+      </w:pPr>
+      <w:r>
+        <w:rPr>
+          <w:rFonts w:ascii="Times New Roman" w:eastAsia="Times New Roman" w:hAnsi="Times New Roman" w:cs="Times New Roman"/>
+          <w:kern w:val="0"/>
+          <w:lang w:eastAsia="en-GB"/>
+          <w14:ligatures w14:val="none"/>
+        </w:rPr>
+        <w:t xml:space="preserve">Intensität </w:t>
+      </w:r>
+    </w:p>
+    <w:p>
+      <w:pPr>
+        <w:numPr>
+          <w:ilvl w:val="1"/>
+          <w:numId w:val="30"/>
+        </w:numPr>
+        <w:spacing w:before="100" w:beforeAutospacing="1" w:after="100" w:afterAutospacing="1" w:line="240" w:lineRule="auto"/>
+        <w:rPr>
+          <w:rFonts w:ascii="Times New Roman" w:eastAsia="Times New Roman" w:hAnsi="Times New Roman" w:cs="Times New Roman"/>
+          <w:kern w:val="0"/>
+          <w:lang w:eastAsia="en-GB"/>
+          <w14:ligatures w14:val="none"/>
+        </w:rPr>
+      </w:pPr>
+      <w:r>
+        <w:rPr>
+          <w:rFonts w:ascii="Times New Roman" w:eastAsia="Times New Roman" w:hAnsi="Times New Roman" w:cs="Times New Roman"/>
+          <w:kern w:val="0"/>
+          <w:lang w:eastAsia="en-GB"/>
+          <w14:ligatures w14:val="none"/>
+        </w:rPr>
+        <w:t xml:space="preserve">Dauer (Minuten) </w:t>
+      </w:r>
+    </w:p>
+    <w:p>
+      <w:pPr>
+        <w:tabs>
+          <w:tab w:val="left" w:pos="916"/>
+          <w:tab w:val="left" w:pos="1832"/>
+          <w:tab w:val="left" w:pos="2748"/>
+          <w:tab w:val="left" w:pos="3664"/>
+          <w:tab w:val="left" w:pos="4580"/>
+          <w:tab w:val="left" w:pos="5496"/>
+          <w:tab w:val="left" w:pos="6412"/>
+          <w:tab w:val="left" w:pos="7328"/>
+          <w:tab w:val="left" w:pos="8244"/>
+          <w:tab w:val="left" w:pos="9160"/>
+          <w:tab w:val="left" w:pos="10076"/>
+          <w:tab w:val="left" w:pos="10992"/>
+          <w:tab w:val="left" w:pos="11908"/>
+          <w:tab w:val="left" w:pos="12824"/>
+          <w:tab w:val="left" w:pos="13740"/>
+          <w:tab w:val="left" w:pos="14656"/>
+        </w:tabs>
+        <w:spacing w:after="0" w:line="240" w:lineRule="auto"/>
+        <w:rPr>
+          <w:rFonts w:ascii="Courier New" w:eastAsia="Times New Roman" w:hAnsi="Courier New" w:cs="Courier New"/>
+          <w:kern w:val="0"/>
+          <w:sz w:val="20"/>
+          <w:szCs w:val="20"/>
+          <w:lang w:eastAsia="en-GB"/>
+          <w14:ligatures w14:val="none"/>
+        </w:rPr>
+      </w:pPr>
+      <w:r>
+        <w:rPr>
+          <w:rFonts w:ascii="Courier New" w:eastAsia="Times New Roman" w:hAnsi="Courier New" w:cs="Courier New"/>
+          <w:kern w:val="0"/>
+          <w:sz w:val="20"/>
+          <w:szCs w:val="20"/>
+          <w:lang w:eastAsia="en-GB"/>
+          <w14:ligatures w14:val="none"/>
+        </w:rPr>
+        <w:t>calories = caloriesPerMinute * totalMinutes;</w:t>
+      </w:r>
+    </w:p>
+    <w:p>
+      <w:pPr>
+        <w:spacing w:after="0" w:line="240" w:lineRule="auto"/>
+        <w:rPr>
+          <w:rFonts w:ascii="Times New Roman" w:eastAsia="Times New Roman" w:hAnsi="Times New Roman" w:cs="Times New Roman"/>
+          <w:kern w:val="0"/>
+          <w:lang w:eastAsia="en-GB"/>
+          <w14:ligatures w14:val="none"/>
+        </w:rPr>
+      </w:pPr>
+      <w:r>
+        <w:rPr>
+          <w:rFonts w:ascii="Times New Roman" w:eastAsia="Times New Roman" w:hAnsi="Times New Roman" w:cs="Times New Roman"/>
+          <w:kern w:val="0"/>
+          <w:lang w:eastAsia="en-GB"/>
+          <w14:ligatures w14:val="none"/>
+        </w:rPr>
+        <w:pict w14:anchorId="4152293F">
+          <v:rect id="_x0000_i1058" style="width:0;height:1.5pt" o:hralign="center" o:hrstd="t" o:hr="t" fillcolor="#a0a0a0" stroked="f"/>
+        </w:pict>
+      </w:r>
+    </w:p>
+    <w:p>
+      <w:pPr>
+        <w:spacing w:before="100" w:beforeAutospacing="1" w:after="100" w:afterAutospacing="1" w:line="240" w:lineRule="auto"/>
+        <w:outlineLvl w:val="2"/>
+        <w:rPr>
+          <w:rFonts w:ascii="Times New Roman" w:eastAsia="Times New Roman" w:hAnsi="Times New Roman" w:cs="Times New Roman"/>
+          <w:b/>
+          <w:bCs/>
+          <w:kern w:val="0"/>
+          <w:sz w:val="27"/>
+          <w:szCs w:val="27"/>
+          <w:lang w:eastAsia="en-GB"/>
+          <w14:ligatures w14:val="none"/>
+        </w:rPr>
+      </w:pPr>
+      <w:r>
+        <w:rPr>
+          <w:rFonts w:ascii="Apple Color Emoji" w:eastAsia="Times New Roman" w:hAnsi="Apple Color Emoji" w:cs="Apple Color Emoji"/>
+          <w:b/>
+          <w:bCs/>
+          <w:kern w:val="0"/>
+          <w:sz w:val="27"/>
+          <w:szCs w:val="27"/>
+          <w:lang w:eastAsia="en-GB"/>
+          <w14:ligatures w14:val="none"/>
+        </w:rPr>
+        <w:t>💾</w:t>
+      </w:r>
+      <w:r>
+        <w:rPr>
+          <w:rFonts w:ascii="Times New Roman" w:eastAsia="Times New Roman" w:hAnsi="Times New Roman" w:cs="Times New Roman"/>
+          <w:b/>
+          <w:bCs/>
+          <w:kern w:val="0"/>
+          <w:sz w:val="27"/>
+          <w:szCs w:val="27"/>
+          <w:lang w:eastAsia="en-GB"/>
+          <w14:ligatures w14:val="none"/>
+        </w:rPr>
+        <w:t xml:space="preserve"> Speicherung in Firebase:</w:t>
+      </w:r>
+    </w:p>
+    <w:p>
+      <w:pPr>
+        <w:spacing w:before="100" w:beforeAutospacing="1" w:after="100" w:afterAutospacing="1" w:line="240" w:lineRule="auto"/>
+        <w:rPr>
+          <w:rFonts w:ascii="Times New Roman" w:eastAsia="Times New Roman" w:hAnsi="Times New Roman" w:cs="Times New Roman"/>
+          <w:kern w:val="0"/>
+          <w:lang w:eastAsia="en-GB"/>
+          <w14:ligatures w14:val="none"/>
+        </w:rPr>
+      </w:pPr>
+      <w:r>
+        <w:rPr>
+          <w:rFonts w:ascii="Times New Roman" w:eastAsia="Times New Roman" w:hAnsi="Times New Roman" w:cs="Times New Roman"/>
+          <w:kern w:val="0"/>
+          <w:lang w:eastAsia="en-GB"/>
+          <w14:ligatures w14:val="none"/>
+        </w:rPr>
+        <w:t xml:space="preserve">Beim Klick auf </w:t>
+      </w:r>
+      <w:r>
+        <w:rPr>
+          <w:rFonts w:ascii="Times New Roman" w:eastAsia="Times New Roman" w:hAnsi="Times New Roman" w:cs="Times New Roman"/>
+          <w:b/>
+          <w:bCs/>
+          <w:kern w:val="0"/>
+          <w:lang w:eastAsia="en-GB"/>
+          <w14:ligatures w14:val="none"/>
+        </w:rPr>
+        <w:t>Save</w:t>
+      </w:r>
+      <w:r>
+        <w:rPr>
+          <w:rFonts w:ascii="Times New Roman" w:eastAsia="Times New Roman" w:hAnsi="Times New Roman" w:cs="Times New Roman"/>
+          <w:kern w:val="0"/>
+          <w:lang w:eastAsia="en-GB"/>
+          <w14:ligatures w14:val="none"/>
+        </w:rPr>
+        <w:t>:</w:t>
+      </w:r>
+    </w:p>
+    <w:p>
+      <w:pPr>
+        <w:tabs>
+          <w:tab w:val="left" w:pos="916"/>
+          <w:tab w:val="left" w:pos="1832"/>
+          <w:tab w:val="left" w:pos="2748"/>
+          <w:tab w:val="left" w:pos="3664"/>
+          <w:tab w:val="left" w:pos="4580"/>
+          <w:tab w:val="left" w:pos="5496"/>
+          <w:tab w:val="left" w:pos="6412"/>
+          <w:tab w:val="left" w:pos="7328"/>
+          <w:tab w:val="left" w:pos="8244"/>
+          <w:tab w:val="left" w:pos="9160"/>
+          <w:tab w:val="left" w:pos="10076"/>
+          <w:tab w:val="left" w:pos="10992"/>
+          <w:tab w:val="left" w:pos="11908"/>
+          <w:tab w:val="left" w:pos="12824"/>
+          <w:tab w:val="left" w:pos="13740"/>
+          <w:tab w:val="left" w:pos="14656"/>
+        </w:tabs>
+        <w:spacing w:after="0" w:line="240" w:lineRule="auto"/>
+        <w:rPr>
+          <w:rFonts w:ascii="Courier New" w:eastAsia="Times New Roman" w:hAnsi="Courier New" w:cs="Courier New"/>
+          <w:kern w:val="0"/>
+          <w:sz w:val="20"/>
+          <w:szCs w:val="20"/>
+          <w:lang w:eastAsia="en-GB"/>
+          <w14:ligatures w14:val="none"/>
+        </w:rPr>
+      </w:pPr>
+      <w:r>
+        <w:rPr>
+          <w:rFonts w:ascii="Courier New" w:eastAsia="Times New Roman" w:hAnsi="Courier New" w:cs="Courier New"/>
+          <w:kern w:val="0"/>
+          <w:sz w:val="20"/>
+          <w:szCs w:val="20"/>
+          <w:lang w:eastAsia="en-GB"/>
+          <w14:ligatures w14:val="none"/>
+        </w:rPr>
+        <w:t>{</w:t>
+      </w:r>
+      <w:r>
+        <w:rPr>
+          <w:rFonts w:ascii="Courier New" w:eastAsia="Times New Roman" w:hAnsi="Courier New" w:cs="Courier New"/>
+          <w:kern w:val="0"/>
+          <w:sz w:val="20"/>
+          <w:szCs w:val="20"/>
+          <w:lang w:eastAsia="en-GB"/>
+          <w14:ligatures w14:val="none"/>
+        </w:rPr>
+        <w:br/>
+        <w:t xml:space="preserve">  "type": "cardio",</w:t>
+      </w:r>
+      <w:r>
+        <w:rPr>
+          <w:rFonts w:ascii="Courier New" w:eastAsia="Times New Roman" w:hAnsi="Courier New" w:cs="Courier New"/>
+          <w:kern w:val="0"/>
+          <w:sz w:val="20"/>
+          <w:szCs w:val="20"/>
+          <w:lang w:eastAsia="en-GB"/>
+          <w14:ligatures w14:val="none"/>
+        </w:rPr>
+        <w:br/>
+        <w:t xml:space="preserve">  "exercise": "Cycling",</w:t>
+      </w:r>
+      <w:r>
+        <w:rPr>
+          <w:rFonts w:ascii="Courier New" w:eastAsia="Times New Roman" w:hAnsi="Courier New" w:cs="Courier New"/>
+          <w:kern w:val="0"/>
+          <w:sz w:val="20"/>
+          <w:szCs w:val="20"/>
+          <w:lang w:eastAsia="en-GB"/>
+          <w14:ligatures w14:val="none"/>
+        </w:rPr>
+        <w:br/>
+        <w:t xml:space="preserve">  "intensity": "Medium",</w:t>
+      </w:r>
+      <w:r>
+        <w:rPr>
+          <w:rFonts w:ascii="Courier New" w:eastAsia="Times New Roman" w:hAnsi="Courier New" w:cs="Courier New"/>
+          <w:kern w:val="0"/>
+          <w:sz w:val="20"/>
+          <w:szCs w:val="20"/>
+          <w:lang w:eastAsia="en-GB"/>
+          <w14:ligatures w14:val="none"/>
+        </w:rPr>
+        <w:br/>
+        <w:t xml:space="preserve">  "totalMinutes": 60,</w:t>
+      </w:r>
+      <w:r>
+        <w:rPr>
+          <w:rFonts w:ascii="Courier New" w:eastAsia="Times New Roman" w:hAnsi="Courier New" w:cs="Courier New"/>
+          <w:kern w:val="0"/>
+          <w:sz w:val="20"/>
+          <w:szCs w:val="20"/>
+          <w:lang w:eastAsia="en-GB"/>
+          <w14:ligatures w14:val="none"/>
+        </w:rPr>
+        <w:br/>
+        <w:t xml:space="preserve">  "caloriesBurned": 480,</w:t>
+      </w:r>
+      <w:r>
+        <w:rPr>
+          <w:rFonts w:ascii="Courier New" w:eastAsia="Times New Roman" w:hAnsi="Courier New" w:cs="Courier New"/>
+          <w:kern w:val="0"/>
+          <w:sz w:val="20"/>
+          <w:szCs w:val="20"/>
+          <w:lang w:eastAsia="en-GB"/>
+          <w14:ligatures w14:val="none"/>
+        </w:rPr>
+        <w:br/>
+        <w:t xml:space="preserve">  "date": "Timestamp",</w:t>
+      </w:r>
+      <w:r>
+        <w:rPr>
+          <w:rFonts w:ascii="Courier New" w:eastAsia="Times New Roman" w:hAnsi="Courier New" w:cs="Courier New"/>
+          <w:kern w:val="0"/>
+          <w:sz w:val="20"/>
+          <w:szCs w:val="20"/>
+          <w:lang w:eastAsia="en-GB"/>
+          <w14:ligatures w14:val="none"/>
+        </w:rPr>
+        <w:br/>
+        <w:t xml:space="preserve">  "userId": "UID"</w:t>
+      </w:r>
+      <w:r>
+        <w:rPr>
+          <w:rFonts w:ascii="Courier New" w:eastAsia="Times New Roman" w:hAnsi="Courier New" w:cs="Courier New"/>
+          <w:kern w:val="0"/>
+          <w:sz w:val="20"/>
+          <w:szCs w:val="20"/>
+          <w:lang w:eastAsia="en-GB"/>
+          <w14:ligatures w14:val="none"/>
+        </w:rPr>
+        <w:br/>
+        <w:t>}</w:t>
+      </w:r>
+    </w:p>
+    <w:p>
+      <w:pPr>
+        <w:spacing w:after="0" w:line="240" w:lineRule="auto"/>
+        <w:rPr>
+          <w:rFonts w:ascii="Times New Roman" w:eastAsia="Times New Roman" w:hAnsi="Times New Roman" w:cs="Times New Roman"/>
+          <w:kern w:val="0"/>
+          <w:lang w:eastAsia="en-GB"/>
+          <w14:ligatures w14:val="none"/>
+        </w:rPr>
+      </w:pPr>
+      <w:r>
+        <w:rPr>
+          <w:rFonts w:ascii="Times New Roman" w:eastAsia="Times New Roman" w:hAnsi="Times New Roman" w:cs="Times New Roman"/>
+          <w:noProof/>
+          <w:kern w:val="0"/>
+          <w:lang w:eastAsia="en-GB"/>
+        </w:rPr>
+        <w:pict w14:anchorId="08053593">
+          <v:rect id="_x0000_i1061" alt="" style="width:451.3pt;height:.05pt;mso-width-percent:0;mso-height-percent:0;mso-width-percent:0;mso-height-percent:0" o:hralign="center" o:hrstd="t" o:hr="t" fillcolor="#a0a0a0" stroked="f"/>
+        </w:pict>
+      </w:r>
+    </w:p>
+    <w:p>
+      <w:pPr>
+        <w:spacing w:before="100" w:beforeAutospacing="1" w:after="100" w:afterAutospacing="1" w:line="240" w:lineRule="auto"/>
+        <w:outlineLvl w:val="1"/>
+        <w:rPr>
+          <w:rFonts w:ascii="Times New Roman" w:eastAsia="Times New Roman" w:hAnsi="Times New Roman" w:cs="Times New Roman"/>
+          <w:b/>
+          <w:bCs/>
+          <w:kern w:val="0"/>
+          <w:sz w:val="36"/>
+          <w:szCs w:val="36"/>
+          <w:lang w:eastAsia="en-GB"/>
+          <w14:ligatures w14:val="none"/>
+        </w:rPr>
+      </w:pPr>
+      <w:r>
+        <w:rPr>
+          <w:rFonts w:ascii="Apple Color Emoji" w:eastAsia="Times New Roman" w:hAnsi="Apple Color Emoji" w:cs="Apple Color Emoji"/>
+          <w:b/>
+          <w:bCs/>
+          <w:kern w:val="0"/>
+          <w:sz w:val="36"/>
+          <w:szCs w:val="36"/>
+          <w:lang w:eastAsia="en-GB"/>
+          <w14:ligatures w14:val="none"/>
+        </w:rPr>
+        <w:t>📊</w:t>
+      </w:r>
+      <w:r>
+        <w:rPr>
+          <w:rFonts w:ascii="Times New Roman" w:eastAsia="Times New Roman" w:hAnsi="Times New Roman" w:cs="Times New Roman"/>
+          <w:b/>
+          <w:bCs/>
+          <w:kern w:val="0"/>
+          <w:sz w:val="36"/>
+          <w:szCs w:val="36"/>
+          <w:lang w:eastAsia="en-GB"/>
+          <w14:ligatures w14:val="none"/>
+        </w:rPr>
+        <w:t xml:space="preserve"> 5. Ergebnis</w:t>
+      </w:r>
+    </w:p>
+    <w:p>
+      <w:pPr>
+        <w:spacing w:before="100" w:beforeAutospacing="1" w:after="100" w:afterAutospacing="1" w:line="240" w:lineRule="auto"/>
+        <w:rPr>
+          <w:rFonts w:ascii="Times New Roman" w:eastAsia="Times New Roman" w:hAnsi="Times New Roman" w:cs="Times New Roman"/>
+          <w:kern w:val="0"/>
+          <w:lang w:eastAsia="en-GB"/>
+          <w14:ligatures w14:val="none"/>
+        </w:rPr>
+      </w:pPr>
+      <w:r>
+        <w:rPr>
+          <w:rFonts w:ascii="Apple Color Emoji" w:eastAsia="Times New Roman" w:hAnsi="Apple Color Emoji" w:cs="Apple Color Emoji"/>
+          <w:kern w:val="0"/>
+          <w:lang w:eastAsia="en-GB"/>
+          <w14:ligatures w14:val="none"/>
+        </w:rPr>
+        <w:t>✅</w:t>
+      </w:r>
+      <w:r>
+        <w:rPr>
+          <w:rFonts w:ascii="Times New Roman" w:eastAsia="Times New Roman" w:hAnsi="Times New Roman" w:cs="Times New Roman"/>
+          <w:kern w:val="0"/>
+          <w:lang w:eastAsia="en-GB"/>
+          <w14:ligatures w14:val="none"/>
+        </w:rPr>
+        <w:t xml:space="preserve"> Login funktioniert korrekt</w:t>
+      </w:r>
+      <w:r>
+        <w:rPr>
+          <w:rFonts w:ascii="Times New Roman" w:eastAsia="Times New Roman" w:hAnsi="Times New Roman" w:cs="Times New Roman"/>
+          <w:kern w:val="0"/>
+          <w:lang w:eastAsia="en-GB"/>
+          <w14:ligatures w14:val="none"/>
+        </w:rPr>
+        <w:br/>
+      </w:r>
+      <w:r>
+        <w:rPr>
+          <w:rFonts w:ascii="Apple Color Emoji" w:eastAsia="Times New Roman" w:hAnsi="Apple Color Emoji" w:cs="Apple Color Emoji"/>
+          <w:kern w:val="0"/>
+          <w:lang w:eastAsia="en-GB"/>
+          <w14:ligatures w14:val="none"/>
+        </w:rPr>
+        <w:t>✅</w:t>
+      </w:r>
+      <w:r>
+        <w:rPr>
+          <w:rFonts w:ascii="Times New Roman" w:eastAsia="Times New Roman" w:hAnsi="Times New Roman" w:cs="Times New Roman"/>
+          <w:kern w:val="0"/>
+          <w:lang w:eastAsia="en-GB"/>
+          <w14:ligatures w14:val="none"/>
+        </w:rPr>
+        <w:t xml:space="preserve"> User bleibt eingeloggt</w:t>
+      </w:r>
+      <w:r>
+        <w:rPr>
+          <w:rFonts w:ascii="Times New Roman" w:eastAsia="Times New Roman" w:hAnsi="Times New Roman" w:cs="Times New Roman"/>
+          <w:kern w:val="0"/>
+          <w:lang w:eastAsia="en-GB"/>
+          <w14:ligatures w14:val="none"/>
+        </w:rPr>
+        <w:br/>
+      </w:r>
+      <w:r>
+        <w:rPr>
+          <w:rFonts w:ascii="Apple Color Emoji" w:eastAsia="Times New Roman" w:hAnsi="Apple Color Emoji" w:cs="Apple Color Emoji"/>
+          <w:kern w:val="0"/>
+          <w:lang w:eastAsia="en-GB"/>
+          <w14:ligatures w14:val="none"/>
+        </w:rPr>
+        <w:t>✅</w:t>
+      </w:r>
+      <w:r>
+        <w:rPr>
+          <w:rFonts w:ascii="Times New Roman" w:eastAsia="Times New Roman" w:hAnsi="Times New Roman" w:cs="Times New Roman"/>
+          <w:kern w:val="0"/>
+          <w:lang w:eastAsia="en-GB"/>
+          <w14:ligatures w14:val="none"/>
+        </w:rPr>
+        <w:t xml:space="preserve"> Save funktioniert</w:t>
+      </w:r>
+      <w:r>
+        <w:rPr>
+          <w:rFonts w:ascii="Times New Roman" w:eastAsia="Times New Roman" w:hAnsi="Times New Roman" w:cs="Times New Roman"/>
+          <w:kern w:val="0"/>
+          <w:lang w:eastAsia="en-GB"/>
+          <w14:ligatures w14:val="none"/>
+        </w:rPr>
+        <w:br/>
+      </w:r>
+      <w:r>
+        <w:rPr>
+          <w:rFonts w:ascii="Apple Color Emoji" w:eastAsia="Times New Roman" w:hAnsi="Apple Color Emoji" w:cs="Apple Color Emoji"/>
+          <w:kern w:val="0"/>
+          <w:lang w:eastAsia="en-GB"/>
+          <w14:ligatures w14:val="none"/>
+        </w:rPr>
+        <w:t>✅</w:t>
+      </w:r>
+      <w:r>
+        <w:rPr>
+          <w:rFonts w:ascii="Times New Roman" w:eastAsia="Times New Roman" w:hAnsi="Times New Roman" w:cs="Times New Roman"/>
+          <w:kern w:val="0"/>
+          <w:lang w:eastAsia="en-GB"/>
+          <w14:ligatures w14:val="none"/>
+        </w:rPr>
+        <w:t xml:space="preserve"> Daten werden in Firestore gespeichert</w:t>
+      </w:r>
+      <w:r>
+        <w:rPr>
+          <w:rFonts w:ascii="Times New Roman" w:eastAsia="Times New Roman" w:hAnsi="Times New Roman" w:cs="Times New Roman"/>
+          <w:kern w:val="0"/>
+          <w:lang w:eastAsia="en-GB"/>
+          <w14:ligatures w14:val="none"/>
+        </w:rPr>
+        <w:br/>
+      </w:r>
+      <w:r>
+        <w:rPr>
+          <w:rFonts w:ascii="Apple Color Emoji" w:eastAsia="Times New Roman" w:hAnsi="Apple Color Emoji" w:cs="Apple Color Emoji"/>
+          <w:kern w:val="0"/>
+          <w:lang w:eastAsia="en-GB"/>
+          <w14:ligatures w14:val="none"/>
+        </w:rPr>
+        <w:t>✅</w:t>
+      </w:r>
+      <w:r>
+        <w:rPr>
+          <w:rFonts w:ascii="Times New Roman" w:eastAsia="Times New Roman" w:hAnsi="Times New Roman" w:cs="Times New Roman"/>
+          <w:kern w:val="0"/>
+          <w:lang w:eastAsia="en-GB"/>
+          <w14:ligatures w14:val="none"/>
+        </w:rPr>
+        <w:t xml:space="preserve"> Navigation vollständig sichtbar</w:t>
+      </w:r>
+    </w:p>
+    <w:p>
+      <w:pPr>
+        <w:spacing w:after="0" w:line="240" w:lineRule="auto"/>
+        <w:rPr>
+          <w:rFonts w:ascii="Times New Roman" w:eastAsia="Times New Roman" w:hAnsi="Times New Roman" w:cs="Times New Roman"/>
+          <w:kern w:val="0"/>
+          <w:lang w:eastAsia="en-GB"/>
+          <w14:ligatures w14:val="none"/>
+        </w:rPr>
+      </w:pPr>
+      <w:r>
+        <w:rPr>
+          <w:rFonts w:ascii="Times New Roman" w:eastAsia="Times New Roman" w:hAnsi="Times New Roman" w:cs="Times New Roman"/>
+          <w:noProof/>
+          <w:kern w:val="0"/>
+          <w:lang w:eastAsia="en-GB"/>
+        </w:rPr>
+        <w:pict w14:anchorId="4AE4FA28">
+          <v:rect id="_x0000_i1060" alt="" style="width:451.3pt;height:.05pt;mso-width-percent:0;mso-height-percent:0;mso-width-percent:0;mso-height-percent:0" o:hralign="center" o:hrstd="t" o:hr="t" fillcolor="#a0a0a0" stroked="f"/>
+        </w:pict>
+      </w:r>
+    </w:p>
+    <w:p>
+      <w:pPr>
+        <w:spacing w:before="100" w:beforeAutospacing="1" w:after="100" w:afterAutospacing="1" w:line="240" w:lineRule="auto"/>
+        <w:outlineLvl w:val="1"/>
+        <w:rPr>
+          <w:rFonts w:ascii="Times New Roman" w:eastAsia="Times New Roman" w:hAnsi="Times New Roman" w:cs="Times New Roman"/>
+          <w:b/>
+          <w:bCs/>
+          <w:kern w:val="0"/>
+          <w:sz w:val="36"/>
+          <w:szCs w:val="36"/>
+          <w:lang w:eastAsia="en-GB"/>
+          <w14:ligatures w14:val="none"/>
+        </w:rPr>
+      </w:pPr>
+      <w:r>
+        <w:rPr>
+          <w:rFonts w:ascii="Apple Color Emoji" w:eastAsia="Times New Roman" w:hAnsi="Apple Color Emoji" w:cs="Apple Color Emoji"/>
+          <w:b/>
+          <w:bCs/>
+          <w:kern w:val="0"/>
+          <w:sz w:val="36"/>
+          <w:szCs w:val="36"/>
+          <w:lang w:eastAsia="en-GB"/>
+          <w14:ligatures w14:val="none"/>
+        </w:rPr>
+        <w:t>🚀</w:t>
+      </w:r>
+      <w:r>
+        <w:rPr>
+          <w:rFonts w:ascii="Times New Roman" w:eastAsia="Times New Roman" w:hAnsi="Times New Roman" w:cs="Times New Roman"/>
+          <w:b/>
+          <w:bCs/>
+          <w:kern w:val="0"/>
+          <w:sz w:val="36"/>
+          <w:szCs w:val="36"/>
+          <w:lang w:eastAsia="en-GB"/>
+          <w14:ligatures w14:val="none"/>
+        </w:rPr>
+        <w:t xml:space="preserve"> Nächste Schritte</w:t>
+      </w:r>
+    </w:p>
+    <w:p>
+      <w:pPr>
+        <w:numPr>
+          <w:ilvl w:val="0"/>
+          <w:numId w:val="31"/>
+        </w:numPr>
+        <w:spacing w:before="100" w:beforeAutospacing="1" w:after="100" w:afterAutospacing="1" w:line="240" w:lineRule="auto"/>
+        <w:rPr>
+          <w:rFonts w:ascii="Times New Roman" w:eastAsia="Times New Roman" w:hAnsi="Times New Roman" w:cs="Times New Roman"/>
+          <w:kern w:val="0"/>
+          <w:lang w:eastAsia="en-GB"/>
+          <w14:ligatures w14:val="none"/>
+        </w:rPr>
+      </w:pPr>
+      <w:r>
+        <w:rPr>
+          <w:rFonts w:ascii="Apple Color Emoji" w:eastAsia="Times New Roman" w:hAnsi="Apple Color Emoji" w:cs="Apple Color Emoji"/>
+          <w:kern w:val="0"/>
+          <w:lang w:eastAsia="en-GB"/>
+          <w14:ligatures w14:val="none"/>
+        </w:rPr>
+        <w:t>📊</w:t>
+      </w:r>
+      <w:r>
+        <w:rPr>
+          <w:rFonts w:ascii="Times New Roman" w:eastAsia="Times New Roman" w:hAnsi="Times New Roman" w:cs="Times New Roman"/>
+          <w:kern w:val="0"/>
+          <w:lang w:eastAsia="en-GB"/>
+          <w14:ligatures w14:val="none"/>
+        </w:rPr>
+        <w:t xml:space="preserve"> Progress Screen (Kalorien + Workouts anzeigen) </w:t>
+      </w:r>
+    </w:p>
+    <w:p>
+      <w:pPr>
+        <w:numPr>
+          <w:ilvl w:val="0"/>
+          <w:numId w:val="31"/>
+        </w:numPr>
+        <w:spacing w:before="100" w:beforeAutospacing="1" w:after="100" w:afterAutospacing="1" w:line="240" w:lineRule="auto"/>
+        <w:rPr>
+          <w:rFonts w:ascii="Times New Roman" w:eastAsia="Times New Roman" w:hAnsi="Times New Roman" w:cs="Times New Roman"/>
+          <w:kern w:val="0"/>
+          <w:lang w:eastAsia="en-GB"/>
+          <w14:ligatures w14:val="none"/>
+        </w:rPr>
+      </w:pPr>
+      <w:r>
+        <w:rPr>
+          <w:rFonts w:ascii="Apple Color Emoji" w:eastAsia="Times New Roman" w:hAnsi="Apple Color Emoji" w:cs="Apple Color Emoji"/>
+          <w:kern w:val="0"/>
+          <w:lang w:eastAsia="en-GB"/>
+          <w14:ligatures w14:val="none"/>
+        </w:rPr>
+        <w:t>🏆</w:t>
+      </w:r>
+      <w:r>
+        <w:rPr>
+          <w:rFonts w:ascii="Times New Roman" w:eastAsia="Times New Roman" w:hAnsi="Times New Roman" w:cs="Times New Roman"/>
+          <w:kern w:val="0"/>
+          <w:lang w:eastAsia="en-GB"/>
+          <w14:ligatures w14:val="none"/>
+        </w:rPr>
+        <w:t xml:space="preserve"> Achievements (z. B. 1000 kcal erreicht) </w:t>
+      </w:r>
+    </w:p>
+    <w:p>
+      <w:pPr>
+        <w:numPr>
+          <w:ilvl w:val="0"/>
+          <w:numId w:val="31"/>
+        </w:numPr>
+        <w:spacing w:before="100" w:beforeAutospacing="1" w:after="100" w:afterAutospacing="1" w:line="240" w:lineRule="auto"/>
+        <w:rPr>
+          <w:rFonts w:ascii="Times New Roman" w:eastAsia="Times New Roman" w:hAnsi="Times New Roman" w:cs="Times New Roman"/>
+          <w:kern w:val="0"/>
+          <w:lang w:eastAsia="en-GB"/>
+          <w14:ligatures w14:val="none"/>
+        </w:rPr>
+      </w:pPr>
+      <w:r>
+        <w:rPr>
+          <w:rFonts w:ascii="Apple Color Emoji" w:eastAsia="Times New Roman" w:hAnsi="Apple Color Emoji" w:cs="Apple Color Emoji"/>
+          <w:kern w:val="0"/>
+          <w:lang w:eastAsia="en-GB"/>
+          <w14:ligatures w14:val="none"/>
+        </w:rPr>
+        <w:t>⏱️</w:t>
+      </w:r>
+      <w:r>
+        <w:rPr>
+          <w:rFonts w:ascii="Times New Roman" w:eastAsia="Times New Roman" w:hAnsi="Times New Roman" w:cs="Times New Roman"/>
+          <w:kern w:val="0"/>
+          <w:lang w:eastAsia="en-GB"/>
+          <w14:ligatures w14:val="none"/>
+        </w:rPr>
+        <w:t xml:space="preserve"> Timer für Workouts </w:t>
+      </w:r>
+    </w:p>
+    <w:p>
+      <w:pPr>
+        <w:numPr>
+          <w:ilvl w:val="0"/>
+          <w:numId w:val="31"/>
+        </w:numPr>
+        <w:spacing w:before="100" w:beforeAutospacing="1" w:after="100" w:afterAutospacing="1" w:line="240" w:lineRule="auto"/>
+        <w:rPr>
+          <w:rFonts w:ascii="Times New Roman" w:eastAsia="Times New Roman" w:hAnsi="Times New Roman" w:cs="Times New Roman"/>
+          <w:kern w:val="0"/>
+          <w:lang w:eastAsia="en-GB"/>
+          <w14:ligatures w14:val="none"/>
+        </w:rPr>
+      </w:pPr>
+      <w:r>
+        <w:rPr>
+          <w:rFonts w:ascii="Apple Color Emoji" w:eastAsia="Times New Roman" w:hAnsi="Apple Color Emoji" w:cs="Apple Color Emoji"/>
+          <w:kern w:val="0"/>
+          <w:lang w:eastAsia="en-GB"/>
+          <w14:ligatures w14:val="none"/>
+        </w:rPr>
+        <w:t>📈</w:t>
+      </w:r>
+      <w:r>
+        <w:rPr>
+          <w:rFonts w:ascii="Times New Roman" w:eastAsia="Times New Roman" w:hAnsi="Times New Roman" w:cs="Times New Roman"/>
+          <w:kern w:val="0"/>
+          <w:lang w:eastAsia="en-GB"/>
+          <w14:ligatures w14:val="none"/>
+        </w:rPr>
+        <w:t xml:space="preserve"> Statistiken pro Woche </w:t>
+      </w:r>
+    </w:p>
+    <w:p>
+      <w:pPr>
+        <w:spacing w:after="0" w:line="240" w:lineRule="auto"/>
+        <w:rPr>
+          <w:rFonts w:ascii="Times New Roman" w:eastAsia="Times New Roman" w:hAnsi="Times New Roman" w:cs="Times New Roman"/>
+          <w:kern w:val="0"/>
+          <w:lang w:eastAsia="en-GB"/>
+          <w14:ligatures w14:val="none"/>
+        </w:rPr>
+      </w:pPr>
+      <w:r>
+        <w:rPr>
+          <w:rFonts w:ascii="Times New Roman" w:eastAsia="Times New Roman" w:hAnsi="Times New Roman" w:cs="Times New Roman"/>
+          <w:noProof/>
+          <w:kern w:val="0"/>
+          <w:lang w:eastAsia="en-GB"/>
+        </w:rPr>
+        <w:pict w14:anchorId="4D5D9B62">
+          <v:rect id="_x0000_i1059" alt="" style="width:451.3pt;height:.05pt;mso-width-percent:0;mso-height-percent:0;mso-width-percent:0;mso-height-percent:0" o:hralign="center" o:hrstd="t" o:hr="t" fillcolor="#a0a0a0" stroked="f"/>
+        </w:pict>
+      </w:r>
+    </w:p>
+    <w:p>
+      <w:pPr>
+        <w:spacing w:before="100" w:beforeAutospacing="1" w:after="100" w:afterAutospacing="1" w:line="240" w:lineRule="auto"/>
+        <w:outlineLvl w:val="1"/>
+        <w:rPr>
+          <w:rFonts w:ascii="Times New Roman" w:eastAsia="Times New Roman" w:hAnsi="Times New Roman" w:cs="Times New Roman"/>
+          <w:b/>
+          <w:bCs/>
+          <w:kern w:val="0"/>
+          <w:sz w:val="36"/>
+          <w:szCs w:val="36"/>
+          <w:lang w:eastAsia="en-GB"/>
+          <w14:ligatures w14:val="none"/>
+        </w:rPr>
+      </w:pPr>
+      <w:r>
+        <w:rPr>
+          <w:rFonts w:ascii="Apple Color Emoji" w:eastAsia="Times New Roman" w:hAnsi="Apple Color Emoji" w:cs="Apple Color Emoji"/>
+          <w:b/>
+          <w:bCs/>
+          <w:kern w:val="0"/>
+          <w:sz w:val="36"/>
+          <w:szCs w:val="36"/>
+          <w:lang w:eastAsia="en-GB"/>
+          <w14:ligatures w14:val="none"/>
+        </w:rPr>
+        <w:t>💡</w:t>
+      </w:r>
+      <w:r>
+        <w:rPr>
+          <w:rFonts w:ascii="Times New Roman" w:eastAsia="Times New Roman" w:hAnsi="Times New Roman" w:cs="Times New Roman"/>
+          <w:b/>
+          <w:bCs/>
+          <w:kern w:val="0"/>
+          <w:sz w:val="36"/>
+          <w:szCs w:val="36"/>
+          <w:lang w:eastAsia="en-GB"/>
+          <w14:ligatures w14:val="none"/>
+        </w:rPr>
+        <w:t xml:space="preserve"> Fazit</w:t>
+      </w:r>
+    </w:p>
+    <w:p>
+      <w:pPr>
+        <w:spacing w:before="100" w:beforeAutospacing="1" w:after="100" w:afterAutospacing="1" w:line="240" w:lineRule="auto"/>
+        <w:rPr>
+          <w:rFonts w:ascii="Times New Roman" w:eastAsia="Times New Roman" w:hAnsi="Times New Roman" w:cs="Times New Roman"/>
+          <w:kern w:val="0"/>
+          <w:lang w:eastAsia="en-GB"/>
+          <w14:ligatures w14:val="none"/>
+        </w:rPr>
+      </w:pPr>
+      <w:r>
+        <w:rPr>
+          <w:rFonts w:ascii="Times New Roman" w:eastAsia="Times New Roman" w:hAnsi="Times New Roman" w:cs="Times New Roman"/>
+          <w:kern w:val="0"/>
+          <w:lang w:eastAsia="en-GB"/>
+          <w14:ligatures w14:val="none"/>
+        </w:rPr>
+        <w:t>Das System ist jetzt:</w:t>
+      </w:r>
+    </w:p>
+    <w:p>
+      <w:pPr>
+        <w:numPr>
+          <w:ilvl w:val="0"/>
+          <w:numId w:val="32"/>
+        </w:numPr>
+        <w:spacing w:before="100" w:beforeAutospacing="1" w:after="100" w:afterAutospacing="1" w:line="240" w:lineRule="auto"/>
+        <w:rPr>
+          <w:rFonts w:ascii="Times New Roman" w:eastAsia="Times New Roman" w:hAnsi="Times New Roman" w:cs="Times New Roman"/>
+          <w:kern w:val="0"/>
+          <w:lang w:eastAsia="en-GB"/>
+          <w14:ligatures w14:val="none"/>
+        </w:rPr>
+      </w:pPr>
+      <w:r>
+        <w:rPr>
+          <w:rFonts w:ascii="Times New Roman" w:eastAsia="Times New Roman" w:hAnsi="Times New Roman" w:cs="Times New Roman"/>
+          <w:b/>
+          <w:bCs/>
+          <w:kern w:val="0"/>
+          <w:lang w:eastAsia="en-GB"/>
+          <w14:ligatures w14:val="none"/>
+        </w:rPr>
+        <w:t>realistisch (wie echte Apps)</w:t>
+      </w:r>
+      <w:r>
+        <w:rPr>
+          <w:rFonts w:ascii="Times New Roman" w:eastAsia="Times New Roman" w:hAnsi="Times New Roman" w:cs="Times New Roman"/>
+          <w:kern w:val="0"/>
+          <w:lang w:eastAsia="en-GB"/>
+          <w14:ligatures w14:val="none"/>
+        </w:rPr>
+        <w:t xml:space="preserve"> </w:t>
+      </w:r>
+    </w:p>
+    <w:p>
+      <w:pPr>
+        <w:numPr>
+          <w:ilvl w:val="0"/>
+          <w:numId w:val="32"/>
+        </w:numPr>
+        <w:spacing w:before="100" w:beforeAutospacing="1" w:after="100" w:afterAutospacing="1" w:line="240" w:lineRule="auto"/>
+        <w:rPr>
+          <w:rFonts w:ascii="Times New Roman" w:eastAsia="Times New Roman" w:hAnsi="Times New Roman" w:cs="Times New Roman"/>
+          <w:kern w:val="0"/>
+          <w:lang w:eastAsia="en-GB"/>
+          <w14:ligatures w14:val="none"/>
+        </w:rPr>
+      </w:pPr>
+      <w:r>
+        <w:rPr>
+          <w:rFonts w:ascii="Times New Roman" w:eastAsia="Times New Roman" w:hAnsi="Times New Roman" w:cs="Times New Roman"/>
+          <w:b/>
+          <w:bCs/>
+          <w:kern w:val="0"/>
+          <w:lang w:eastAsia="en-GB"/>
+          <w14:ligatures w14:val="none"/>
+        </w:rPr>
+        <w:lastRenderedPageBreak/>
+        <w:t>skalierbar (für Diplomarbeit)</w:t>
+      </w:r>
+      <w:r>
+        <w:rPr>
+          <w:rFonts w:ascii="Times New Roman" w:eastAsia="Times New Roman" w:hAnsi="Times New Roman" w:cs="Times New Roman"/>
+          <w:kern w:val="0"/>
+          <w:lang w:eastAsia="en-GB"/>
+          <w14:ligatures w14:val="none"/>
+        </w:rPr>
+        <w:t xml:space="preserve"> </w:t>
+      </w:r>
+    </w:p>
+    <w:p>
+      <w:pPr>
+        <w:numPr>
+          <w:ilvl w:val="0"/>
+          <w:numId w:val="32"/>
+        </w:numPr>
+        <w:spacing w:before="100" w:beforeAutospacing="1" w:after="100" w:afterAutospacing="1" w:line="240" w:lineRule="auto"/>
+        <w:rPr>
+          <w:rFonts w:ascii="Times New Roman" w:eastAsia="Times New Roman" w:hAnsi="Times New Roman" w:cs="Times New Roman"/>
+          <w:kern w:val="0"/>
+          <w:lang w:eastAsia="en-GB"/>
+          <w14:ligatures w14:val="none"/>
+        </w:rPr>
+      </w:pPr>
+      <w:r>
+        <w:rPr>
+          <w:rFonts w:ascii="Times New Roman" w:eastAsia="Times New Roman" w:hAnsi="Times New Roman" w:cs="Times New Roman"/>
+          <w:b/>
+          <w:bCs/>
+          <w:kern w:val="0"/>
+          <w:lang w:eastAsia="en-GB"/>
+          <w14:ligatures w14:val="none"/>
+        </w:rPr>
+        <w:t>Firebase-ready</w:t>
+      </w:r>
+    </w:p>
+    <w:p>
+      <w:pPr>
+        <w:pBdr>
+          <w:top w:val="single" w:sz="6" w:space="1" w:color="auto"/>
+        </w:pBdr>
+        <w:spacing w:after="0" w:line="240" w:lineRule="auto"/>
+        <w:jc w:val="center"/>
+        <w:rPr>
+          <w:rFonts w:ascii="Arial" w:eastAsia="Times New Roman" w:hAnsi="Arial" w:cs="Arial"/>
+          <w:vanish/>
+          <w:kern w:val="0"/>
+          <w:sz w:val="16"/>
+          <w:szCs w:val="16"/>
+          <w:lang w:eastAsia="en-GB"/>
+          <w14:ligatures w14:val="none"/>
+        </w:rPr>
+      </w:pPr>
     </w:p>
     <w:p>
       <w:pPr>
@@ -7752,6 +10117,155 @@
 <file path=word/numbering.xml><?xml version="1.0" encoding="utf-8"?>
 <w:numbering xmlns:wpc="http://schemas.microsoft.com/office/word/2010/wordprocessingCanvas" xmlns:cx="http://schemas.microsoft.com/office/drawing/2014/chartex" xmlns:cx1="http://schemas.microsoft.com/office/drawing/2015/9/8/chartex" xmlns:cx2="http://schemas.microsoft.com/office/drawing/2015/10/21/chartex" xmlns:cx3="http://schemas.microsoft.com/office/drawing/2016/5/9/chartex" xmlns:cx4="http://schemas.microsoft.com/office/drawing/2016/5/10/chartex" xmlns:cx5="http://schemas.microsoft.com/office/drawing/2016/5/11/chartex" xmlns:cx6="http://schemas.microsoft.com/office/drawing/2016/5/12/chartex" xmlns:cx7="http://schemas.microsoft.com/office/drawing/2016/5/13/chartex" xmlns:cx8="http://schemas.microsoft.com/office/drawing/2016/5/14/chartex" xmlns:mc="http://schemas.openxmlformats.org/markup-compatibility/2006" xmlns:aink="http://schemas.microsoft.com/office/drawing/2016/ink" xmlns:am3d="http://schemas.microsoft.com/office/drawing/2017/model3d" xmlns:o="urn:schemas-microsoft-com:office:office" xmlns:oel="http://schemas.microsoft.com/office/2019/extlst" xmlns:r="http://schemas.openxmlformats.org/officeDocument/2006/relationships" xmlns:m="http://schemas.openxmlformats.org/officeDocument/2006/math" xmlns:v="urn:schemas-microsoft-com:vml" xmlns:wp14="http://schemas.microsoft.com/office/word/2010/wordprocessingDrawing" xmlns:wp="http://schemas.openxmlformats.org/drawingml/2006/wordprocessingDrawing" xmlns:w10="urn:schemas-microsoft-com:office:word" xmlns:w="http://schemas.openxmlformats.org/wordprocessingml/2006/main" xmlns:w14="http://schemas.microsoft.com/office/word/2010/wordml" xmlns:w15="http://schemas.microsoft.com/office/word/2012/wordml" xmlns:w16cex="http://schemas.microsoft.com/office/word/2018/wordml/cex" xmlns:w16cid="http://schemas.microsoft.com/office/word/2016/wordml/cid" xmlns:w16="http://schemas.microsoft.com/office/word/2018/wordml" xmlns:w16du="http://schemas.microsoft.com/office/word/2023/wordml/word16du" xmlns:w16sdtdh="http://schemas.microsoft.com/office/word/2020/wordml/sdtdatahash" xmlns:w16sdtfl="http://schemas.microsoft.com/office/word/2024/wordml/sdtformatlock" xmlns:w16se="http://schemas.microsoft.com/office/word/2015/wordml/symex" xmlns:wpg="http://schemas.microsoft.com/office/word/2010/wordprocessingGroup" xmlns:wpi="http://schemas.microsoft.com/office/word/2010/wordprocessingInk" xmlns:wne="http://schemas.microsoft.com/office/word/2006/wordml" xmlns:wps="http://schemas.microsoft.com/office/word/2010/wordprocessingShape" mc:Ignorable="w14 w15 w16se w16cid w16 w16cex w16sdtdh w16sdtfl w16du wp14">
   <w:abstractNum w:abstractNumId="0" w15:restartNumberingAfterBreak="0">
+    <w:nsid w:val="03FA2A79"/>
+    <w:multiLevelType w:val="multilevel"/>
+    <w:tmpl w:val="2A266A1C"/>
+    <w:lvl w:ilvl="0">
+      <w:start w:val="1"/>
+      <w:numFmt w:val="bullet"/>
+      <w:lvlText w:val=""/>
+      <w:lvlJc w:val="left"/>
+      <w:pPr>
+        <w:tabs>
+          <w:tab w:val="num" w:pos="720"/>
+        </w:tabs>
+        <w:ind w:left="720" w:hanging="360"/>
+      </w:pPr>
+      <w:rPr>
+        <w:rFonts w:ascii="Symbol" w:hAnsi="Symbol" w:hint="default"/>
+        <w:sz w:val="20"/>
+      </w:rPr>
+    </w:lvl>
+    <w:lvl w:ilvl="1" w:tentative="1">
+      <w:start w:val="1"/>
+      <w:numFmt w:val="bullet"/>
+      <w:lvlText w:val="o"/>
+      <w:lvlJc w:val="left"/>
+      <w:pPr>
+        <w:tabs>
+          <w:tab w:val="num" w:pos="1440"/>
+        </w:tabs>
+        <w:ind w:left="1440" w:hanging="360"/>
+      </w:pPr>
+      <w:rPr>
+        <w:rFonts w:ascii="Courier New" w:hAnsi="Courier New" w:hint="default"/>
+        <w:sz w:val="20"/>
+      </w:rPr>
+    </w:lvl>
+    <w:lvl w:ilvl="2" w:tentative="1">
+      <w:start w:val="1"/>
+      <w:numFmt w:val="bullet"/>
+      <w:lvlText w:val=""/>
+      <w:lvlJc w:val="left"/>
+      <w:pPr>
+        <w:tabs>
+          <w:tab w:val="num" w:pos="2160"/>
+        </w:tabs>
+        <w:ind w:left="2160" w:hanging="360"/>
+      </w:pPr>
+      <w:rPr>
+        <w:rFonts w:ascii="Wingdings" w:hAnsi="Wingdings" w:hint="default"/>
+        <w:sz w:val="20"/>
+      </w:rPr>
+    </w:lvl>
+    <w:lvl w:ilvl="3" w:tentative="1">
+      <w:start w:val="1"/>
+      <w:numFmt w:val="bullet"/>
+      <w:lvlText w:val=""/>
+      <w:lvlJc w:val="left"/>
+      <w:pPr>
+        <w:tabs>
+          <w:tab w:val="num" w:pos="2880"/>
+        </w:tabs>
+        <w:ind w:left="2880" w:hanging="360"/>
+      </w:pPr>
+      <w:rPr>
+        <w:rFonts w:ascii="Wingdings" w:hAnsi="Wingdings" w:hint="default"/>
+        <w:sz w:val="20"/>
+      </w:rPr>
+    </w:lvl>
+    <w:lvl w:ilvl="4" w:tentative="1">
+      <w:start w:val="1"/>
+      <w:numFmt w:val="bullet"/>
+      <w:lvlText w:val=""/>
+      <w:lvlJc w:val="left"/>
+      <w:pPr>
+        <w:tabs>
+          <w:tab w:val="num" w:pos="3600"/>
+        </w:tabs>
+        <w:ind w:left="3600" w:hanging="360"/>
+      </w:pPr>
+      <w:rPr>
+        <w:rFonts w:ascii="Wingdings" w:hAnsi="Wingdings" w:hint="default"/>
+        <w:sz w:val="20"/>
+      </w:rPr>
+    </w:lvl>
+    <w:lvl w:ilvl="5" w:tentative="1">
+      <w:start w:val="1"/>
+      <w:numFmt w:val="bullet"/>
+      <w:lvlText w:val=""/>
+      <w:lvlJc w:val="left"/>
+      <w:pPr>
+        <w:tabs>
+          <w:tab w:val="num" w:pos="4320"/>
+        </w:tabs>
+        <w:ind w:left="4320" w:hanging="360"/>
+      </w:pPr>
+      <w:rPr>
+        <w:rFonts w:ascii="Wingdings" w:hAnsi="Wingdings" w:hint="default"/>
+        <w:sz w:val="20"/>
+      </w:rPr>
+    </w:lvl>
+    <w:lvl w:ilvl="6" w:tentative="1">
+      <w:start w:val="1"/>
+      <w:numFmt w:val="bullet"/>
+      <w:lvlText w:val=""/>
+      <w:lvlJc w:val="left"/>
+      <w:pPr>
+        <w:tabs>
+          <w:tab w:val="num" w:pos="5040"/>
+        </w:tabs>
+        <w:ind w:left="5040" w:hanging="360"/>
+      </w:pPr>
+      <w:rPr>
+        <w:rFonts w:ascii="Wingdings" w:hAnsi="Wingdings" w:hint="default"/>
+        <w:sz w:val="20"/>
+      </w:rPr>
+    </w:lvl>
+    <w:lvl w:ilvl="7" w:tentative="1">
+      <w:start w:val="1"/>
+      <w:numFmt w:val="bullet"/>
+      <w:lvlText w:val=""/>
+      <w:lvlJc w:val="left"/>
+      <w:pPr>
+        <w:tabs>
+          <w:tab w:val="num" w:pos="5760"/>
+        </w:tabs>
+        <w:ind w:left="5760" w:hanging="360"/>
+      </w:pPr>
+      <w:rPr>
+        <w:rFonts w:ascii="Wingdings" w:hAnsi="Wingdings" w:hint="default"/>
+        <w:sz w:val="20"/>
+      </w:rPr>
+    </w:lvl>
+    <w:lvl w:ilvl="8" w:tentative="1">
+      <w:start w:val="1"/>
+      <w:numFmt w:val="bullet"/>
+      <w:lvlText w:val=""/>
+      <w:lvlJc w:val="left"/>
+      <w:pPr>
+        <w:tabs>
+          <w:tab w:val="num" w:pos="6480"/>
+        </w:tabs>
+        <w:ind w:left="6480" w:hanging="360"/>
+      </w:pPr>
+      <w:rPr>
+        <w:rFonts w:ascii="Wingdings" w:hAnsi="Wingdings" w:hint="default"/>
+        <w:sz w:val="20"/>
+      </w:rPr>
+    </w:lvl>
+  </w:abstractNum>
+  <w:abstractNum w:abstractNumId="1" w15:restartNumberingAfterBreak="0">
     <w:nsid w:val="04A3221B"/>
     <w:multiLevelType w:val="multilevel"/>
     <w:tmpl w:val="41B2B600"/>
@@ -7900,7 +10414,156 @@
       </w:rPr>
     </w:lvl>
   </w:abstractNum>
-  <w:abstractNum w:abstractNumId="1" w15:restartNumberingAfterBreak="0">
+  <w:abstractNum w:abstractNumId="2" w15:restartNumberingAfterBreak="0">
+    <w:nsid w:val="07F85EF0"/>
+    <w:multiLevelType w:val="multilevel"/>
+    <w:tmpl w:val="D2D4C614"/>
+    <w:lvl w:ilvl="0">
+      <w:start w:val="1"/>
+      <w:numFmt w:val="bullet"/>
+      <w:lvlText w:val=""/>
+      <w:lvlJc w:val="left"/>
+      <w:pPr>
+        <w:tabs>
+          <w:tab w:val="num" w:pos="720"/>
+        </w:tabs>
+        <w:ind w:left="720" w:hanging="360"/>
+      </w:pPr>
+      <w:rPr>
+        <w:rFonts w:ascii="Symbol" w:hAnsi="Symbol" w:hint="default"/>
+        <w:sz w:val="20"/>
+      </w:rPr>
+    </w:lvl>
+    <w:lvl w:ilvl="1" w:tentative="1">
+      <w:start w:val="1"/>
+      <w:numFmt w:val="bullet"/>
+      <w:lvlText w:val="o"/>
+      <w:lvlJc w:val="left"/>
+      <w:pPr>
+        <w:tabs>
+          <w:tab w:val="num" w:pos="1440"/>
+        </w:tabs>
+        <w:ind w:left="1440" w:hanging="360"/>
+      </w:pPr>
+      <w:rPr>
+        <w:rFonts w:ascii="Courier New" w:hAnsi="Courier New" w:hint="default"/>
+        <w:sz w:val="20"/>
+      </w:rPr>
+    </w:lvl>
+    <w:lvl w:ilvl="2" w:tentative="1">
+      <w:start w:val="1"/>
+      <w:numFmt w:val="bullet"/>
+      <w:lvlText w:val=""/>
+      <w:lvlJc w:val="left"/>
+      <w:pPr>
+        <w:tabs>
+          <w:tab w:val="num" w:pos="2160"/>
+        </w:tabs>
+        <w:ind w:left="2160" w:hanging="360"/>
+      </w:pPr>
+      <w:rPr>
+        <w:rFonts w:ascii="Wingdings" w:hAnsi="Wingdings" w:hint="default"/>
+        <w:sz w:val="20"/>
+      </w:rPr>
+    </w:lvl>
+    <w:lvl w:ilvl="3" w:tentative="1">
+      <w:start w:val="1"/>
+      <w:numFmt w:val="bullet"/>
+      <w:lvlText w:val=""/>
+      <w:lvlJc w:val="left"/>
+      <w:pPr>
+        <w:tabs>
+          <w:tab w:val="num" w:pos="2880"/>
+        </w:tabs>
+        <w:ind w:left="2880" w:hanging="360"/>
+      </w:pPr>
+      <w:rPr>
+        <w:rFonts w:ascii="Wingdings" w:hAnsi="Wingdings" w:hint="default"/>
+        <w:sz w:val="20"/>
+      </w:rPr>
+    </w:lvl>
+    <w:lvl w:ilvl="4" w:tentative="1">
+      <w:start w:val="1"/>
+      <w:numFmt w:val="bullet"/>
+      <w:lvlText w:val=""/>
+      <w:lvlJc w:val="left"/>
+      <w:pPr>
+        <w:tabs>
+          <w:tab w:val="num" w:pos="3600"/>
+        </w:tabs>
+        <w:ind w:left="3600" w:hanging="360"/>
+      </w:pPr>
+      <w:rPr>
+        <w:rFonts w:ascii="Wingdings" w:hAnsi="Wingdings" w:hint="default"/>
+        <w:sz w:val="20"/>
+      </w:rPr>
+    </w:lvl>
+    <w:lvl w:ilvl="5" w:tentative="1">
+      <w:start w:val="1"/>
+      <w:numFmt w:val="bullet"/>
+      <w:lvlText w:val=""/>
+      <w:lvlJc w:val="left"/>
+      <w:pPr>
+        <w:tabs>
+          <w:tab w:val="num" w:pos="4320"/>
+        </w:tabs>
+        <w:ind w:left="4320" w:hanging="360"/>
+      </w:pPr>
+      <w:rPr>
+        <w:rFonts w:ascii="Wingdings" w:hAnsi="Wingdings" w:hint="default"/>
+        <w:sz w:val="20"/>
+      </w:rPr>
+    </w:lvl>
+    <w:lvl w:ilvl="6" w:tentative="1">
+      <w:start w:val="1"/>
+      <w:numFmt w:val="bullet"/>
+      <w:lvlText w:val=""/>
+      <w:lvlJc w:val="left"/>
+      <w:pPr>
+        <w:tabs>
+          <w:tab w:val="num" w:pos="5040"/>
+        </w:tabs>
+        <w:ind w:left="5040" w:hanging="360"/>
+      </w:pPr>
+      <w:rPr>
+        <w:rFonts w:ascii="Wingdings" w:hAnsi="Wingdings" w:hint="default"/>
+        <w:sz w:val="20"/>
+      </w:rPr>
+    </w:lvl>
+    <w:lvl w:ilvl="7" w:tentative="1">
+      <w:start w:val="1"/>
+      <w:numFmt w:val="bullet"/>
+      <w:lvlText w:val=""/>
+      <w:lvlJc w:val="left"/>
+      <w:pPr>
+        <w:tabs>
+          <w:tab w:val="num" w:pos="5760"/>
+        </w:tabs>
+        <w:ind w:left="5760" w:hanging="360"/>
+      </w:pPr>
+      <w:rPr>
+        <w:rFonts w:ascii="Wingdings" w:hAnsi="Wingdings" w:hint="default"/>
+        <w:sz w:val="20"/>
+      </w:rPr>
+    </w:lvl>
+    <w:lvl w:ilvl="8" w:tentative="1">
+      <w:start w:val="1"/>
+      <w:numFmt w:val="bullet"/>
+      <w:lvlText w:val=""/>
+      <w:lvlJc w:val="left"/>
+      <w:pPr>
+        <w:tabs>
+          <w:tab w:val="num" w:pos="6480"/>
+        </w:tabs>
+        <w:ind w:left="6480" w:hanging="360"/>
+      </w:pPr>
+      <w:rPr>
+        <w:rFonts w:ascii="Wingdings" w:hAnsi="Wingdings" w:hint="default"/>
+        <w:sz w:val="20"/>
+      </w:rPr>
+    </w:lvl>
+  </w:abstractNum>
+  <w:abstractNum w:abstractNumId="3" w15:restartNumberingAfterBreak="0">
     <w:nsid w:val="0921728A"/>
     <w:multiLevelType w:val="multilevel"/>
     <w:tmpl w:val="CBB4359E"/>
@@ -8049,7 +10712,156 @@
       </w:rPr>
     </w:lvl>
   </w:abstractNum>
-  <w:abstractNum w:abstractNumId="2" w15:restartNumberingAfterBreak="0">
+  <w:abstractNum w:abstractNumId="4" w15:restartNumberingAfterBreak="0">
+    <w:nsid w:val="0A051275"/>
+    <w:multiLevelType w:val="multilevel"/>
+    <w:tmpl w:val="ABA459D8"/>
+    <w:lvl w:ilvl="0">
+      <w:start w:val="1"/>
+      <w:numFmt w:val="bullet"/>
+      <w:lvlText w:val=""/>
+      <w:lvlJc w:val="left"/>
+      <w:pPr>
+        <w:tabs>
+          <w:tab w:val="num" w:pos="720"/>
+        </w:tabs>
+        <w:ind w:left="720" w:hanging="360"/>
+      </w:pPr>
+      <w:rPr>
+        <w:rFonts w:ascii="Symbol" w:hAnsi="Symbol" w:hint="default"/>
+        <w:sz w:val="20"/>
+      </w:rPr>
+    </w:lvl>
+    <w:lvl w:ilvl="1" w:tentative="1">
+      <w:start w:val="1"/>
+      <w:numFmt w:val="bullet"/>
+      <w:lvlText w:val="o"/>
+      <w:lvlJc w:val="left"/>
+      <w:pPr>
+        <w:tabs>
+          <w:tab w:val="num" w:pos="1440"/>
+        </w:tabs>
+        <w:ind w:left="1440" w:hanging="360"/>
+      </w:pPr>
+      <w:rPr>
+        <w:rFonts w:ascii="Courier New" w:hAnsi="Courier New" w:hint="default"/>
+        <w:sz w:val="20"/>
+      </w:rPr>
+    </w:lvl>
+    <w:lvl w:ilvl="2" w:tentative="1">
+      <w:start w:val="1"/>
+      <w:numFmt w:val="bullet"/>
+      <w:lvlText w:val=""/>
+      <w:lvlJc w:val="left"/>
+      <w:pPr>
+        <w:tabs>
+          <w:tab w:val="num" w:pos="2160"/>
+        </w:tabs>
+        <w:ind w:left="2160" w:hanging="360"/>
+      </w:pPr>
+      <w:rPr>
+        <w:rFonts w:ascii="Wingdings" w:hAnsi="Wingdings" w:hint="default"/>
+        <w:sz w:val="20"/>
+      </w:rPr>
+    </w:lvl>
+    <w:lvl w:ilvl="3" w:tentative="1">
+      <w:start w:val="1"/>
+      <w:numFmt w:val="bullet"/>
+      <w:lvlText w:val=""/>
+      <w:lvlJc w:val="left"/>
+      <w:pPr>
+        <w:tabs>
+          <w:tab w:val="num" w:pos="2880"/>
+        </w:tabs>
+        <w:ind w:left="2880" w:hanging="360"/>
+      </w:pPr>
+      <w:rPr>
+        <w:rFonts w:ascii="Wingdings" w:hAnsi="Wingdings" w:hint="default"/>
+        <w:sz w:val="20"/>
+      </w:rPr>
+    </w:lvl>
+    <w:lvl w:ilvl="4" w:tentative="1">
+      <w:start w:val="1"/>
+      <w:numFmt w:val="bullet"/>
+      <w:lvlText w:val=""/>
+      <w:lvlJc w:val="left"/>
+      <w:pPr>
+        <w:tabs>
+          <w:tab w:val="num" w:pos="3600"/>
+        </w:tabs>
+        <w:ind w:left="3600" w:hanging="360"/>
+      </w:pPr>
+      <w:rPr>
+        <w:rFonts w:ascii="Wingdings" w:hAnsi="Wingdings" w:hint="default"/>
+        <w:sz w:val="20"/>
+      </w:rPr>
+    </w:lvl>
+    <w:lvl w:ilvl="5" w:tentative="1">
+      <w:start w:val="1"/>
+      <w:numFmt w:val="bullet"/>
+      <w:lvlText w:val=""/>
+      <w:lvlJc w:val="left"/>
+      <w:pPr>
+        <w:tabs>
+          <w:tab w:val="num" w:pos="4320"/>
+        </w:tabs>
+        <w:ind w:left="4320" w:hanging="360"/>
+      </w:pPr>
+      <w:rPr>
+        <w:rFonts w:ascii="Wingdings" w:hAnsi="Wingdings" w:hint="default"/>
+        <w:sz w:val="20"/>
+      </w:rPr>
+    </w:lvl>
+    <w:lvl w:ilvl="6" w:tentative="1">
+      <w:start w:val="1"/>
+      <w:numFmt w:val="bullet"/>
+      <w:lvlText w:val=""/>
+      <w:lvlJc w:val="left"/>
+      <w:pPr>
+        <w:tabs>
+          <w:tab w:val="num" w:pos="5040"/>
+        </w:tabs>
+        <w:ind w:left="5040" w:hanging="360"/>
+      </w:pPr>
+      <w:rPr>
+        <w:rFonts w:ascii="Wingdings" w:hAnsi="Wingdings" w:hint="default"/>
+        <w:sz w:val="20"/>
+      </w:rPr>
+    </w:lvl>
+    <w:lvl w:ilvl="7" w:tentative="1">
+      <w:start w:val="1"/>
+      <w:numFmt w:val="bullet"/>
+      <w:lvlText w:val=""/>
+      <w:lvlJc w:val="left"/>
+      <w:pPr>
+        <w:tabs>
+          <w:tab w:val="num" w:pos="5760"/>
+        </w:tabs>
+        <w:ind w:left="5760" w:hanging="360"/>
+      </w:pPr>
+      <w:rPr>
+        <w:rFonts w:ascii="Wingdings" w:hAnsi="Wingdings" w:hint="default"/>
+        <w:sz w:val="20"/>
+      </w:rPr>
+    </w:lvl>
+    <w:lvl w:ilvl="8" w:tentative="1">
+      <w:start w:val="1"/>
+      <w:numFmt w:val="bullet"/>
+      <w:lvlText w:val=""/>
+      <w:lvlJc w:val="left"/>
+      <w:pPr>
+        <w:tabs>
+          <w:tab w:val="num" w:pos="6480"/>
+        </w:tabs>
+        <w:ind w:left="6480" w:hanging="360"/>
+      </w:pPr>
+      <w:rPr>
+        <w:rFonts w:ascii="Wingdings" w:hAnsi="Wingdings" w:hint="default"/>
+        <w:sz w:val="20"/>
+      </w:rPr>
+    </w:lvl>
+  </w:abstractNum>
+  <w:abstractNum w:abstractNumId="5" w15:restartNumberingAfterBreak="0">
     <w:nsid w:val="0C96126E"/>
     <w:multiLevelType w:val="multilevel"/>
     <w:tmpl w:val="5EF8E0E0"/>
@@ -8198,7 +11010,7 @@
       </w:rPr>
     </w:lvl>
   </w:abstractNum>
-  <w:abstractNum w:abstractNumId="3" w15:restartNumberingAfterBreak="0">
+  <w:abstractNum w:abstractNumId="6" w15:restartNumberingAfterBreak="0">
     <w:nsid w:val="0FFA149F"/>
     <w:multiLevelType w:val="multilevel"/>
     <w:tmpl w:val="757A2916"/>
@@ -8347,7 +11159,156 @@
       </w:rPr>
     </w:lvl>
   </w:abstractNum>
-  <w:abstractNum w:abstractNumId="4" w15:restartNumberingAfterBreak="0">
+  <w:abstractNum w:abstractNumId="7" w15:restartNumberingAfterBreak="0">
+    <w:nsid w:val="118A0957"/>
+    <w:multiLevelType w:val="multilevel"/>
+    <w:tmpl w:val="0EE01664"/>
+    <w:lvl w:ilvl="0">
+      <w:start w:val="1"/>
+      <w:numFmt w:val="bullet"/>
+      <w:lvlText w:val=""/>
+      <w:lvlJc w:val="left"/>
+      <w:pPr>
+        <w:tabs>
+          <w:tab w:val="num" w:pos="720"/>
+        </w:tabs>
+        <w:ind w:left="720" w:hanging="360"/>
+      </w:pPr>
+      <w:rPr>
+        <w:rFonts w:ascii="Symbol" w:hAnsi="Symbol" w:hint="default"/>
+        <w:sz w:val="20"/>
+      </w:rPr>
+    </w:lvl>
+    <w:lvl w:ilvl="1">
+      <w:start w:val="1"/>
+      <w:numFmt w:val="bullet"/>
+      <w:lvlText w:val="o"/>
+      <w:lvlJc w:val="left"/>
+      <w:pPr>
+        <w:tabs>
+          <w:tab w:val="num" w:pos="1440"/>
+        </w:tabs>
+        <w:ind w:left="1440" w:hanging="360"/>
+      </w:pPr>
+      <w:rPr>
+        <w:rFonts w:ascii="Courier New" w:hAnsi="Courier New" w:hint="default"/>
+        <w:sz w:val="20"/>
+      </w:rPr>
+    </w:lvl>
+    <w:lvl w:ilvl="2" w:tentative="1">
+      <w:start w:val="1"/>
+      <w:numFmt w:val="bullet"/>
+      <w:lvlText w:val=""/>
+      <w:lvlJc w:val="left"/>
+      <w:pPr>
+        <w:tabs>
+          <w:tab w:val="num" w:pos="2160"/>
+        </w:tabs>
+        <w:ind w:left="2160" w:hanging="360"/>
+      </w:pPr>
+      <w:rPr>
+        <w:rFonts w:ascii="Wingdings" w:hAnsi="Wingdings" w:hint="default"/>
+        <w:sz w:val="20"/>
+      </w:rPr>
+    </w:lvl>
+    <w:lvl w:ilvl="3" w:tentative="1">
+      <w:start w:val="1"/>
+      <w:numFmt w:val="bullet"/>
+      <w:lvlText w:val=""/>
+      <w:lvlJc w:val="left"/>
+      <w:pPr>
+        <w:tabs>
+          <w:tab w:val="num" w:pos="2880"/>
+        </w:tabs>
+        <w:ind w:left="2880" w:hanging="360"/>
+      </w:pPr>
+      <w:rPr>
+        <w:rFonts w:ascii="Wingdings" w:hAnsi="Wingdings" w:hint="default"/>
+        <w:sz w:val="20"/>
+      </w:rPr>
+    </w:lvl>
+    <w:lvl w:ilvl="4" w:tentative="1">
+      <w:start w:val="1"/>
+      <w:numFmt w:val="bullet"/>
+      <w:lvlText w:val=""/>
+      <w:lvlJc w:val="left"/>
+      <w:pPr>
+        <w:tabs>
+          <w:tab w:val="num" w:pos="3600"/>
+        </w:tabs>
+        <w:ind w:left="3600" w:hanging="360"/>
+      </w:pPr>
+      <w:rPr>
+        <w:rFonts w:ascii="Wingdings" w:hAnsi="Wingdings" w:hint="default"/>
+        <w:sz w:val="20"/>
+      </w:rPr>
+    </w:lvl>
+    <w:lvl w:ilvl="5" w:tentative="1">
+      <w:start w:val="1"/>
+      <w:numFmt w:val="bullet"/>
+      <w:lvlText w:val=""/>
+      <w:lvlJc w:val="left"/>
+      <w:pPr>
+        <w:tabs>
+          <w:tab w:val="num" w:pos="4320"/>
+        </w:tabs>
+        <w:ind w:left="4320" w:hanging="360"/>
+      </w:pPr>
+      <w:rPr>
+        <w:rFonts w:ascii="Wingdings" w:hAnsi="Wingdings" w:hint="default"/>
+        <w:sz w:val="20"/>
+      </w:rPr>
+    </w:lvl>
+    <w:lvl w:ilvl="6" w:tentative="1">
+      <w:start w:val="1"/>
+      <w:numFmt w:val="bullet"/>
+      <w:lvlText w:val=""/>
+      <w:lvlJc w:val="left"/>
+      <w:pPr>
+        <w:tabs>
+          <w:tab w:val="num" w:pos="5040"/>
+        </w:tabs>
+        <w:ind w:left="5040" w:hanging="360"/>
+      </w:pPr>
+      <w:rPr>
+        <w:rFonts w:ascii="Wingdings" w:hAnsi="Wingdings" w:hint="default"/>
+        <w:sz w:val="20"/>
+      </w:rPr>
+    </w:lvl>
+    <w:lvl w:ilvl="7" w:tentative="1">
+      <w:start w:val="1"/>
+      <w:numFmt w:val="bullet"/>
+      <w:lvlText w:val=""/>
+      <w:lvlJc w:val="left"/>
+      <w:pPr>
+        <w:tabs>
+          <w:tab w:val="num" w:pos="5760"/>
+        </w:tabs>
+        <w:ind w:left="5760" w:hanging="360"/>
+      </w:pPr>
+      <w:rPr>
+        <w:rFonts w:ascii="Wingdings" w:hAnsi="Wingdings" w:hint="default"/>
+        <w:sz w:val="20"/>
+      </w:rPr>
+    </w:lvl>
+    <w:lvl w:ilvl="8" w:tentative="1">
+      <w:start w:val="1"/>
+      <w:numFmt w:val="bullet"/>
+      <w:lvlText w:val=""/>
+      <w:lvlJc w:val="left"/>
+      <w:pPr>
+        <w:tabs>
+          <w:tab w:val="num" w:pos="6480"/>
+        </w:tabs>
+        <w:ind w:left="6480" w:hanging="360"/>
+      </w:pPr>
+      <w:rPr>
+        <w:rFonts w:ascii="Wingdings" w:hAnsi="Wingdings" w:hint="default"/>
+        <w:sz w:val="20"/>
+      </w:rPr>
+    </w:lvl>
+  </w:abstractNum>
+  <w:abstractNum w:abstractNumId="8" w15:restartNumberingAfterBreak="0">
     <w:nsid w:val="129E7A57"/>
     <w:multiLevelType w:val="multilevel"/>
     <w:tmpl w:val="5074D99A"/>
@@ -8496,7 +11457,7 @@
       </w:rPr>
     </w:lvl>
   </w:abstractNum>
-  <w:abstractNum w:abstractNumId="5" w15:restartNumberingAfterBreak="0">
+  <w:abstractNum w:abstractNumId="9" w15:restartNumberingAfterBreak="0">
     <w:nsid w:val="15A87AB9"/>
     <w:multiLevelType w:val="multilevel"/>
     <w:tmpl w:val="D0B8CF62"/>
@@ -8645,7 +11606,305 @@
       </w:rPr>
     </w:lvl>
   </w:abstractNum>
-  <w:abstractNum w:abstractNumId="6" w15:restartNumberingAfterBreak="0">
+  <w:abstractNum w:abstractNumId="10" w15:restartNumberingAfterBreak="0">
+    <w:nsid w:val="1B3C71AD"/>
+    <w:multiLevelType w:val="multilevel"/>
+    <w:tmpl w:val="A6BE5904"/>
+    <w:lvl w:ilvl="0">
+      <w:start w:val="1"/>
+      <w:numFmt w:val="bullet"/>
+      <w:lvlText w:val=""/>
+      <w:lvlJc w:val="left"/>
+      <w:pPr>
+        <w:tabs>
+          <w:tab w:val="num" w:pos="720"/>
+        </w:tabs>
+        <w:ind w:left="720" w:hanging="360"/>
+      </w:pPr>
+      <w:rPr>
+        <w:rFonts w:ascii="Symbol" w:hAnsi="Symbol" w:hint="default"/>
+        <w:sz w:val="20"/>
+      </w:rPr>
+    </w:lvl>
+    <w:lvl w:ilvl="1" w:tentative="1">
+      <w:start w:val="1"/>
+      <w:numFmt w:val="bullet"/>
+      <w:lvlText w:val="o"/>
+      <w:lvlJc w:val="left"/>
+      <w:pPr>
+        <w:tabs>
+          <w:tab w:val="num" w:pos="1440"/>
+        </w:tabs>
+        <w:ind w:left="1440" w:hanging="360"/>
+      </w:pPr>
+      <w:rPr>
+        <w:rFonts w:ascii="Courier New" w:hAnsi="Courier New" w:hint="default"/>
+        <w:sz w:val="20"/>
+      </w:rPr>
+    </w:lvl>
+    <w:lvl w:ilvl="2" w:tentative="1">
+      <w:start w:val="1"/>
+      <w:numFmt w:val="bullet"/>
+      <w:lvlText w:val=""/>
+      <w:lvlJc w:val="left"/>
+      <w:pPr>
+        <w:tabs>
+          <w:tab w:val="num" w:pos="2160"/>
+        </w:tabs>
+        <w:ind w:left="2160" w:hanging="360"/>
+      </w:pPr>
+      <w:rPr>
+        <w:rFonts w:ascii="Wingdings" w:hAnsi="Wingdings" w:hint="default"/>
+        <w:sz w:val="20"/>
+      </w:rPr>
+    </w:lvl>
+    <w:lvl w:ilvl="3" w:tentative="1">
+      <w:start w:val="1"/>
+      <w:numFmt w:val="bullet"/>
+      <w:lvlText w:val=""/>
+      <w:lvlJc w:val="left"/>
+      <w:pPr>
+        <w:tabs>
+          <w:tab w:val="num" w:pos="2880"/>
+        </w:tabs>
+        <w:ind w:left="2880" w:hanging="360"/>
+      </w:pPr>
+      <w:rPr>
+        <w:rFonts w:ascii="Wingdings" w:hAnsi="Wingdings" w:hint="default"/>
+        <w:sz w:val="20"/>
+      </w:rPr>
+    </w:lvl>
+    <w:lvl w:ilvl="4" w:tentative="1">
+      <w:start w:val="1"/>
+      <w:numFmt w:val="bullet"/>
+      <w:lvlText w:val=""/>
+      <w:lvlJc w:val="left"/>
+      <w:pPr>
+        <w:tabs>
+          <w:tab w:val="num" w:pos="3600"/>
+        </w:tabs>
+        <w:ind w:left="3600" w:hanging="360"/>
+      </w:pPr>
+      <w:rPr>
+        <w:rFonts w:ascii="Wingdings" w:hAnsi="Wingdings" w:hint="default"/>
+        <w:sz w:val="20"/>
+      </w:rPr>
+    </w:lvl>
+    <w:lvl w:ilvl="5" w:tentative="1">
+      <w:start w:val="1"/>
+      <w:numFmt w:val="bullet"/>
+      <w:lvlText w:val=""/>
+      <w:lvlJc w:val="left"/>
+      <w:pPr>
+        <w:tabs>
+          <w:tab w:val="num" w:pos="4320"/>
+        </w:tabs>
+        <w:ind w:left="4320" w:hanging="360"/>
+      </w:pPr>
+      <w:rPr>
+        <w:rFonts w:ascii="Wingdings" w:hAnsi="Wingdings" w:hint="default"/>
+        <w:sz w:val="20"/>
+      </w:rPr>
+    </w:lvl>
+    <w:lvl w:ilvl="6" w:tentative="1">
+      <w:start w:val="1"/>
+      <w:numFmt w:val="bullet"/>
+      <w:lvlText w:val=""/>
+      <w:lvlJc w:val="left"/>
+      <w:pPr>
+        <w:tabs>
+          <w:tab w:val="num" w:pos="5040"/>
+        </w:tabs>
+        <w:ind w:left="5040" w:hanging="360"/>
+      </w:pPr>
+      <w:rPr>
+        <w:rFonts w:ascii="Wingdings" w:hAnsi="Wingdings" w:hint="default"/>
+        <w:sz w:val="20"/>
+      </w:rPr>
+    </w:lvl>
+    <w:lvl w:ilvl="7" w:tentative="1">
+      <w:start w:val="1"/>
+      <w:numFmt w:val="bullet"/>
+      <w:lvlText w:val=""/>
+      <w:lvlJc w:val="left"/>
+      <w:pPr>
+        <w:tabs>
+          <w:tab w:val="num" w:pos="5760"/>
+        </w:tabs>
+        <w:ind w:left="5760" w:hanging="360"/>
+      </w:pPr>
+      <w:rPr>
+        <w:rFonts w:ascii="Wingdings" w:hAnsi="Wingdings" w:hint="default"/>
+        <w:sz w:val="20"/>
+      </w:rPr>
+    </w:lvl>
+    <w:lvl w:ilvl="8" w:tentative="1">
+      <w:start w:val="1"/>
+      <w:numFmt w:val="bullet"/>
+      <w:lvlText w:val=""/>
+      <w:lvlJc w:val="left"/>
+      <w:pPr>
+        <w:tabs>
+          <w:tab w:val="num" w:pos="6480"/>
+        </w:tabs>
+        <w:ind w:left="6480" w:hanging="360"/>
+      </w:pPr>
+      <w:rPr>
+        <w:rFonts w:ascii="Wingdings" w:hAnsi="Wingdings" w:hint="default"/>
+        <w:sz w:val="20"/>
+      </w:rPr>
+    </w:lvl>
+  </w:abstractNum>
+  <w:abstractNum w:abstractNumId="11" w15:restartNumberingAfterBreak="0">
+    <w:nsid w:val="25334B30"/>
+    <w:multiLevelType w:val="multilevel"/>
+    <w:tmpl w:val="7C58A9DE"/>
+    <w:lvl w:ilvl="0">
+      <w:start w:val="1"/>
+      <w:numFmt w:val="bullet"/>
+      <w:lvlText w:val=""/>
+      <w:lvlJc w:val="left"/>
+      <w:pPr>
+        <w:tabs>
+          <w:tab w:val="num" w:pos="720"/>
+        </w:tabs>
+        <w:ind w:left="720" w:hanging="360"/>
+      </w:pPr>
+      <w:rPr>
+        <w:rFonts w:ascii="Symbol" w:hAnsi="Symbol" w:hint="default"/>
+        <w:sz w:val="20"/>
+      </w:rPr>
+    </w:lvl>
+    <w:lvl w:ilvl="1" w:tentative="1">
+      <w:start w:val="1"/>
+      <w:numFmt w:val="bullet"/>
+      <w:lvlText w:val="o"/>
+      <w:lvlJc w:val="left"/>
+      <w:pPr>
+        <w:tabs>
+          <w:tab w:val="num" w:pos="1440"/>
+        </w:tabs>
+        <w:ind w:left="1440" w:hanging="360"/>
+      </w:pPr>
+      <w:rPr>
+        <w:rFonts w:ascii="Courier New" w:hAnsi="Courier New" w:hint="default"/>
+        <w:sz w:val="20"/>
+      </w:rPr>
+    </w:lvl>
+    <w:lvl w:ilvl="2" w:tentative="1">
+      <w:start w:val="1"/>
+      <w:numFmt w:val="bullet"/>
+      <w:lvlText w:val=""/>
+      <w:lvlJc w:val="left"/>
+      <w:pPr>
+        <w:tabs>
+          <w:tab w:val="num" w:pos="2160"/>
+        </w:tabs>
+        <w:ind w:left="2160" w:hanging="360"/>
+      </w:pPr>
+      <w:rPr>
+        <w:rFonts w:ascii="Wingdings" w:hAnsi="Wingdings" w:hint="default"/>
+        <w:sz w:val="20"/>
+      </w:rPr>
+    </w:lvl>
+    <w:lvl w:ilvl="3" w:tentative="1">
+      <w:start w:val="1"/>
+      <w:numFmt w:val="bullet"/>
+      <w:lvlText w:val=""/>
+      <w:lvlJc w:val="left"/>
+      <w:pPr>
+        <w:tabs>
+          <w:tab w:val="num" w:pos="2880"/>
+        </w:tabs>
+        <w:ind w:left="2880" w:hanging="360"/>
+      </w:pPr>
+      <w:rPr>
+        <w:rFonts w:ascii="Wingdings" w:hAnsi="Wingdings" w:hint="default"/>
+        <w:sz w:val="20"/>
+      </w:rPr>
+    </w:lvl>
+    <w:lvl w:ilvl="4" w:tentative="1">
+      <w:start w:val="1"/>
+      <w:numFmt w:val="bullet"/>
+      <w:lvlText w:val=""/>
+      <w:lvlJc w:val="left"/>
+      <w:pPr>
+        <w:tabs>
+          <w:tab w:val="num" w:pos="3600"/>
+        </w:tabs>
+        <w:ind w:left="3600" w:hanging="360"/>
+      </w:pPr>
+      <w:rPr>
+        <w:rFonts w:ascii="Wingdings" w:hAnsi="Wingdings" w:hint="default"/>
+        <w:sz w:val="20"/>
+      </w:rPr>
+    </w:lvl>
+    <w:lvl w:ilvl="5" w:tentative="1">
+      <w:start w:val="1"/>
+      <w:numFmt w:val="bullet"/>
+      <w:lvlText w:val=""/>
+      <w:lvlJc w:val="left"/>
+      <w:pPr>
+        <w:tabs>
+          <w:tab w:val="num" w:pos="4320"/>
+        </w:tabs>
+        <w:ind w:left="4320" w:hanging="360"/>
+      </w:pPr>
+      <w:rPr>
+        <w:rFonts w:ascii="Wingdings" w:hAnsi="Wingdings" w:hint="default"/>
+        <w:sz w:val="20"/>
+      </w:rPr>
+    </w:lvl>
+    <w:lvl w:ilvl="6" w:tentative="1">
+      <w:start w:val="1"/>
+      <w:numFmt w:val="bullet"/>
+      <w:lvlText w:val=""/>
+      <w:lvlJc w:val="left"/>
+      <w:pPr>
+        <w:tabs>
+          <w:tab w:val="num" w:pos="5040"/>
+        </w:tabs>
+        <w:ind w:left="5040" w:hanging="360"/>
+      </w:pPr>
+      <w:rPr>
+        <w:rFonts w:ascii="Wingdings" w:hAnsi="Wingdings" w:hint="default"/>
+        <w:sz w:val="20"/>
+      </w:rPr>
+    </w:lvl>
+    <w:lvl w:ilvl="7" w:tentative="1">
+      <w:start w:val="1"/>
+      <w:numFmt w:val="bullet"/>
+      <w:lvlText w:val=""/>
+      <w:lvlJc w:val="left"/>
+      <w:pPr>
+        <w:tabs>
+          <w:tab w:val="num" w:pos="5760"/>
+        </w:tabs>
+        <w:ind w:left="5760" w:hanging="360"/>
+      </w:pPr>
+      <w:rPr>
+        <w:rFonts w:ascii="Wingdings" w:hAnsi="Wingdings" w:hint="default"/>
+        <w:sz w:val="20"/>
+      </w:rPr>
+    </w:lvl>
+    <w:lvl w:ilvl="8" w:tentative="1">
+      <w:start w:val="1"/>
+      <w:numFmt w:val="bullet"/>
+      <w:lvlText w:val=""/>
+      <w:lvlJc w:val="left"/>
+      <w:pPr>
+        <w:tabs>
+          <w:tab w:val="num" w:pos="6480"/>
+        </w:tabs>
+        <w:ind w:left="6480" w:hanging="360"/>
+      </w:pPr>
+      <w:rPr>
+        <w:rFonts w:ascii="Wingdings" w:hAnsi="Wingdings" w:hint="default"/>
+        <w:sz w:val="20"/>
+      </w:rPr>
+    </w:lvl>
+  </w:abstractNum>
+  <w:abstractNum w:abstractNumId="12" w15:restartNumberingAfterBreak="0">
     <w:nsid w:val="26A54634"/>
     <w:multiLevelType w:val="multilevel"/>
     <w:tmpl w:val="09426C8C"/>
@@ -8794,7 +12053,7 @@
       </w:rPr>
     </w:lvl>
   </w:abstractNum>
-  <w:abstractNum w:abstractNumId="7" w15:restartNumberingAfterBreak="0">
+  <w:abstractNum w:abstractNumId="13" w15:restartNumberingAfterBreak="0">
     <w:nsid w:val="26DD2AF0"/>
     <w:multiLevelType w:val="multilevel"/>
     <w:tmpl w:val="FBB26990"/>
@@ -8943,7 +12202,7 @@
       </w:rPr>
     </w:lvl>
   </w:abstractNum>
-  <w:abstractNum w:abstractNumId="8" w15:restartNumberingAfterBreak="0">
+  <w:abstractNum w:abstractNumId="14" w15:restartNumberingAfterBreak="0">
     <w:nsid w:val="27052032"/>
     <w:multiLevelType w:val="multilevel"/>
     <w:tmpl w:val="96CA3010"/>
@@ -9092,7 +12351,7 @@
       </w:rPr>
     </w:lvl>
   </w:abstractNum>
-  <w:abstractNum w:abstractNumId="9" w15:restartNumberingAfterBreak="0">
+  <w:abstractNum w:abstractNumId="15" w15:restartNumberingAfterBreak="0">
     <w:nsid w:val="2DD50B54"/>
     <w:multiLevelType w:val="multilevel"/>
     <w:tmpl w:val="90CC85EE"/>
@@ -9241,7 +12500,7 @@
       </w:rPr>
     </w:lvl>
   </w:abstractNum>
-  <w:abstractNum w:abstractNumId="10" w15:restartNumberingAfterBreak="0">
+  <w:abstractNum w:abstractNumId="16" w15:restartNumberingAfterBreak="0">
     <w:nsid w:val="2E9305A0"/>
     <w:multiLevelType w:val="multilevel"/>
     <w:tmpl w:val="1004CA32"/>
@@ -9390,7 +12649,156 @@
       </w:rPr>
     </w:lvl>
   </w:abstractNum>
-  <w:abstractNum w:abstractNumId="11" w15:restartNumberingAfterBreak="0">
+  <w:abstractNum w:abstractNumId="17" w15:restartNumberingAfterBreak="0">
+    <w:nsid w:val="32063A71"/>
+    <w:multiLevelType w:val="multilevel"/>
+    <w:tmpl w:val="7308742E"/>
+    <w:lvl w:ilvl="0">
+      <w:start w:val="1"/>
+      <w:numFmt w:val="bullet"/>
+      <w:lvlText w:val=""/>
+      <w:lvlJc w:val="left"/>
+      <w:pPr>
+        <w:tabs>
+          <w:tab w:val="num" w:pos="720"/>
+        </w:tabs>
+        <w:ind w:left="720" w:hanging="360"/>
+      </w:pPr>
+      <w:rPr>
+        <w:rFonts w:ascii="Symbol" w:hAnsi="Symbol" w:hint="default"/>
+        <w:sz w:val="20"/>
+      </w:rPr>
+    </w:lvl>
+    <w:lvl w:ilvl="1" w:tentative="1">
+      <w:start w:val="1"/>
+      <w:numFmt w:val="bullet"/>
+      <w:lvlText w:val="o"/>
+      <w:lvlJc w:val="left"/>
+      <w:pPr>
+        <w:tabs>
+          <w:tab w:val="num" w:pos="1440"/>
+        </w:tabs>
+        <w:ind w:left="1440" w:hanging="360"/>
+      </w:pPr>
+      <w:rPr>
+        <w:rFonts w:ascii="Courier New" w:hAnsi="Courier New" w:hint="default"/>
+        <w:sz w:val="20"/>
+      </w:rPr>
+    </w:lvl>
+    <w:lvl w:ilvl="2" w:tentative="1">
+      <w:start w:val="1"/>
+      <w:numFmt w:val="bullet"/>
+      <w:lvlText w:val=""/>
+      <w:lvlJc w:val="left"/>
+      <w:pPr>
+        <w:tabs>
+          <w:tab w:val="num" w:pos="2160"/>
+        </w:tabs>
+        <w:ind w:left="2160" w:hanging="360"/>
+      </w:pPr>
+      <w:rPr>
+        <w:rFonts w:ascii="Wingdings" w:hAnsi="Wingdings" w:hint="default"/>
+        <w:sz w:val="20"/>
+      </w:rPr>
+    </w:lvl>
+    <w:lvl w:ilvl="3" w:tentative="1">
+      <w:start w:val="1"/>
+      <w:numFmt w:val="bullet"/>
+      <w:lvlText w:val=""/>
+      <w:lvlJc w:val="left"/>
+      <w:pPr>
+        <w:tabs>
+          <w:tab w:val="num" w:pos="2880"/>
+        </w:tabs>
+        <w:ind w:left="2880" w:hanging="360"/>
+      </w:pPr>
+      <w:rPr>
+        <w:rFonts w:ascii="Wingdings" w:hAnsi="Wingdings" w:hint="default"/>
+        <w:sz w:val="20"/>
+      </w:rPr>
+    </w:lvl>
+    <w:lvl w:ilvl="4" w:tentative="1">
+      <w:start w:val="1"/>
+      <w:numFmt w:val="bullet"/>
+      <w:lvlText w:val=""/>
+      <w:lvlJc w:val="left"/>
+      <w:pPr>
+        <w:tabs>
+          <w:tab w:val="num" w:pos="3600"/>
+        </w:tabs>
+        <w:ind w:left="3600" w:hanging="360"/>
+      </w:pPr>
+      <w:rPr>
+        <w:rFonts w:ascii="Wingdings" w:hAnsi="Wingdings" w:hint="default"/>
+        <w:sz w:val="20"/>
+      </w:rPr>
+    </w:lvl>
+    <w:lvl w:ilvl="5" w:tentative="1">
+      <w:start w:val="1"/>
+      <w:numFmt w:val="bullet"/>
+      <w:lvlText w:val=""/>
+      <w:lvlJc w:val="left"/>
+      <w:pPr>
+        <w:tabs>
+          <w:tab w:val="num" w:pos="4320"/>
+        </w:tabs>
+        <w:ind w:left="4320" w:hanging="360"/>
+      </w:pPr>
+      <w:rPr>
+        <w:rFonts w:ascii="Wingdings" w:hAnsi="Wingdings" w:hint="default"/>
+        <w:sz w:val="20"/>
+      </w:rPr>
+    </w:lvl>
+    <w:lvl w:ilvl="6" w:tentative="1">
+      <w:start w:val="1"/>
+      <w:numFmt w:val="bullet"/>
+      <w:lvlText w:val=""/>
+      <w:lvlJc w:val="left"/>
+      <w:pPr>
+        <w:tabs>
+          <w:tab w:val="num" w:pos="5040"/>
+        </w:tabs>
+        <w:ind w:left="5040" w:hanging="360"/>
+      </w:pPr>
+      <w:rPr>
+        <w:rFonts w:ascii="Wingdings" w:hAnsi="Wingdings" w:hint="default"/>
+        <w:sz w:val="20"/>
+      </w:rPr>
+    </w:lvl>
+    <w:lvl w:ilvl="7" w:tentative="1">
+      <w:start w:val="1"/>
+      <w:numFmt w:val="bullet"/>
+      <w:lvlText w:val=""/>
+      <w:lvlJc w:val="left"/>
+      <w:pPr>
+        <w:tabs>
+          <w:tab w:val="num" w:pos="5760"/>
+        </w:tabs>
+        <w:ind w:left="5760" w:hanging="360"/>
+      </w:pPr>
+      <w:rPr>
+        <w:rFonts w:ascii="Wingdings" w:hAnsi="Wingdings" w:hint="default"/>
+        <w:sz w:val="20"/>
+      </w:rPr>
+    </w:lvl>
+    <w:lvl w:ilvl="8" w:tentative="1">
+      <w:start w:val="1"/>
+      <w:numFmt w:val="bullet"/>
+      <w:lvlText w:val=""/>
+      <w:lvlJc w:val="left"/>
+      <w:pPr>
+        <w:tabs>
+          <w:tab w:val="num" w:pos="6480"/>
+        </w:tabs>
+        <w:ind w:left="6480" w:hanging="360"/>
+      </w:pPr>
+      <w:rPr>
+        <w:rFonts w:ascii="Wingdings" w:hAnsi="Wingdings" w:hint="default"/>
+        <w:sz w:val="20"/>
+      </w:rPr>
+    </w:lvl>
+  </w:abstractNum>
+  <w:abstractNum w:abstractNumId="18" w15:restartNumberingAfterBreak="0">
     <w:nsid w:val="33D108F4"/>
     <w:multiLevelType w:val="multilevel"/>
     <w:tmpl w:val="30663748"/>
@@ -9503,7 +12911,7 @@
       </w:pPr>
     </w:lvl>
   </w:abstractNum>
-  <w:abstractNum w:abstractNumId="12" w15:restartNumberingAfterBreak="0">
+  <w:abstractNum w:abstractNumId="19" w15:restartNumberingAfterBreak="0">
     <w:nsid w:val="3CE84817"/>
     <w:multiLevelType w:val="multilevel"/>
     <w:tmpl w:val="D71CEE9A"/>
@@ -9652,7 +13060,7 @@
       </w:rPr>
     </w:lvl>
   </w:abstractNum>
-  <w:abstractNum w:abstractNumId="13" w15:restartNumberingAfterBreak="0">
+  <w:abstractNum w:abstractNumId="20" w15:restartNumberingAfterBreak="0">
     <w:nsid w:val="440E7E20"/>
     <w:multiLevelType w:val="multilevel"/>
     <w:tmpl w:val="C1765014"/>
@@ -9801,7 +13209,156 @@
       </w:rPr>
     </w:lvl>
   </w:abstractNum>
-  <w:abstractNum w:abstractNumId="14" w15:restartNumberingAfterBreak="0">
+  <w:abstractNum w:abstractNumId="21" w15:restartNumberingAfterBreak="0">
+    <w:nsid w:val="55CD65D1"/>
+    <w:multiLevelType w:val="multilevel"/>
+    <w:tmpl w:val="AF2C9926"/>
+    <w:lvl w:ilvl="0">
+      <w:start w:val="1"/>
+      <w:numFmt w:val="bullet"/>
+      <w:lvlText w:val=""/>
+      <w:lvlJc w:val="left"/>
+      <w:pPr>
+        <w:tabs>
+          <w:tab w:val="num" w:pos="720"/>
+        </w:tabs>
+        <w:ind w:left="720" w:hanging="360"/>
+      </w:pPr>
+      <w:rPr>
+        <w:rFonts w:ascii="Symbol" w:hAnsi="Symbol" w:hint="default"/>
+        <w:sz w:val="20"/>
+      </w:rPr>
+    </w:lvl>
+    <w:lvl w:ilvl="1">
+      <w:start w:val="1"/>
+      <w:numFmt w:val="bullet"/>
+      <w:lvlText w:val="o"/>
+      <w:lvlJc w:val="left"/>
+      <w:pPr>
+        <w:tabs>
+          <w:tab w:val="num" w:pos="1440"/>
+        </w:tabs>
+        <w:ind w:left="1440" w:hanging="360"/>
+      </w:pPr>
+      <w:rPr>
+        <w:rFonts w:ascii="Courier New" w:hAnsi="Courier New" w:hint="default"/>
+        <w:sz w:val="20"/>
+      </w:rPr>
+    </w:lvl>
+    <w:lvl w:ilvl="2" w:tentative="1">
+      <w:start w:val="1"/>
+      <w:numFmt w:val="bullet"/>
+      <w:lvlText w:val=""/>
+      <w:lvlJc w:val="left"/>
+      <w:pPr>
+        <w:tabs>
+          <w:tab w:val="num" w:pos="2160"/>
+        </w:tabs>
+        <w:ind w:left="2160" w:hanging="360"/>
+      </w:pPr>
+      <w:rPr>
+        <w:rFonts w:ascii="Wingdings" w:hAnsi="Wingdings" w:hint="default"/>
+        <w:sz w:val="20"/>
+      </w:rPr>
+    </w:lvl>
+    <w:lvl w:ilvl="3" w:tentative="1">
+      <w:start w:val="1"/>
+      <w:numFmt w:val="bullet"/>
+      <w:lvlText w:val=""/>
+      <w:lvlJc w:val="left"/>
+      <w:pPr>
+        <w:tabs>
+          <w:tab w:val="num" w:pos="2880"/>
+        </w:tabs>
+        <w:ind w:left="2880" w:hanging="360"/>
+      </w:pPr>
+      <w:rPr>
+        <w:rFonts w:ascii="Wingdings" w:hAnsi="Wingdings" w:hint="default"/>
+        <w:sz w:val="20"/>
+      </w:rPr>
+    </w:lvl>
+    <w:lvl w:ilvl="4" w:tentative="1">
+      <w:start w:val="1"/>
+      <w:numFmt w:val="bullet"/>
+      <w:lvlText w:val=""/>
+      <w:lvlJc w:val="left"/>
+      <w:pPr>
+        <w:tabs>
+          <w:tab w:val="num" w:pos="3600"/>
+        </w:tabs>
+        <w:ind w:left="3600" w:hanging="360"/>
+      </w:pPr>
+      <w:rPr>
+        <w:rFonts w:ascii="Wingdings" w:hAnsi="Wingdings" w:hint="default"/>
+        <w:sz w:val="20"/>
+      </w:rPr>
+    </w:lvl>
+    <w:lvl w:ilvl="5" w:tentative="1">
+      <w:start w:val="1"/>
+      <w:numFmt w:val="bullet"/>
+      <w:lvlText w:val=""/>
+      <w:lvlJc w:val="left"/>
+      <w:pPr>
+        <w:tabs>
+          <w:tab w:val="num" w:pos="4320"/>
+        </w:tabs>
+        <w:ind w:left="4320" w:hanging="360"/>
+      </w:pPr>
+      <w:rPr>
+        <w:rFonts w:ascii="Wingdings" w:hAnsi="Wingdings" w:hint="default"/>
+        <w:sz w:val="20"/>
+      </w:rPr>
+    </w:lvl>
+    <w:lvl w:ilvl="6" w:tentative="1">
+      <w:start w:val="1"/>
+      <w:numFmt w:val="bullet"/>
+      <w:lvlText w:val=""/>
+      <w:lvlJc w:val="left"/>
+      <w:pPr>
+        <w:tabs>
+          <w:tab w:val="num" w:pos="5040"/>
+        </w:tabs>
+        <w:ind w:left="5040" w:hanging="360"/>
+      </w:pPr>
+      <w:rPr>
+        <w:rFonts w:ascii="Wingdings" w:hAnsi="Wingdings" w:hint="default"/>
+        <w:sz w:val="20"/>
+      </w:rPr>
+    </w:lvl>
+    <w:lvl w:ilvl="7" w:tentative="1">
+      <w:start w:val="1"/>
+      <w:numFmt w:val="bullet"/>
+      <w:lvlText w:val=""/>
+      <w:lvlJc w:val="left"/>
+      <w:pPr>
+        <w:tabs>
+          <w:tab w:val="num" w:pos="5760"/>
+        </w:tabs>
+        <w:ind w:left="5760" w:hanging="360"/>
+      </w:pPr>
+      <w:rPr>
+        <w:rFonts w:ascii="Wingdings" w:hAnsi="Wingdings" w:hint="default"/>
+        <w:sz w:val="20"/>
+      </w:rPr>
+    </w:lvl>
+    <w:lvl w:ilvl="8" w:tentative="1">
+      <w:start w:val="1"/>
+      <w:numFmt w:val="bullet"/>
+      <w:lvlText w:val=""/>
+      <w:lvlJc w:val="left"/>
+      <w:pPr>
+        <w:tabs>
+          <w:tab w:val="num" w:pos="6480"/>
+        </w:tabs>
+        <w:ind w:left="6480" w:hanging="360"/>
+      </w:pPr>
+      <w:rPr>
+        <w:rFonts w:ascii="Wingdings" w:hAnsi="Wingdings" w:hint="default"/>
+        <w:sz w:val="20"/>
+      </w:rPr>
+    </w:lvl>
+  </w:abstractNum>
+  <w:abstractNum w:abstractNumId="22" w15:restartNumberingAfterBreak="0">
     <w:nsid w:val="58FB643A"/>
     <w:multiLevelType w:val="multilevel"/>
     <w:tmpl w:val="A44EBCBA"/>
@@ -9950,7 +13507,7 @@
       </w:rPr>
     </w:lvl>
   </w:abstractNum>
-  <w:abstractNum w:abstractNumId="15" w15:restartNumberingAfterBreak="0">
+  <w:abstractNum w:abstractNumId="23" w15:restartNumberingAfterBreak="0">
     <w:nsid w:val="5BAC1506"/>
     <w:multiLevelType w:val="multilevel"/>
     <w:tmpl w:val="6B42268E"/>
@@ -10099,7 +13656,7 @@
       </w:rPr>
     </w:lvl>
   </w:abstractNum>
-  <w:abstractNum w:abstractNumId="16" w15:restartNumberingAfterBreak="0">
+  <w:abstractNum w:abstractNumId="24" w15:restartNumberingAfterBreak="0">
     <w:nsid w:val="5F796A09"/>
     <w:multiLevelType w:val="multilevel"/>
     <w:tmpl w:val="30B26ACA"/>
@@ -10248,7 +13805,7 @@
       </w:rPr>
     </w:lvl>
   </w:abstractNum>
-  <w:abstractNum w:abstractNumId="17" w15:restartNumberingAfterBreak="0">
+  <w:abstractNum w:abstractNumId="25" w15:restartNumberingAfterBreak="0">
     <w:nsid w:val="6C041FF1"/>
     <w:multiLevelType w:val="multilevel"/>
     <w:tmpl w:val="48B81A8C"/>
@@ -10397,7 +13954,7 @@
       </w:rPr>
     </w:lvl>
   </w:abstractNum>
-  <w:abstractNum w:abstractNumId="18" w15:restartNumberingAfterBreak="0">
+  <w:abstractNum w:abstractNumId="26" w15:restartNumberingAfterBreak="0">
     <w:nsid w:val="6D4117EA"/>
     <w:multiLevelType w:val="multilevel"/>
     <w:tmpl w:val="4378D646"/>
@@ -10546,7 +14103,305 @@
       </w:rPr>
     </w:lvl>
   </w:abstractNum>
-  <w:abstractNum w:abstractNumId="19" w15:restartNumberingAfterBreak="0">
+  <w:abstractNum w:abstractNumId="27" w15:restartNumberingAfterBreak="0">
+    <w:nsid w:val="759A6D4D"/>
+    <w:multiLevelType w:val="multilevel"/>
+    <w:tmpl w:val="EAF8D31E"/>
+    <w:lvl w:ilvl="0">
+      <w:start w:val="1"/>
+      <w:numFmt w:val="bullet"/>
+      <w:lvlText w:val=""/>
+      <w:lvlJc w:val="left"/>
+      <w:pPr>
+        <w:tabs>
+          <w:tab w:val="num" w:pos="720"/>
+        </w:tabs>
+        <w:ind w:left="720" w:hanging="360"/>
+      </w:pPr>
+      <w:rPr>
+        <w:rFonts w:ascii="Symbol" w:hAnsi="Symbol" w:hint="default"/>
+        <w:sz w:val="20"/>
+      </w:rPr>
+    </w:lvl>
+    <w:lvl w:ilvl="1" w:tentative="1">
+      <w:start w:val="1"/>
+      <w:numFmt w:val="bullet"/>
+      <w:lvlText w:val="o"/>
+      <w:lvlJc w:val="left"/>
+      <w:pPr>
+        <w:tabs>
+          <w:tab w:val="num" w:pos="1440"/>
+        </w:tabs>
+        <w:ind w:left="1440" w:hanging="360"/>
+      </w:pPr>
+      <w:rPr>
+        <w:rFonts w:ascii="Courier New" w:hAnsi="Courier New" w:hint="default"/>
+        <w:sz w:val="20"/>
+      </w:rPr>
+    </w:lvl>
+    <w:lvl w:ilvl="2" w:tentative="1">
+      <w:start w:val="1"/>
+      <w:numFmt w:val="bullet"/>
+      <w:lvlText w:val=""/>
+      <w:lvlJc w:val="left"/>
+      <w:pPr>
+        <w:tabs>
+          <w:tab w:val="num" w:pos="2160"/>
+        </w:tabs>
+        <w:ind w:left="2160" w:hanging="360"/>
+      </w:pPr>
+      <w:rPr>
+        <w:rFonts w:ascii="Wingdings" w:hAnsi="Wingdings" w:hint="default"/>
+        <w:sz w:val="20"/>
+      </w:rPr>
+    </w:lvl>
+    <w:lvl w:ilvl="3" w:tentative="1">
+      <w:start w:val="1"/>
+      <w:numFmt w:val="bullet"/>
+      <w:lvlText w:val=""/>
+      <w:lvlJc w:val="left"/>
+      <w:pPr>
+        <w:tabs>
+          <w:tab w:val="num" w:pos="2880"/>
+        </w:tabs>
+        <w:ind w:left="2880" w:hanging="360"/>
+      </w:pPr>
+      <w:rPr>
+        <w:rFonts w:ascii="Wingdings" w:hAnsi="Wingdings" w:hint="default"/>
+        <w:sz w:val="20"/>
+      </w:rPr>
+    </w:lvl>
+    <w:lvl w:ilvl="4" w:tentative="1">
+      <w:start w:val="1"/>
+      <w:numFmt w:val="bullet"/>
+      <w:lvlText w:val=""/>
+      <w:lvlJc w:val="left"/>
+      <w:pPr>
+        <w:tabs>
+          <w:tab w:val="num" w:pos="3600"/>
+        </w:tabs>
+        <w:ind w:left="3600" w:hanging="360"/>
+      </w:pPr>
+      <w:rPr>
+        <w:rFonts w:ascii="Wingdings" w:hAnsi="Wingdings" w:hint="default"/>
+        <w:sz w:val="20"/>
+      </w:rPr>
+    </w:lvl>
+    <w:lvl w:ilvl="5" w:tentative="1">
+      <w:start w:val="1"/>
+      <w:numFmt w:val="bullet"/>
+      <w:lvlText w:val=""/>
+      <w:lvlJc w:val="left"/>
+      <w:pPr>
+        <w:tabs>
+          <w:tab w:val="num" w:pos="4320"/>
+        </w:tabs>
+        <w:ind w:left="4320" w:hanging="360"/>
+      </w:pPr>
+      <w:rPr>
+        <w:rFonts w:ascii="Wingdings" w:hAnsi="Wingdings" w:hint="default"/>
+        <w:sz w:val="20"/>
+      </w:rPr>
+    </w:lvl>
+    <w:lvl w:ilvl="6" w:tentative="1">
+      <w:start w:val="1"/>
+      <w:numFmt w:val="bullet"/>
+      <w:lvlText w:val=""/>
+      <w:lvlJc w:val="left"/>
+      <w:pPr>
+        <w:tabs>
+          <w:tab w:val="num" w:pos="5040"/>
+        </w:tabs>
+        <w:ind w:left="5040" w:hanging="360"/>
+      </w:pPr>
+      <w:rPr>
+        <w:rFonts w:ascii="Wingdings" w:hAnsi="Wingdings" w:hint="default"/>
+        <w:sz w:val="20"/>
+      </w:rPr>
+    </w:lvl>
+    <w:lvl w:ilvl="7" w:tentative="1">
+      <w:start w:val="1"/>
+      <w:numFmt w:val="bullet"/>
+      <w:lvlText w:val=""/>
+      <w:lvlJc w:val="left"/>
+      <w:pPr>
+        <w:tabs>
+          <w:tab w:val="num" w:pos="5760"/>
+        </w:tabs>
+        <w:ind w:left="5760" w:hanging="360"/>
+      </w:pPr>
+      <w:rPr>
+        <w:rFonts w:ascii="Wingdings" w:hAnsi="Wingdings" w:hint="default"/>
+        <w:sz w:val="20"/>
+      </w:rPr>
+    </w:lvl>
+    <w:lvl w:ilvl="8" w:tentative="1">
+      <w:start w:val="1"/>
+      <w:numFmt w:val="bullet"/>
+      <w:lvlText w:val=""/>
+      <w:lvlJc w:val="left"/>
+      <w:pPr>
+        <w:tabs>
+          <w:tab w:val="num" w:pos="6480"/>
+        </w:tabs>
+        <w:ind w:left="6480" w:hanging="360"/>
+      </w:pPr>
+      <w:rPr>
+        <w:rFonts w:ascii="Wingdings" w:hAnsi="Wingdings" w:hint="default"/>
+        <w:sz w:val="20"/>
+      </w:rPr>
+    </w:lvl>
+  </w:abstractNum>
+  <w:abstractNum w:abstractNumId="28" w15:restartNumberingAfterBreak="0">
+    <w:nsid w:val="77391F6C"/>
+    <w:multiLevelType w:val="multilevel"/>
+    <w:tmpl w:val="781E8D94"/>
+    <w:lvl w:ilvl="0">
+      <w:start w:val="1"/>
+      <w:numFmt w:val="bullet"/>
+      <w:lvlText w:val=""/>
+      <w:lvlJc w:val="left"/>
+      <w:pPr>
+        <w:tabs>
+          <w:tab w:val="num" w:pos="720"/>
+        </w:tabs>
+        <w:ind w:left="720" w:hanging="360"/>
+      </w:pPr>
+      <w:rPr>
+        <w:rFonts w:ascii="Symbol" w:hAnsi="Symbol" w:hint="default"/>
+        <w:sz w:val="20"/>
+      </w:rPr>
+    </w:lvl>
+    <w:lvl w:ilvl="1" w:tentative="1">
+      <w:start w:val="1"/>
+      <w:numFmt w:val="bullet"/>
+      <w:lvlText w:val="o"/>
+      <w:lvlJc w:val="left"/>
+      <w:pPr>
+        <w:tabs>
+          <w:tab w:val="num" w:pos="1440"/>
+        </w:tabs>
+        <w:ind w:left="1440" w:hanging="360"/>
+      </w:pPr>
+      <w:rPr>
+        <w:rFonts w:ascii="Courier New" w:hAnsi="Courier New" w:hint="default"/>
+        <w:sz w:val="20"/>
+      </w:rPr>
+    </w:lvl>
+    <w:lvl w:ilvl="2" w:tentative="1">
+      <w:start w:val="1"/>
+      <w:numFmt w:val="bullet"/>
+      <w:lvlText w:val=""/>
+      <w:lvlJc w:val="left"/>
+      <w:pPr>
+        <w:tabs>
+          <w:tab w:val="num" w:pos="2160"/>
+        </w:tabs>
+        <w:ind w:left="2160" w:hanging="360"/>
+      </w:pPr>
+      <w:rPr>
+        <w:rFonts w:ascii="Wingdings" w:hAnsi="Wingdings" w:hint="default"/>
+        <w:sz w:val="20"/>
+      </w:rPr>
+    </w:lvl>
+    <w:lvl w:ilvl="3" w:tentative="1">
+      <w:start w:val="1"/>
+      <w:numFmt w:val="bullet"/>
+      <w:lvlText w:val=""/>
+      <w:lvlJc w:val="left"/>
+      <w:pPr>
+        <w:tabs>
+          <w:tab w:val="num" w:pos="2880"/>
+        </w:tabs>
+        <w:ind w:left="2880" w:hanging="360"/>
+      </w:pPr>
+      <w:rPr>
+        <w:rFonts w:ascii="Wingdings" w:hAnsi="Wingdings" w:hint="default"/>
+        <w:sz w:val="20"/>
+      </w:rPr>
+    </w:lvl>
+    <w:lvl w:ilvl="4" w:tentative="1">
+      <w:start w:val="1"/>
+      <w:numFmt w:val="bullet"/>
+      <w:lvlText w:val=""/>
+      <w:lvlJc w:val="left"/>
+      <w:pPr>
+        <w:tabs>
+          <w:tab w:val="num" w:pos="3600"/>
+        </w:tabs>
+        <w:ind w:left="3600" w:hanging="360"/>
+      </w:pPr>
+      <w:rPr>
+        <w:rFonts w:ascii="Wingdings" w:hAnsi="Wingdings" w:hint="default"/>
+        <w:sz w:val="20"/>
+      </w:rPr>
+    </w:lvl>
+    <w:lvl w:ilvl="5" w:tentative="1">
+      <w:start w:val="1"/>
+      <w:numFmt w:val="bullet"/>
+      <w:lvlText w:val=""/>
+      <w:lvlJc w:val="left"/>
+      <w:pPr>
+        <w:tabs>
+          <w:tab w:val="num" w:pos="4320"/>
+        </w:tabs>
+        <w:ind w:left="4320" w:hanging="360"/>
+      </w:pPr>
+      <w:rPr>
+        <w:rFonts w:ascii="Wingdings" w:hAnsi="Wingdings" w:hint="default"/>
+        <w:sz w:val="20"/>
+      </w:rPr>
+    </w:lvl>
+    <w:lvl w:ilvl="6" w:tentative="1">
+      <w:start w:val="1"/>
+      <w:numFmt w:val="bullet"/>
+      <w:lvlText w:val=""/>
+      <w:lvlJc w:val="left"/>
+      <w:pPr>
+        <w:tabs>
+          <w:tab w:val="num" w:pos="5040"/>
+        </w:tabs>
+        <w:ind w:left="5040" w:hanging="360"/>
+      </w:pPr>
+      <w:rPr>
+        <w:rFonts w:ascii="Wingdings" w:hAnsi="Wingdings" w:hint="default"/>
+        <w:sz w:val="20"/>
+      </w:rPr>
+    </w:lvl>
+    <w:lvl w:ilvl="7" w:tentative="1">
+      <w:start w:val="1"/>
+      <w:numFmt w:val="bullet"/>
+      <w:lvlText w:val=""/>
+      <w:lvlJc w:val="left"/>
+      <w:pPr>
+        <w:tabs>
+          <w:tab w:val="num" w:pos="5760"/>
+        </w:tabs>
+        <w:ind w:left="5760" w:hanging="360"/>
+      </w:pPr>
+      <w:rPr>
+        <w:rFonts w:ascii="Wingdings" w:hAnsi="Wingdings" w:hint="default"/>
+        <w:sz w:val="20"/>
+      </w:rPr>
+    </w:lvl>
+    <w:lvl w:ilvl="8" w:tentative="1">
+      <w:start w:val="1"/>
+      <w:numFmt w:val="bullet"/>
+      <w:lvlText w:val=""/>
+      <w:lvlJc w:val="left"/>
+      <w:pPr>
+        <w:tabs>
+          <w:tab w:val="num" w:pos="6480"/>
+        </w:tabs>
+        <w:ind w:left="6480" w:hanging="360"/>
+      </w:pPr>
+      <w:rPr>
+        <w:rFonts w:ascii="Wingdings" w:hAnsi="Wingdings" w:hint="default"/>
+        <w:sz w:val="20"/>
+      </w:rPr>
+    </w:lvl>
+  </w:abstractNum>
+  <w:abstractNum w:abstractNumId="29" w15:restartNumberingAfterBreak="0">
     <w:nsid w:val="77764D27"/>
     <w:multiLevelType w:val="multilevel"/>
     <w:tmpl w:val="110C67CA"/>
@@ -10695,7 +14550,7 @@
       </w:rPr>
     </w:lvl>
   </w:abstractNum>
-  <w:abstractNum w:abstractNumId="20" w15:restartNumberingAfterBreak="0">
+  <w:abstractNum w:abstractNumId="30" w15:restartNumberingAfterBreak="0">
     <w:nsid w:val="7F1C238E"/>
     <w:multiLevelType w:val="multilevel"/>
     <w:tmpl w:val="49AC9C60"/>
@@ -10844,7 +14699,7 @@
       </w:rPr>
     </w:lvl>
   </w:abstractNum>
-  <w:abstractNum w:abstractNumId="21" w15:restartNumberingAfterBreak="0">
+  <w:abstractNum w:abstractNumId="31" w15:restartNumberingAfterBreak="0">
     <w:nsid w:val="7FB2320A"/>
     <w:multiLevelType w:val="multilevel"/>
     <w:tmpl w:val="AC3CF6D6"/>
@@ -10994,69 +14849,99 @@
     </w:lvl>
   </w:abstractNum>
   <w:num w:numId="1" w16cid:durableId="1031995568">
+    <w:abstractNumId w:val="3"/>
+  </w:num>
+  <w:num w:numId="2" w16cid:durableId="144662968">
+    <w:abstractNumId w:val="31"/>
+  </w:num>
+  <w:num w:numId="3" w16cid:durableId="1353216757">
+    <w:abstractNumId w:val="9"/>
+  </w:num>
+  <w:num w:numId="4" w16cid:durableId="1408303340">
     <w:abstractNumId w:val="1"/>
   </w:num>
-  <w:num w:numId="2" w16cid:durableId="144662968">
+  <w:num w:numId="5" w16cid:durableId="1596399432">
+    <w:abstractNumId w:val="30"/>
+  </w:num>
+  <w:num w:numId="6" w16cid:durableId="1625233389">
+    <w:abstractNumId w:val="26"/>
+  </w:num>
+  <w:num w:numId="7" w16cid:durableId="821700856">
+    <w:abstractNumId w:val="8"/>
+  </w:num>
+  <w:num w:numId="8" w16cid:durableId="1619143543">
+    <w:abstractNumId w:val="25"/>
+  </w:num>
+  <w:num w:numId="9" w16cid:durableId="706872125">
+    <w:abstractNumId w:val="16"/>
+  </w:num>
+  <w:num w:numId="10" w16cid:durableId="495150093">
+    <w:abstractNumId w:val="24"/>
+  </w:num>
+  <w:num w:numId="11" w16cid:durableId="1351370126">
+    <w:abstractNumId w:val="6"/>
+  </w:num>
+  <w:num w:numId="12" w16cid:durableId="156193982">
+    <w:abstractNumId w:val="19"/>
+  </w:num>
+  <w:num w:numId="13" w16cid:durableId="1238512941">
+    <w:abstractNumId w:val="12"/>
+  </w:num>
+  <w:num w:numId="14" w16cid:durableId="244532574">
+    <w:abstractNumId w:val="18"/>
+  </w:num>
+  <w:num w:numId="15" w16cid:durableId="1147823385">
+    <w:abstractNumId w:val="23"/>
+  </w:num>
+  <w:num w:numId="16" w16cid:durableId="800077664">
+    <w:abstractNumId w:val="15"/>
+  </w:num>
+  <w:num w:numId="17" w16cid:durableId="290284451">
+    <w:abstractNumId w:val="29"/>
+  </w:num>
+  <w:num w:numId="18" w16cid:durableId="648755121">
+    <w:abstractNumId w:val="14"/>
+  </w:num>
+  <w:num w:numId="19" w16cid:durableId="1059668684">
+    <w:abstractNumId w:val="20"/>
+  </w:num>
+  <w:num w:numId="20" w16cid:durableId="1912353535">
+    <w:abstractNumId w:val="22"/>
+  </w:num>
+  <w:num w:numId="21" w16cid:durableId="237790588">
+    <w:abstractNumId w:val="13"/>
+  </w:num>
+  <w:num w:numId="22" w16cid:durableId="1142190641">
+    <w:abstractNumId w:val="5"/>
+  </w:num>
+  <w:num w:numId="23" w16cid:durableId="1224830946">
+    <w:abstractNumId w:val="17"/>
+  </w:num>
+  <w:num w:numId="24" w16cid:durableId="32191241">
+    <w:abstractNumId w:val="28"/>
+  </w:num>
+  <w:num w:numId="25" w16cid:durableId="1160999851">
+    <w:abstractNumId w:val="10"/>
+  </w:num>
+  <w:num w:numId="26" w16cid:durableId="474831480">
+    <w:abstractNumId w:val="0"/>
+  </w:num>
+  <w:num w:numId="27" w16cid:durableId="57947936">
+    <w:abstractNumId w:val="4"/>
+  </w:num>
+  <w:num w:numId="28" w16cid:durableId="738787955">
+    <w:abstractNumId w:val="11"/>
+  </w:num>
+  <w:num w:numId="29" w16cid:durableId="869073081">
+    <w:abstractNumId w:val="7"/>
+  </w:num>
+  <w:num w:numId="30" w16cid:durableId="1609390919">
     <w:abstractNumId w:val="21"/>
   </w:num>
-  <w:num w:numId="3" w16cid:durableId="1353216757">
-    <w:abstractNumId w:val="5"/>
+  <w:num w:numId="31" w16cid:durableId="1828009009">
+    <w:abstractNumId w:val="27"/>
   </w:num>
-  <w:num w:numId="4" w16cid:durableId="1408303340">
-    <w:abstractNumId w:val="0"/>
-  </w:num>
-  <w:num w:numId="5" w16cid:durableId="1596399432">
-    <w:abstractNumId w:val="20"/>
-  </w:num>
-  <w:num w:numId="6" w16cid:durableId="1625233389">
-    <w:abstractNumId w:val="18"/>
-  </w:num>
-  <w:num w:numId="7" w16cid:durableId="821700856">
-    <w:abstractNumId w:val="4"/>
-  </w:num>
-  <w:num w:numId="8" w16cid:durableId="1619143543">
-    <w:abstractNumId w:val="17"/>
-  </w:num>
-  <w:num w:numId="9" w16cid:durableId="706872125">
-    <w:abstractNumId w:val="10"/>
-  </w:num>
-  <w:num w:numId="10" w16cid:durableId="495150093">
-    <w:abstractNumId w:val="16"/>
-  </w:num>
-  <w:num w:numId="11" w16cid:durableId="1351370126">
-    <w:abstractNumId w:val="3"/>
-  </w:num>
-  <w:num w:numId="12" w16cid:durableId="156193982">
-    <w:abstractNumId w:val="12"/>
-  </w:num>
-  <w:num w:numId="13" w16cid:durableId="1238512941">
-    <w:abstractNumId w:val="6"/>
-  </w:num>
-  <w:num w:numId="14" w16cid:durableId="244532574">
-    <w:abstractNumId w:val="11"/>
-  </w:num>
-  <w:num w:numId="15" w16cid:durableId="1147823385">
-    <w:abstractNumId w:val="15"/>
-  </w:num>
-  <w:num w:numId="16" w16cid:durableId="800077664">
-    <w:abstractNumId w:val="9"/>
-  </w:num>
-  <w:num w:numId="17" w16cid:durableId="290284451">
-    <w:abstractNumId w:val="19"/>
-  </w:num>
-  <w:num w:numId="18" w16cid:durableId="648755121">
-    <w:abstractNumId w:val="8"/>
-  </w:num>
-  <w:num w:numId="19" w16cid:durableId="1059668684">
-    <w:abstractNumId w:val="13"/>
-  </w:num>
-  <w:num w:numId="20" w16cid:durableId="1912353535">
-    <w:abstractNumId w:val="14"/>
-  </w:num>
-  <w:num w:numId="21" w16cid:durableId="237790588">
-    <w:abstractNumId w:val="7"/>
-  </w:num>
-  <w:num w:numId="22" w16cid:durableId="1142190641">
+  <w:num w:numId="32" w16cid:durableId="880239699">
     <w:abstractNumId w:val="2"/>
   </w:num>
 </w:numbering>
@@ -12192,6 +16077,11 @@
       <w14:ligatures w14:val="none"/>
     </w:rPr>
   </w:style>
+  <w:style w:type="character" w:customStyle="1" w:styleId="b">
+    <w:name w:val="ͼb"/>
+    <w:basedOn w:val="DefaultParagraphFont"/>
+    <w:rsid w:val="00AB5792"/>
+  </w:style>
 </w:styles>
 </file>
 
